--- a/Desarrollo tarea semana Semana 15.docx
+++ b/Desarrollo tarea semana Semana 15.docx
@@ -27,15 +27,7 @@
         </w:numPr>
       </w:pPr>
       <w:r>
-        <w:t xml:space="preserve">Cargando proyecto </w:t>
-      </w:r>
-      <w:proofErr w:type="spellStart"/>
-      <w:r>
-        <w:t>Ecommerce</w:t>
-      </w:r>
-      <w:proofErr w:type="spellEnd"/>
-      <w:r>
-        <w:t>:</w:t>
+        <w:t>Cargando proyecto Ecommerce:</w:t>
       </w:r>
     </w:p>
     <w:p>
@@ -1114,6 +1106,8156 @@
         </w:drawing>
       </w:r>
     </w:p>
+    <w:p>
+      <w:pPr>
+        <w:pStyle w:val="Prrafodelista"/>
+      </w:pPr>
+    </w:p>
+    <w:p>
+      <w:pPr>
+        <w:jc w:val="center"/>
+        <w:rPr>
+          <w:b/>
+          <w:bCs/>
+        </w:rPr>
+      </w:pPr>
+      <w:r>
+        <w:rPr>
+          <w:b/>
+          <w:bCs/>
+        </w:rPr>
+        <w:t>Detalle de End Point´s utilizados para la entrega.</w:t>
+      </w:r>
+    </w:p>
+    <w:p>
+      <w:pPr>
+        <w:shd w:val="clear" w:color="auto" w:fill="FFFFFF"/>
+        <w:spacing w:before="100" w:beforeAutospacing="1" w:after="0" w:line="240" w:lineRule="auto"/>
+        <w:rPr>
+          <w:rFonts w:ascii="Segoe UI" w:eastAsia="Times New Roman" w:hAnsi="Segoe UI" w:cs="Segoe UI"/>
+          <w:color w:val="333333"/>
+          <w:sz w:val="23"/>
+          <w:szCs w:val="23"/>
+          <w:lang w:eastAsia="es-SV"/>
+        </w:rPr>
+      </w:pPr>
+      <w:r>
+        <w:rPr>
+          <w:rFonts w:ascii="Segoe UI" w:eastAsia="Times New Roman" w:hAnsi="Segoe UI" w:cs="Segoe UI"/>
+          <w:color w:val="333333"/>
+          <w:sz w:val="23"/>
+          <w:szCs w:val="23"/>
+          <w:lang w:eastAsia="es-SV"/>
+        </w:rPr>
+        <w:t>Registrar un nuevo producto.</w:t>
+      </w:r>
+    </w:p>
+    <w:tbl>
+      <w:tblPr>
+        <w:tblStyle w:val="Tablaconcuadrcula"/>
+        <w:tblW w:w="0" w:type="auto"/>
+        <w:tblLook w:val="04A0" w:firstRow="1" w:lastRow="0" w:firstColumn="1" w:lastColumn="0" w:noHBand="0" w:noVBand="1"/>
+      </w:tblPr>
+      <w:tblGrid>
+        <w:gridCol w:w="1621"/>
+        <w:gridCol w:w="7207"/>
+      </w:tblGrid>
+      <w:tr>
+        <w:tc>
+          <w:tcPr>
+            <w:tcW w:w="1555" w:type="dxa"/>
+          </w:tcPr>
+          <w:p>
+            <w:pPr>
+              <w:spacing w:before="100" w:beforeAutospacing="1"/>
+              <w:rPr>
+                <w:rFonts w:ascii="Segoe UI" w:eastAsia="Times New Roman" w:hAnsi="Segoe UI" w:cs="Segoe UI"/>
+                <w:color w:val="333333"/>
+                <w:sz w:val="23"/>
+                <w:szCs w:val="23"/>
+                <w:lang w:eastAsia="es-SV"/>
+              </w:rPr>
+            </w:pPr>
+            <w:r>
+              <w:rPr>
+                <w:rFonts w:ascii="Segoe UI" w:eastAsia="Times New Roman" w:hAnsi="Segoe UI" w:cs="Segoe UI"/>
+                <w:color w:val="333333"/>
+                <w:sz w:val="23"/>
+                <w:szCs w:val="23"/>
+                <w:lang w:eastAsia="es-SV"/>
+              </w:rPr>
+              <w:t>Método:POST</w:t>
+            </w:r>
+          </w:p>
+        </w:tc>
+        <w:tc>
+          <w:tcPr>
+            <w:tcW w:w="7273" w:type="dxa"/>
+          </w:tcPr>
+          <w:p>
+            <w:pPr>
+              <w:spacing w:before="100" w:beforeAutospacing="1"/>
+              <w:rPr>
+                <w:rFonts w:ascii="Segoe UI" w:eastAsia="Times New Roman" w:hAnsi="Segoe UI" w:cs="Segoe UI"/>
+                <w:color w:val="333333"/>
+                <w:sz w:val="23"/>
+                <w:szCs w:val="23"/>
+                <w:lang w:eastAsia="es-SV"/>
+              </w:rPr>
+            </w:pPr>
+            <w:r>
+              <w:rPr>
+                <w:rFonts w:ascii="Segoe UI" w:eastAsia="Times New Roman" w:hAnsi="Segoe UI" w:cs="Segoe UI"/>
+                <w:color w:val="333333"/>
+                <w:sz w:val="23"/>
+                <w:szCs w:val="23"/>
+                <w:lang w:eastAsia="es-SV"/>
+              </w:rPr>
+              <w:t>URL:</w:t>
+            </w:r>
+            <w:r>
+              <w:rPr>
+                <w:rFonts w:ascii="Helvetica" w:hAnsi="Helvetica" w:cs="Helvetica"/>
+                <w:color w:val="212121"/>
+                <w:sz w:val="18"/>
+                <w:szCs w:val="18"/>
+                <w:shd w:val="clear" w:color="auto" w:fill="FFFFFF"/>
+              </w:rPr>
+              <w:t xml:space="preserve"> </w:t>
+            </w:r>
+            <w:hyperlink r:id="rId17" w:history="1">
+              <w:r>
+                <w:rPr>
+                  <w:rStyle w:val="Hipervnculo"/>
+                  <w:rFonts w:ascii="Helvetica" w:hAnsi="Helvetica" w:cs="Helvetica"/>
+                  <w:sz w:val="18"/>
+                  <w:szCs w:val="18"/>
+                  <w:shd w:val="clear" w:color="auto" w:fill="FFFFFF"/>
+                </w:rPr>
+                <w:t>http://127.0.0.1:8000/api/products</w:t>
+              </w:r>
+            </w:hyperlink>
+          </w:p>
+        </w:tc>
+      </w:tr>
+      <w:tr>
+        <w:tc>
+          <w:tcPr>
+            <w:tcW w:w="8828" w:type="dxa"/>
+            <w:gridSpan w:val="2"/>
+          </w:tcPr>
+          <w:p>
+            <w:pPr>
+              <w:spacing w:before="100" w:beforeAutospacing="1"/>
+              <w:rPr>
+                <w:rFonts w:ascii="Segoe UI" w:eastAsia="Times New Roman" w:hAnsi="Segoe UI" w:cs="Segoe UI"/>
+                <w:color w:val="333333"/>
+                <w:sz w:val="23"/>
+                <w:szCs w:val="23"/>
+                <w:lang w:eastAsia="es-SV"/>
+              </w:rPr>
+            </w:pPr>
+            <w:r>
+              <w:rPr>
+                <w:rFonts w:ascii="Segoe UI" w:eastAsia="Times New Roman" w:hAnsi="Segoe UI" w:cs="Segoe UI"/>
+                <w:color w:val="333333"/>
+                <w:sz w:val="23"/>
+                <w:szCs w:val="23"/>
+                <w:lang w:eastAsia="es-SV"/>
+              </w:rPr>
+              <w:t>Request:</w:t>
+            </w:r>
+          </w:p>
+          <w:p>
+            <w:pPr>
+              <w:shd w:val="clear" w:color="auto" w:fill="FFFFFE"/>
+              <w:spacing w:line="270" w:lineRule="atLeast"/>
+              <w:rPr>
+                <w:rFonts w:ascii="Courier New" w:eastAsia="Times New Roman" w:hAnsi="Courier New" w:cs="Courier New"/>
+                <w:color w:val="000000"/>
+                <w:sz w:val="18"/>
+                <w:szCs w:val="18"/>
+                <w:lang w:eastAsia="es-SV"/>
+              </w:rPr>
+            </w:pPr>
+            <w:r>
+              <w:rPr>
+                <w:rFonts w:ascii="Courier New" w:eastAsia="Times New Roman" w:hAnsi="Courier New" w:cs="Courier New"/>
+                <w:color w:val="000000"/>
+                <w:sz w:val="18"/>
+                <w:szCs w:val="18"/>
+                <w:lang w:eastAsia="es-SV"/>
+              </w:rPr>
+              <w:t>{</w:t>
+            </w:r>
+          </w:p>
+          <w:p>
+            <w:pPr>
+              <w:shd w:val="clear" w:color="auto" w:fill="FFFFFE"/>
+              <w:spacing w:line="270" w:lineRule="atLeast"/>
+              <w:rPr>
+                <w:rFonts w:ascii="Courier New" w:eastAsia="Times New Roman" w:hAnsi="Courier New" w:cs="Courier New"/>
+                <w:color w:val="000000"/>
+                <w:sz w:val="18"/>
+                <w:szCs w:val="18"/>
+                <w:lang w:eastAsia="es-SV"/>
+              </w:rPr>
+            </w:pPr>
+            <w:r>
+              <w:rPr>
+                <w:rFonts w:ascii="Courier New" w:eastAsia="Times New Roman" w:hAnsi="Courier New" w:cs="Courier New"/>
+                <w:color w:val="000000"/>
+                <w:sz w:val="18"/>
+                <w:szCs w:val="18"/>
+                <w:lang w:eastAsia="es-SV"/>
+              </w:rPr>
+              <w:t>    </w:t>
+            </w:r>
+            <w:r>
+              <w:rPr>
+                <w:rFonts w:ascii="Courier New" w:eastAsia="Times New Roman" w:hAnsi="Courier New" w:cs="Courier New"/>
+                <w:color w:val="A31515"/>
+                <w:sz w:val="18"/>
+                <w:szCs w:val="18"/>
+                <w:lang w:eastAsia="es-SV"/>
+              </w:rPr>
+              <w:t>"tipo"</w:t>
+            </w:r>
+            <w:r>
+              <w:rPr>
+                <w:rFonts w:ascii="Courier New" w:eastAsia="Times New Roman" w:hAnsi="Courier New" w:cs="Courier New"/>
+                <w:color w:val="000000"/>
+                <w:sz w:val="18"/>
+                <w:szCs w:val="18"/>
+                <w:lang w:eastAsia="es-SV"/>
+              </w:rPr>
+              <w:t>:</w:t>
+            </w:r>
+            <w:r>
+              <w:rPr>
+                <w:rFonts w:ascii="Courier New" w:eastAsia="Times New Roman" w:hAnsi="Courier New" w:cs="Courier New"/>
+                <w:color w:val="0451A5"/>
+                <w:sz w:val="18"/>
+                <w:szCs w:val="18"/>
+                <w:lang w:eastAsia="es-SV"/>
+              </w:rPr>
+              <w:t>"Juguete"</w:t>
+            </w:r>
+            <w:r>
+              <w:rPr>
+                <w:rFonts w:ascii="Courier New" w:eastAsia="Times New Roman" w:hAnsi="Courier New" w:cs="Courier New"/>
+                <w:color w:val="000000"/>
+                <w:sz w:val="18"/>
+                <w:szCs w:val="18"/>
+                <w:lang w:eastAsia="es-SV"/>
+              </w:rPr>
+              <w:t>,</w:t>
+            </w:r>
+          </w:p>
+          <w:p>
+            <w:pPr>
+              <w:shd w:val="clear" w:color="auto" w:fill="FFFFFE"/>
+              <w:spacing w:line="270" w:lineRule="atLeast"/>
+              <w:rPr>
+                <w:rFonts w:ascii="Courier New" w:eastAsia="Times New Roman" w:hAnsi="Courier New" w:cs="Courier New"/>
+                <w:color w:val="000000"/>
+                <w:sz w:val="18"/>
+                <w:szCs w:val="18"/>
+                <w:lang w:eastAsia="es-SV"/>
+              </w:rPr>
+            </w:pPr>
+            <w:r>
+              <w:rPr>
+                <w:rFonts w:ascii="Courier New" w:eastAsia="Times New Roman" w:hAnsi="Courier New" w:cs="Courier New"/>
+                <w:color w:val="000000"/>
+                <w:sz w:val="18"/>
+                <w:szCs w:val="18"/>
+                <w:lang w:eastAsia="es-SV"/>
+              </w:rPr>
+              <w:t>    </w:t>
+            </w:r>
+            <w:r>
+              <w:rPr>
+                <w:rFonts w:ascii="Courier New" w:eastAsia="Times New Roman" w:hAnsi="Courier New" w:cs="Courier New"/>
+                <w:color w:val="A31515"/>
+                <w:sz w:val="18"/>
+                <w:szCs w:val="18"/>
+                <w:lang w:eastAsia="es-SV"/>
+              </w:rPr>
+              <w:t>"nombre"</w:t>
+            </w:r>
+            <w:r>
+              <w:rPr>
+                <w:rFonts w:ascii="Courier New" w:eastAsia="Times New Roman" w:hAnsi="Courier New" w:cs="Courier New"/>
+                <w:color w:val="000000"/>
+                <w:sz w:val="18"/>
+                <w:szCs w:val="18"/>
+                <w:lang w:eastAsia="es-SV"/>
+              </w:rPr>
+              <w:t>:</w:t>
+            </w:r>
+            <w:r>
+              <w:rPr>
+                <w:rFonts w:ascii="Courier New" w:eastAsia="Times New Roman" w:hAnsi="Courier New" w:cs="Courier New"/>
+                <w:color w:val="0451A5"/>
+                <w:sz w:val="18"/>
+                <w:szCs w:val="18"/>
+                <w:lang w:eastAsia="es-SV"/>
+              </w:rPr>
+              <w:t>"Bicicleta"</w:t>
+            </w:r>
+            <w:r>
+              <w:rPr>
+                <w:rFonts w:ascii="Courier New" w:eastAsia="Times New Roman" w:hAnsi="Courier New" w:cs="Courier New"/>
+                <w:color w:val="000000"/>
+                <w:sz w:val="18"/>
+                <w:szCs w:val="18"/>
+                <w:lang w:eastAsia="es-SV"/>
+              </w:rPr>
+              <w:t>,</w:t>
+            </w:r>
+          </w:p>
+          <w:p>
+            <w:pPr>
+              <w:shd w:val="clear" w:color="auto" w:fill="FFFFFE"/>
+              <w:spacing w:line="270" w:lineRule="atLeast"/>
+              <w:rPr>
+                <w:rFonts w:ascii="Courier New" w:eastAsia="Times New Roman" w:hAnsi="Courier New" w:cs="Courier New"/>
+                <w:color w:val="000000"/>
+                <w:sz w:val="18"/>
+                <w:szCs w:val="18"/>
+                <w:lang w:eastAsia="es-SV"/>
+              </w:rPr>
+            </w:pPr>
+            <w:r>
+              <w:rPr>
+                <w:rFonts w:ascii="Courier New" w:eastAsia="Times New Roman" w:hAnsi="Courier New" w:cs="Courier New"/>
+                <w:color w:val="000000"/>
+                <w:sz w:val="18"/>
+                <w:szCs w:val="18"/>
+                <w:lang w:eastAsia="es-SV"/>
+              </w:rPr>
+              <w:t>    </w:t>
+            </w:r>
+            <w:r>
+              <w:rPr>
+                <w:rFonts w:ascii="Courier New" w:eastAsia="Times New Roman" w:hAnsi="Courier New" w:cs="Courier New"/>
+                <w:color w:val="A31515"/>
+                <w:sz w:val="18"/>
+                <w:szCs w:val="18"/>
+                <w:lang w:eastAsia="es-SV"/>
+              </w:rPr>
+              <w:t>"precio"</w:t>
+            </w:r>
+            <w:r>
+              <w:rPr>
+                <w:rFonts w:ascii="Courier New" w:eastAsia="Times New Roman" w:hAnsi="Courier New" w:cs="Courier New"/>
+                <w:color w:val="000000"/>
+                <w:sz w:val="18"/>
+                <w:szCs w:val="18"/>
+                <w:lang w:eastAsia="es-SV"/>
+              </w:rPr>
+              <w:t>:</w:t>
+            </w:r>
+            <w:r>
+              <w:rPr>
+                <w:rFonts w:ascii="Courier New" w:eastAsia="Times New Roman" w:hAnsi="Courier New" w:cs="Courier New"/>
+                <w:color w:val="098658"/>
+                <w:sz w:val="18"/>
+                <w:szCs w:val="18"/>
+                <w:lang w:eastAsia="es-SV"/>
+              </w:rPr>
+              <w:t>150.35</w:t>
+            </w:r>
+          </w:p>
+          <w:p>
+            <w:pPr>
+              <w:shd w:val="clear" w:color="auto" w:fill="FFFFFE"/>
+              <w:spacing w:line="270" w:lineRule="atLeast"/>
+              <w:rPr>
+                <w:rFonts w:ascii="Courier New" w:eastAsia="Times New Roman" w:hAnsi="Courier New" w:cs="Courier New"/>
+                <w:color w:val="000000"/>
+                <w:sz w:val="18"/>
+                <w:szCs w:val="18"/>
+                <w:lang w:eastAsia="es-SV"/>
+              </w:rPr>
+            </w:pPr>
+            <w:r>
+              <w:rPr>
+                <w:rFonts w:ascii="Courier New" w:eastAsia="Times New Roman" w:hAnsi="Courier New" w:cs="Courier New"/>
+                <w:color w:val="000000"/>
+                <w:sz w:val="18"/>
+                <w:szCs w:val="18"/>
+                <w:lang w:eastAsia="es-SV"/>
+              </w:rPr>
+              <w:t>}</w:t>
+            </w:r>
+          </w:p>
+        </w:tc>
+      </w:tr>
+      <w:tr>
+        <w:tc>
+          <w:tcPr>
+            <w:tcW w:w="8828" w:type="dxa"/>
+            <w:gridSpan w:val="2"/>
+          </w:tcPr>
+          <w:p>
+            <w:pPr>
+              <w:spacing w:before="100" w:beforeAutospacing="1"/>
+              <w:rPr>
+                <w:rFonts w:ascii="Segoe UI" w:eastAsia="Times New Roman" w:hAnsi="Segoe UI" w:cs="Segoe UI"/>
+                <w:color w:val="333333"/>
+                <w:sz w:val="23"/>
+                <w:szCs w:val="23"/>
+                <w:lang w:val="en-US" w:eastAsia="es-SV"/>
+              </w:rPr>
+            </w:pPr>
+            <w:r>
+              <w:rPr>
+                <w:rFonts w:ascii="Segoe UI" w:eastAsia="Times New Roman" w:hAnsi="Segoe UI" w:cs="Segoe UI"/>
+                <w:color w:val="333333"/>
+                <w:sz w:val="23"/>
+                <w:szCs w:val="23"/>
+                <w:lang w:val="en-US" w:eastAsia="es-SV"/>
+              </w:rPr>
+              <w:t>Response:</w:t>
+            </w:r>
+          </w:p>
+          <w:p>
+            <w:pPr>
+              <w:shd w:val="clear" w:color="auto" w:fill="FFFFFE"/>
+              <w:spacing w:line="270" w:lineRule="atLeast"/>
+              <w:rPr>
+                <w:rFonts w:ascii="Courier New" w:eastAsia="Times New Roman" w:hAnsi="Courier New" w:cs="Courier New"/>
+                <w:color w:val="000000"/>
+                <w:sz w:val="18"/>
+                <w:szCs w:val="18"/>
+                <w:lang w:val="en-US" w:eastAsia="es-SV"/>
+              </w:rPr>
+            </w:pPr>
+            <w:r>
+              <w:rPr>
+                <w:rFonts w:ascii="Courier New" w:eastAsia="Times New Roman" w:hAnsi="Courier New" w:cs="Courier New"/>
+                <w:color w:val="000000"/>
+                <w:sz w:val="18"/>
+                <w:szCs w:val="18"/>
+                <w:lang w:val="en-US" w:eastAsia="es-SV"/>
+              </w:rPr>
+              <w:t>{</w:t>
+            </w:r>
+          </w:p>
+          <w:p>
+            <w:pPr>
+              <w:shd w:val="clear" w:color="auto" w:fill="FFFFFE"/>
+              <w:spacing w:line="270" w:lineRule="atLeast"/>
+              <w:rPr>
+                <w:rFonts w:ascii="Courier New" w:eastAsia="Times New Roman" w:hAnsi="Courier New" w:cs="Courier New"/>
+                <w:color w:val="000000"/>
+                <w:sz w:val="18"/>
+                <w:szCs w:val="18"/>
+                <w:lang w:val="en-US" w:eastAsia="es-SV"/>
+              </w:rPr>
+            </w:pPr>
+            <w:r>
+              <w:rPr>
+                <w:rFonts w:ascii="Courier New" w:eastAsia="Times New Roman" w:hAnsi="Courier New" w:cs="Courier New"/>
+                <w:color w:val="000000"/>
+                <w:sz w:val="18"/>
+                <w:szCs w:val="18"/>
+                <w:lang w:val="en-US" w:eastAsia="es-SV"/>
+              </w:rPr>
+              <w:t>    </w:t>
+            </w:r>
+            <w:r>
+              <w:rPr>
+                <w:rFonts w:ascii="Courier New" w:eastAsia="Times New Roman" w:hAnsi="Courier New" w:cs="Courier New"/>
+                <w:color w:val="A31515"/>
+                <w:sz w:val="18"/>
+                <w:szCs w:val="18"/>
+                <w:lang w:val="en-US" w:eastAsia="es-SV"/>
+              </w:rPr>
+              <w:t>"message"</w:t>
+            </w:r>
+            <w:r>
+              <w:rPr>
+                <w:rFonts w:ascii="Courier New" w:eastAsia="Times New Roman" w:hAnsi="Courier New" w:cs="Courier New"/>
+                <w:color w:val="000000"/>
+                <w:sz w:val="18"/>
+                <w:szCs w:val="18"/>
+                <w:lang w:val="en-US" w:eastAsia="es-SV"/>
+              </w:rPr>
+              <w:t>: </w:t>
+            </w:r>
+            <w:r>
+              <w:rPr>
+                <w:rFonts w:ascii="Courier New" w:eastAsia="Times New Roman" w:hAnsi="Courier New" w:cs="Courier New"/>
+                <w:color w:val="0451A5"/>
+                <w:sz w:val="18"/>
+                <w:szCs w:val="18"/>
+                <w:lang w:val="en-US" w:eastAsia="es-SV"/>
+              </w:rPr>
+              <w:t>"Product created successfully"</w:t>
+            </w:r>
+            <w:r>
+              <w:rPr>
+                <w:rFonts w:ascii="Courier New" w:eastAsia="Times New Roman" w:hAnsi="Courier New" w:cs="Courier New"/>
+                <w:color w:val="000000"/>
+                <w:sz w:val="18"/>
+                <w:szCs w:val="18"/>
+                <w:lang w:val="en-US" w:eastAsia="es-SV"/>
+              </w:rPr>
+              <w:t>,</w:t>
+            </w:r>
+          </w:p>
+          <w:p>
+            <w:pPr>
+              <w:shd w:val="clear" w:color="auto" w:fill="FFFFFE"/>
+              <w:spacing w:line="270" w:lineRule="atLeast"/>
+              <w:rPr>
+                <w:rFonts w:ascii="Courier New" w:eastAsia="Times New Roman" w:hAnsi="Courier New" w:cs="Courier New"/>
+                <w:color w:val="000000"/>
+                <w:sz w:val="18"/>
+                <w:szCs w:val="18"/>
+                <w:lang w:eastAsia="es-SV"/>
+              </w:rPr>
+            </w:pPr>
+            <w:r>
+              <w:rPr>
+                <w:rFonts w:ascii="Courier New" w:eastAsia="Times New Roman" w:hAnsi="Courier New" w:cs="Courier New"/>
+                <w:color w:val="000000"/>
+                <w:sz w:val="18"/>
+                <w:szCs w:val="18"/>
+                <w:lang w:val="en-US" w:eastAsia="es-SV"/>
+              </w:rPr>
+              <w:t>    </w:t>
+            </w:r>
+            <w:r>
+              <w:rPr>
+                <w:rFonts w:ascii="Courier New" w:eastAsia="Times New Roman" w:hAnsi="Courier New" w:cs="Courier New"/>
+                <w:color w:val="A31515"/>
+                <w:sz w:val="18"/>
+                <w:szCs w:val="18"/>
+                <w:lang w:eastAsia="es-SV"/>
+              </w:rPr>
+              <w:t>"data"</w:t>
+            </w:r>
+            <w:r>
+              <w:rPr>
+                <w:rFonts w:ascii="Courier New" w:eastAsia="Times New Roman" w:hAnsi="Courier New" w:cs="Courier New"/>
+                <w:color w:val="000000"/>
+                <w:sz w:val="18"/>
+                <w:szCs w:val="18"/>
+                <w:lang w:eastAsia="es-SV"/>
+              </w:rPr>
+              <w:t>: {</w:t>
+            </w:r>
+          </w:p>
+          <w:p>
+            <w:pPr>
+              <w:shd w:val="clear" w:color="auto" w:fill="FFFFFE"/>
+              <w:spacing w:line="270" w:lineRule="atLeast"/>
+              <w:rPr>
+                <w:rFonts w:ascii="Courier New" w:eastAsia="Times New Roman" w:hAnsi="Courier New" w:cs="Courier New"/>
+                <w:color w:val="000000"/>
+                <w:sz w:val="18"/>
+                <w:szCs w:val="18"/>
+                <w:lang w:eastAsia="es-SV"/>
+              </w:rPr>
+            </w:pPr>
+            <w:r>
+              <w:rPr>
+                <w:rFonts w:ascii="Courier New" w:eastAsia="Times New Roman" w:hAnsi="Courier New" w:cs="Courier New"/>
+                <w:color w:val="000000"/>
+                <w:sz w:val="18"/>
+                <w:szCs w:val="18"/>
+                <w:lang w:eastAsia="es-SV"/>
+              </w:rPr>
+              <w:lastRenderedPageBreak/>
+              <w:t>        </w:t>
+            </w:r>
+            <w:r>
+              <w:rPr>
+                <w:rFonts w:ascii="Courier New" w:eastAsia="Times New Roman" w:hAnsi="Courier New" w:cs="Courier New"/>
+                <w:color w:val="A31515"/>
+                <w:sz w:val="18"/>
+                <w:szCs w:val="18"/>
+                <w:lang w:eastAsia="es-SV"/>
+              </w:rPr>
+              <w:t>"tipo"</w:t>
+            </w:r>
+            <w:r>
+              <w:rPr>
+                <w:rFonts w:ascii="Courier New" w:eastAsia="Times New Roman" w:hAnsi="Courier New" w:cs="Courier New"/>
+                <w:color w:val="000000"/>
+                <w:sz w:val="18"/>
+                <w:szCs w:val="18"/>
+                <w:lang w:eastAsia="es-SV"/>
+              </w:rPr>
+              <w:t>: </w:t>
+            </w:r>
+            <w:r>
+              <w:rPr>
+                <w:rFonts w:ascii="Courier New" w:eastAsia="Times New Roman" w:hAnsi="Courier New" w:cs="Courier New"/>
+                <w:color w:val="0451A5"/>
+                <w:sz w:val="18"/>
+                <w:szCs w:val="18"/>
+                <w:lang w:eastAsia="es-SV"/>
+              </w:rPr>
+              <w:t>"Juguete"</w:t>
+            </w:r>
+            <w:r>
+              <w:rPr>
+                <w:rFonts w:ascii="Courier New" w:eastAsia="Times New Roman" w:hAnsi="Courier New" w:cs="Courier New"/>
+                <w:color w:val="000000"/>
+                <w:sz w:val="18"/>
+                <w:szCs w:val="18"/>
+                <w:lang w:eastAsia="es-SV"/>
+              </w:rPr>
+              <w:t>,</w:t>
+            </w:r>
+          </w:p>
+          <w:p>
+            <w:pPr>
+              <w:shd w:val="clear" w:color="auto" w:fill="FFFFFE"/>
+              <w:spacing w:line="270" w:lineRule="atLeast"/>
+              <w:rPr>
+                <w:rFonts w:ascii="Courier New" w:eastAsia="Times New Roman" w:hAnsi="Courier New" w:cs="Courier New"/>
+                <w:color w:val="000000"/>
+                <w:sz w:val="18"/>
+                <w:szCs w:val="18"/>
+                <w:lang w:eastAsia="es-SV"/>
+              </w:rPr>
+            </w:pPr>
+            <w:r>
+              <w:rPr>
+                <w:rFonts w:ascii="Courier New" w:eastAsia="Times New Roman" w:hAnsi="Courier New" w:cs="Courier New"/>
+                <w:color w:val="000000"/>
+                <w:sz w:val="18"/>
+                <w:szCs w:val="18"/>
+                <w:lang w:eastAsia="es-SV"/>
+              </w:rPr>
+              <w:t>        </w:t>
+            </w:r>
+            <w:r>
+              <w:rPr>
+                <w:rFonts w:ascii="Courier New" w:eastAsia="Times New Roman" w:hAnsi="Courier New" w:cs="Courier New"/>
+                <w:color w:val="A31515"/>
+                <w:sz w:val="18"/>
+                <w:szCs w:val="18"/>
+                <w:lang w:eastAsia="es-SV"/>
+              </w:rPr>
+              <w:t>"nombre"</w:t>
+            </w:r>
+            <w:r>
+              <w:rPr>
+                <w:rFonts w:ascii="Courier New" w:eastAsia="Times New Roman" w:hAnsi="Courier New" w:cs="Courier New"/>
+                <w:color w:val="000000"/>
+                <w:sz w:val="18"/>
+                <w:szCs w:val="18"/>
+                <w:lang w:eastAsia="es-SV"/>
+              </w:rPr>
+              <w:t>: </w:t>
+            </w:r>
+            <w:r>
+              <w:rPr>
+                <w:rFonts w:ascii="Courier New" w:eastAsia="Times New Roman" w:hAnsi="Courier New" w:cs="Courier New"/>
+                <w:color w:val="0451A5"/>
+                <w:sz w:val="18"/>
+                <w:szCs w:val="18"/>
+                <w:lang w:eastAsia="es-SV"/>
+              </w:rPr>
+              <w:t>"Bicicleta"</w:t>
+            </w:r>
+            <w:r>
+              <w:rPr>
+                <w:rFonts w:ascii="Courier New" w:eastAsia="Times New Roman" w:hAnsi="Courier New" w:cs="Courier New"/>
+                <w:color w:val="000000"/>
+                <w:sz w:val="18"/>
+                <w:szCs w:val="18"/>
+                <w:lang w:eastAsia="es-SV"/>
+              </w:rPr>
+              <w:t>,</w:t>
+            </w:r>
+          </w:p>
+          <w:p>
+            <w:pPr>
+              <w:shd w:val="clear" w:color="auto" w:fill="FFFFFE"/>
+              <w:spacing w:line="270" w:lineRule="atLeast"/>
+              <w:rPr>
+                <w:rFonts w:ascii="Courier New" w:eastAsia="Times New Roman" w:hAnsi="Courier New" w:cs="Courier New"/>
+                <w:color w:val="000000"/>
+                <w:sz w:val="18"/>
+                <w:szCs w:val="18"/>
+                <w:lang w:val="en-US" w:eastAsia="es-SV"/>
+              </w:rPr>
+            </w:pPr>
+            <w:r>
+              <w:rPr>
+                <w:rFonts w:ascii="Courier New" w:eastAsia="Times New Roman" w:hAnsi="Courier New" w:cs="Courier New"/>
+                <w:color w:val="000000"/>
+                <w:sz w:val="18"/>
+                <w:szCs w:val="18"/>
+                <w:lang w:eastAsia="es-SV"/>
+              </w:rPr>
+              <w:t>        </w:t>
+            </w:r>
+            <w:r>
+              <w:rPr>
+                <w:rFonts w:ascii="Courier New" w:eastAsia="Times New Roman" w:hAnsi="Courier New" w:cs="Courier New"/>
+                <w:color w:val="A31515"/>
+                <w:sz w:val="18"/>
+                <w:szCs w:val="18"/>
+                <w:lang w:val="en-US" w:eastAsia="es-SV"/>
+              </w:rPr>
+              <w:t>"precio"</w:t>
+            </w:r>
+            <w:r>
+              <w:rPr>
+                <w:rFonts w:ascii="Courier New" w:eastAsia="Times New Roman" w:hAnsi="Courier New" w:cs="Courier New"/>
+                <w:color w:val="000000"/>
+                <w:sz w:val="18"/>
+                <w:szCs w:val="18"/>
+                <w:lang w:val="en-US" w:eastAsia="es-SV"/>
+              </w:rPr>
+              <w:t>: </w:t>
+            </w:r>
+            <w:r>
+              <w:rPr>
+                <w:rFonts w:ascii="Courier New" w:eastAsia="Times New Roman" w:hAnsi="Courier New" w:cs="Courier New"/>
+                <w:color w:val="098658"/>
+                <w:sz w:val="18"/>
+                <w:szCs w:val="18"/>
+                <w:lang w:val="en-US" w:eastAsia="es-SV"/>
+              </w:rPr>
+              <w:t>150.35</w:t>
+            </w:r>
+            <w:r>
+              <w:rPr>
+                <w:rFonts w:ascii="Courier New" w:eastAsia="Times New Roman" w:hAnsi="Courier New" w:cs="Courier New"/>
+                <w:color w:val="000000"/>
+                <w:sz w:val="18"/>
+                <w:szCs w:val="18"/>
+                <w:lang w:val="en-US" w:eastAsia="es-SV"/>
+              </w:rPr>
+              <w:t>,</w:t>
+            </w:r>
+          </w:p>
+          <w:p>
+            <w:pPr>
+              <w:shd w:val="clear" w:color="auto" w:fill="FFFFFE"/>
+              <w:spacing w:line="270" w:lineRule="atLeast"/>
+              <w:rPr>
+                <w:rFonts w:ascii="Courier New" w:eastAsia="Times New Roman" w:hAnsi="Courier New" w:cs="Courier New"/>
+                <w:color w:val="000000"/>
+                <w:sz w:val="18"/>
+                <w:szCs w:val="18"/>
+                <w:lang w:val="en-US" w:eastAsia="es-SV"/>
+              </w:rPr>
+            </w:pPr>
+            <w:r>
+              <w:rPr>
+                <w:rFonts w:ascii="Courier New" w:eastAsia="Times New Roman" w:hAnsi="Courier New" w:cs="Courier New"/>
+                <w:color w:val="000000"/>
+                <w:sz w:val="18"/>
+                <w:szCs w:val="18"/>
+                <w:lang w:val="en-US" w:eastAsia="es-SV"/>
+              </w:rPr>
+              <w:t>        </w:t>
+            </w:r>
+            <w:r>
+              <w:rPr>
+                <w:rFonts w:ascii="Courier New" w:eastAsia="Times New Roman" w:hAnsi="Courier New" w:cs="Courier New"/>
+                <w:color w:val="A31515"/>
+                <w:sz w:val="18"/>
+                <w:szCs w:val="18"/>
+                <w:lang w:val="en-US" w:eastAsia="es-SV"/>
+              </w:rPr>
+              <w:t>"updated_at"</w:t>
+            </w:r>
+            <w:r>
+              <w:rPr>
+                <w:rFonts w:ascii="Courier New" w:eastAsia="Times New Roman" w:hAnsi="Courier New" w:cs="Courier New"/>
+                <w:color w:val="000000"/>
+                <w:sz w:val="18"/>
+                <w:szCs w:val="18"/>
+                <w:lang w:val="en-US" w:eastAsia="es-SV"/>
+              </w:rPr>
+              <w:t>: </w:t>
+            </w:r>
+            <w:r>
+              <w:rPr>
+                <w:rFonts w:ascii="Courier New" w:eastAsia="Times New Roman" w:hAnsi="Courier New" w:cs="Courier New"/>
+                <w:color w:val="0451A5"/>
+                <w:sz w:val="18"/>
+                <w:szCs w:val="18"/>
+                <w:lang w:val="en-US" w:eastAsia="es-SV"/>
+              </w:rPr>
+              <w:t>"2026-08-29T20:47:30.000000Z"</w:t>
+            </w:r>
+            <w:r>
+              <w:rPr>
+                <w:rFonts w:ascii="Courier New" w:eastAsia="Times New Roman" w:hAnsi="Courier New" w:cs="Courier New"/>
+                <w:color w:val="000000"/>
+                <w:sz w:val="18"/>
+                <w:szCs w:val="18"/>
+                <w:lang w:val="en-US" w:eastAsia="es-SV"/>
+              </w:rPr>
+              <w:t>,</w:t>
+            </w:r>
+          </w:p>
+          <w:p>
+            <w:pPr>
+              <w:shd w:val="clear" w:color="auto" w:fill="FFFFFE"/>
+              <w:spacing w:line="270" w:lineRule="atLeast"/>
+              <w:rPr>
+                <w:rFonts w:ascii="Courier New" w:eastAsia="Times New Roman" w:hAnsi="Courier New" w:cs="Courier New"/>
+                <w:color w:val="000000"/>
+                <w:sz w:val="18"/>
+                <w:szCs w:val="18"/>
+                <w:lang w:val="en-US" w:eastAsia="es-SV"/>
+              </w:rPr>
+            </w:pPr>
+            <w:r>
+              <w:rPr>
+                <w:rFonts w:ascii="Courier New" w:eastAsia="Times New Roman" w:hAnsi="Courier New" w:cs="Courier New"/>
+                <w:color w:val="000000"/>
+                <w:sz w:val="18"/>
+                <w:szCs w:val="18"/>
+                <w:lang w:val="en-US" w:eastAsia="es-SV"/>
+              </w:rPr>
+              <w:t>        </w:t>
+            </w:r>
+            <w:r>
+              <w:rPr>
+                <w:rFonts w:ascii="Courier New" w:eastAsia="Times New Roman" w:hAnsi="Courier New" w:cs="Courier New"/>
+                <w:color w:val="A31515"/>
+                <w:sz w:val="18"/>
+                <w:szCs w:val="18"/>
+                <w:lang w:val="en-US" w:eastAsia="es-SV"/>
+              </w:rPr>
+              <w:t>"created_at"</w:t>
+            </w:r>
+            <w:r>
+              <w:rPr>
+                <w:rFonts w:ascii="Courier New" w:eastAsia="Times New Roman" w:hAnsi="Courier New" w:cs="Courier New"/>
+                <w:color w:val="000000"/>
+                <w:sz w:val="18"/>
+                <w:szCs w:val="18"/>
+                <w:lang w:val="en-US" w:eastAsia="es-SV"/>
+              </w:rPr>
+              <w:t>: </w:t>
+            </w:r>
+            <w:r>
+              <w:rPr>
+                <w:rFonts w:ascii="Courier New" w:eastAsia="Times New Roman" w:hAnsi="Courier New" w:cs="Courier New"/>
+                <w:color w:val="0451A5"/>
+                <w:sz w:val="18"/>
+                <w:szCs w:val="18"/>
+                <w:lang w:val="en-US" w:eastAsia="es-SV"/>
+              </w:rPr>
+              <w:t>"2026-08-29T20:47:30.000000Z"</w:t>
+            </w:r>
+            <w:r>
+              <w:rPr>
+                <w:rFonts w:ascii="Courier New" w:eastAsia="Times New Roman" w:hAnsi="Courier New" w:cs="Courier New"/>
+                <w:color w:val="000000"/>
+                <w:sz w:val="18"/>
+                <w:szCs w:val="18"/>
+                <w:lang w:val="en-US" w:eastAsia="es-SV"/>
+              </w:rPr>
+              <w:t>,</w:t>
+            </w:r>
+          </w:p>
+          <w:p>
+            <w:pPr>
+              <w:shd w:val="clear" w:color="auto" w:fill="FFFFFE"/>
+              <w:spacing w:line="270" w:lineRule="atLeast"/>
+              <w:rPr>
+                <w:rFonts w:ascii="Courier New" w:eastAsia="Times New Roman" w:hAnsi="Courier New" w:cs="Courier New"/>
+                <w:color w:val="000000"/>
+                <w:sz w:val="18"/>
+                <w:szCs w:val="18"/>
+                <w:lang w:val="en-US" w:eastAsia="es-SV"/>
+              </w:rPr>
+            </w:pPr>
+            <w:r>
+              <w:rPr>
+                <w:rFonts w:ascii="Courier New" w:eastAsia="Times New Roman" w:hAnsi="Courier New" w:cs="Courier New"/>
+                <w:color w:val="000000"/>
+                <w:sz w:val="18"/>
+                <w:szCs w:val="18"/>
+                <w:lang w:val="en-US" w:eastAsia="es-SV"/>
+              </w:rPr>
+              <w:t>        </w:t>
+            </w:r>
+            <w:r>
+              <w:rPr>
+                <w:rFonts w:ascii="Courier New" w:eastAsia="Times New Roman" w:hAnsi="Courier New" w:cs="Courier New"/>
+                <w:color w:val="A31515"/>
+                <w:sz w:val="18"/>
+                <w:szCs w:val="18"/>
+                <w:lang w:val="en-US" w:eastAsia="es-SV"/>
+              </w:rPr>
+              <w:t>"id"</w:t>
+            </w:r>
+            <w:r>
+              <w:rPr>
+                <w:rFonts w:ascii="Courier New" w:eastAsia="Times New Roman" w:hAnsi="Courier New" w:cs="Courier New"/>
+                <w:color w:val="000000"/>
+                <w:sz w:val="18"/>
+                <w:szCs w:val="18"/>
+                <w:lang w:val="en-US" w:eastAsia="es-SV"/>
+              </w:rPr>
+              <w:t>: </w:t>
+            </w:r>
+            <w:r>
+              <w:rPr>
+                <w:rFonts w:ascii="Courier New" w:eastAsia="Times New Roman" w:hAnsi="Courier New" w:cs="Courier New"/>
+                <w:color w:val="098658"/>
+                <w:sz w:val="18"/>
+                <w:szCs w:val="18"/>
+                <w:lang w:val="en-US" w:eastAsia="es-SV"/>
+              </w:rPr>
+              <w:t>6</w:t>
+            </w:r>
+          </w:p>
+          <w:p>
+            <w:pPr>
+              <w:shd w:val="clear" w:color="auto" w:fill="FFFFFE"/>
+              <w:spacing w:line="270" w:lineRule="atLeast"/>
+              <w:rPr>
+                <w:rFonts w:ascii="Courier New" w:eastAsia="Times New Roman" w:hAnsi="Courier New" w:cs="Courier New"/>
+                <w:color w:val="000000"/>
+                <w:sz w:val="18"/>
+                <w:szCs w:val="18"/>
+                <w:lang w:eastAsia="es-SV"/>
+              </w:rPr>
+            </w:pPr>
+            <w:r>
+              <w:rPr>
+                <w:rFonts w:ascii="Courier New" w:eastAsia="Times New Roman" w:hAnsi="Courier New" w:cs="Courier New"/>
+                <w:color w:val="000000"/>
+                <w:sz w:val="18"/>
+                <w:szCs w:val="18"/>
+                <w:lang w:val="en-US" w:eastAsia="es-SV"/>
+              </w:rPr>
+              <w:t>    </w:t>
+            </w:r>
+            <w:r>
+              <w:rPr>
+                <w:rFonts w:ascii="Courier New" w:eastAsia="Times New Roman" w:hAnsi="Courier New" w:cs="Courier New"/>
+                <w:color w:val="000000"/>
+                <w:sz w:val="18"/>
+                <w:szCs w:val="18"/>
+                <w:lang w:eastAsia="es-SV"/>
+              </w:rPr>
+              <w:t>}</w:t>
+            </w:r>
+          </w:p>
+          <w:p>
+            <w:pPr>
+              <w:shd w:val="clear" w:color="auto" w:fill="FFFFFE"/>
+              <w:spacing w:line="270" w:lineRule="atLeast"/>
+              <w:rPr>
+                <w:rFonts w:ascii="Courier New" w:eastAsia="Times New Roman" w:hAnsi="Courier New" w:cs="Courier New"/>
+                <w:color w:val="000000"/>
+                <w:sz w:val="18"/>
+                <w:szCs w:val="18"/>
+                <w:lang w:eastAsia="es-SV"/>
+              </w:rPr>
+            </w:pPr>
+            <w:r>
+              <w:rPr>
+                <w:rFonts w:ascii="Courier New" w:eastAsia="Times New Roman" w:hAnsi="Courier New" w:cs="Courier New"/>
+                <w:color w:val="000000"/>
+                <w:sz w:val="18"/>
+                <w:szCs w:val="18"/>
+                <w:lang w:eastAsia="es-SV"/>
+              </w:rPr>
+              <w:t>}</w:t>
+            </w:r>
+          </w:p>
+        </w:tc>
+      </w:tr>
+    </w:tbl>
+    <w:p>
+      <w:pPr>
+        <w:shd w:val="clear" w:color="auto" w:fill="FFFFFF"/>
+        <w:spacing w:before="100" w:beforeAutospacing="1" w:after="0" w:line="240" w:lineRule="auto"/>
+        <w:rPr>
+          <w:rFonts w:ascii="Segoe UI" w:eastAsia="Times New Roman" w:hAnsi="Segoe UI" w:cs="Segoe UI"/>
+          <w:color w:val="333333"/>
+          <w:sz w:val="23"/>
+          <w:szCs w:val="23"/>
+          <w:lang w:eastAsia="es-SV"/>
+        </w:rPr>
+      </w:pPr>
+      <w:r>
+        <w:rPr>
+          <w:rFonts w:ascii="Segoe UI" w:eastAsia="Times New Roman" w:hAnsi="Segoe UI" w:cs="Segoe UI"/>
+          <w:color w:val="333333"/>
+          <w:sz w:val="23"/>
+          <w:szCs w:val="23"/>
+          <w:lang w:eastAsia="es-SV"/>
+        </w:rPr>
+        <w:lastRenderedPageBreak/>
+        <w:t>Actualizar un producto.</w:t>
+      </w:r>
+    </w:p>
+    <w:tbl>
+      <w:tblPr>
+        <w:tblStyle w:val="Tablaconcuadrcula"/>
+        <w:tblW w:w="0" w:type="auto"/>
+        <w:tblLook w:val="04A0" w:firstRow="1" w:lastRow="0" w:firstColumn="1" w:lastColumn="0" w:noHBand="0" w:noVBand="1"/>
+      </w:tblPr>
+      <w:tblGrid>
+        <w:gridCol w:w="1555"/>
+        <w:gridCol w:w="7273"/>
+      </w:tblGrid>
+      <w:tr>
+        <w:tc>
+          <w:tcPr>
+            <w:tcW w:w="1555" w:type="dxa"/>
+          </w:tcPr>
+          <w:p>
+            <w:pPr>
+              <w:spacing w:before="100" w:beforeAutospacing="1"/>
+              <w:rPr>
+                <w:rFonts w:ascii="Segoe UI" w:eastAsia="Times New Roman" w:hAnsi="Segoe UI" w:cs="Segoe UI"/>
+                <w:color w:val="333333"/>
+                <w:sz w:val="23"/>
+                <w:szCs w:val="23"/>
+                <w:lang w:eastAsia="es-SV"/>
+              </w:rPr>
+            </w:pPr>
+            <w:r>
+              <w:rPr>
+                <w:rFonts w:ascii="Segoe UI" w:eastAsia="Times New Roman" w:hAnsi="Segoe UI" w:cs="Segoe UI"/>
+                <w:color w:val="333333"/>
+                <w:sz w:val="23"/>
+                <w:szCs w:val="23"/>
+                <w:lang w:eastAsia="es-SV"/>
+              </w:rPr>
+              <w:t>Método:PUT</w:t>
+            </w:r>
+          </w:p>
+        </w:tc>
+        <w:tc>
+          <w:tcPr>
+            <w:tcW w:w="7273" w:type="dxa"/>
+          </w:tcPr>
+          <w:p>
+            <w:pPr>
+              <w:spacing w:before="100" w:beforeAutospacing="1"/>
+              <w:rPr>
+                <w:rFonts w:ascii="Segoe UI" w:eastAsia="Times New Roman" w:hAnsi="Segoe UI" w:cs="Segoe UI"/>
+                <w:color w:val="333333"/>
+                <w:sz w:val="23"/>
+                <w:szCs w:val="23"/>
+                <w:lang w:eastAsia="es-SV"/>
+              </w:rPr>
+            </w:pPr>
+            <w:r>
+              <w:rPr>
+                <w:rFonts w:ascii="Segoe UI" w:eastAsia="Times New Roman" w:hAnsi="Segoe UI" w:cs="Segoe UI"/>
+                <w:color w:val="333333"/>
+                <w:sz w:val="23"/>
+                <w:szCs w:val="23"/>
+                <w:lang w:eastAsia="es-SV"/>
+              </w:rPr>
+              <w:t>URL:</w:t>
+            </w:r>
+            <w:r>
+              <w:rPr>
+                <w:rFonts w:ascii="Helvetica" w:hAnsi="Helvetica" w:cs="Helvetica"/>
+                <w:color w:val="212121"/>
+                <w:sz w:val="18"/>
+                <w:szCs w:val="18"/>
+                <w:shd w:val="clear" w:color="auto" w:fill="FFFFFF"/>
+              </w:rPr>
+              <w:t xml:space="preserve"> </w:t>
+            </w:r>
+            <w:hyperlink r:id="rId18" w:history="1">
+              <w:r>
+                <w:rPr>
+                  <w:rStyle w:val="Hipervnculo"/>
+                  <w:rFonts w:ascii="Helvetica" w:hAnsi="Helvetica" w:cs="Helvetica"/>
+                  <w:sz w:val="18"/>
+                  <w:szCs w:val="18"/>
+                  <w:shd w:val="clear" w:color="auto" w:fill="FFFFFF"/>
+                </w:rPr>
+                <w:t>http://127.0.0.1:8000/api/products/6</w:t>
+              </w:r>
+            </w:hyperlink>
+          </w:p>
+        </w:tc>
+      </w:tr>
+      <w:tr>
+        <w:tc>
+          <w:tcPr>
+            <w:tcW w:w="8828" w:type="dxa"/>
+            <w:gridSpan w:val="2"/>
+          </w:tcPr>
+          <w:p>
+            <w:pPr>
+              <w:spacing w:before="100" w:beforeAutospacing="1"/>
+              <w:rPr>
+                <w:rFonts w:ascii="Segoe UI" w:eastAsia="Times New Roman" w:hAnsi="Segoe UI" w:cs="Segoe UI"/>
+                <w:color w:val="333333"/>
+                <w:sz w:val="23"/>
+                <w:szCs w:val="23"/>
+                <w:lang w:eastAsia="es-SV"/>
+              </w:rPr>
+            </w:pPr>
+            <w:r>
+              <w:rPr>
+                <w:rFonts w:ascii="Segoe UI" w:eastAsia="Times New Roman" w:hAnsi="Segoe UI" w:cs="Segoe UI"/>
+                <w:color w:val="333333"/>
+                <w:sz w:val="23"/>
+                <w:szCs w:val="23"/>
+                <w:lang w:eastAsia="es-SV"/>
+              </w:rPr>
+              <w:t>Request:</w:t>
+            </w:r>
+          </w:p>
+          <w:p>
+            <w:pPr>
+              <w:shd w:val="clear" w:color="auto" w:fill="FFFFFE"/>
+              <w:spacing w:line="270" w:lineRule="atLeast"/>
+              <w:rPr>
+                <w:rFonts w:ascii="Courier New" w:eastAsia="Times New Roman" w:hAnsi="Courier New" w:cs="Courier New"/>
+                <w:color w:val="000000"/>
+                <w:sz w:val="18"/>
+                <w:szCs w:val="18"/>
+                <w:lang w:eastAsia="es-SV"/>
+              </w:rPr>
+            </w:pPr>
+            <w:r>
+              <w:rPr>
+                <w:rFonts w:ascii="Courier New" w:eastAsia="Times New Roman" w:hAnsi="Courier New" w:cs="Courier New"/>
+                <w:color w:val="000000"/>
+                <w:sz w:val="18"/>
+                <w:szCs w:val="18"/>
+                <w:lang w:eastAsia="es-SV"/>
+              </w:rPr>
+              <w:t>{</w:t>
+            </w:r>
+          </w:p>
+          <w:p>
+            <w:pPr>
+              <w:shd w:val="clear" w:color="auto" w:fill="FFFFFE"/>
+              <w:spacing w:line="270" w:lineRule="atLeast"/>
+              <w:rPr>
+                <w:rFonts w:ascii="Courier New" w:eastAsia="Times New Roman" w:hAnsi="Courier New" w:cs="Courier New"/>
+                <w:color w:val="000000"/>
+                <w:sz w:val="18"/>
+                <w:szCs w:val="18"/>
+                <w:lang w:eastAsia="es-SV"/>
+              </w:rPr>
+            </w:pPr>
+            <w:r>
+              <w:rPr>
+                <w:rFonts w:ascii="Courier New" w:eastAsia="Times New Roman" w:hAnsi="Courier New" w:cs="Courier New"/>
+                <w:color w:val="000000"/>
+                <w:sz w:val="18"/>
+                <w:szCs w:val="18"/>
+                <w:lang w:eastAsia="es-SV"/>
+              </w:rPr>
+              <w:t>    </w:t>
+            </w:r>
+            <w:r>
+              <w:rPr>
+                <w:rFonts w:ascii="Courier New" w:eastAsia="Times New Roman" w:hAnsi="Courier New" w:cs="Courier New"/>
+                <w:color w:val="A31515"/>
+                <w:sz w:val="18"/>
+                <w:szCs w:val="18"/>
+                <w:lang w:eastAsia="es-SV"/>
+              </w:rPr>
+              <w:t>"tipo"</w:t>
+            </w:r>
+            <w:r>
+              <w:rPr>
+                <w:rFonts w:ascii="Courier New" w:eastAsia="Times New Roman" w:hAnsi="Courier New" w:cs="Courier New"/>
+                <w:color w:val="000000"/>
+                <w:sz w:val="18"/>
+                <w:szCs w:val="18"/>
+                <w:lang w:eastAsia="es-SV"/>
+              </w:rPr>
+              <w:t>: </w:t>
+            </w:r>
+            <w:r>
+              <w:rPr>
+                <w:rFonts w:ascii="Courier New" w:eastAsia="Times New Roman" w:hAnsi="Courier New" w:cs="Courier New"/>
+                <w:color w:val="0451A5"/>
+                <w:sz w:val="18"/>
+                <w:szCs w:val="18"/>
+                <w:lang w:eastAsia="es-SV"/>
+              </w:rPr>
+              <w:t>"Juguetes"</w:t>
+            </w:r>
+            <w:r>
+              <w:rPr>
+                <w:rFonts w:ascii="Courier New" w:eastAsia="Times New Roman" w:hAnsi="Courier New" w:cs="Courier New"/>
+                <w:color w:val="000000"/>
+                <w:sz w:val="18"/>
+                <w:szCs w:val="18"/>
+                <w:lang w:eastAsia="es-SV"/>
+              </w:rPr>
+              <w:t>,</w:t>
+            </w:r>
+          </w:p>
+          <w:p>
+            <w:pPr>
+              <w:shd w:val="clear" w:color="auto" w:fill="FFFFFE"/>
+              <w:spacing w:line="270" w:lineRule="atLeast"/>
+              <w:rPr>
+                <w:rFonts w:ascii="Courier New" w:eastAsia="Times New Roman" w:hAnsi="Courier New" w:cs="Courier New"/>
+                <w:color w:val="000000"/>
+                <w:sz w:val="18"/>
+                <w:szCs w:val="18"/>
+                <w:lang w:eastAsia="es-SV"/>
+              </w:rPr>
+            </w:pPr>
+            <w:r>
+              <w:rPr>
+                <w:rFonts w:ascii="Courier New" w:eastAsia="Times New Roman" w:hAnsi="Courier New" w:cs="Courier New"/>
+                <w:color w:val="000000"/>
+                <w:sz w:val="18"/>
+                <w:szCs w:val="18"/>
+                <w:lang w:eastAsia="es-SV"/>
+              </w:rPr>
+              <w:t>    </w:t>
+            </w:r>
+            <w:r>
+              <w:rPr>
+                <w:rFonts w:ascii="Courier New" w:eastAsia="Times New Roman" w:hAnsi="Courier New" w:cs="Courier New"/>
+                <w:color w:val="A31515"/>
+                <w:sz w:val="18"/>
+                <w:szCs w:val="18"/>
+                <w:lang w:eastAsia="es-SV"/>
+              </w:rPr>
+              <w:t>"nombre"</w:t>
+            </w:r>
+            <w:r>
+              <w:rPr>
+                <w:rFonts w:ascii="Courier New" w:eastAsia="Times New Roman" w:hAnsi="Courier New" w:cs="Courier New"/>
+                <w:color w:val="000000"/>
+                <w:sz w:val="18"/>
+                <w:szCs w:val="18"/>
+                <w:lang w:eastAsia="es-SV"/>
+              </w:rPr>
+              <w:t>: </w:t>
+            </w:r>
+            <w:r>
+              <w:rPr>
+                <w:rFonts w:ascii="Courier New" w:eastAsia="Times New Roman" w:hAnsi="Courier New" w:cs="Courier New"/>
+                <w:color w:val="0451A5"/>
+                <w:sz w:val="18"/>
+                <w:szCs w:val="18"/>
+                <w:lang w:eastAsia="es-SV"/>
+              </w:rPr>
+              <w:t>"Bicicleta"</w:t>
+            </w:r>
+            <w:r>
+              <w:rPr>
+                <w:rFonts w:ascii="Courier New" w:eastAsia="Times New Roman" w:hAnsi="Courier New" w:cs="Courier New"/>
+                <w:color w:val="000000"/>
+                <w:sz w:val="18"/>
+                <w:szCs w:val="18"/>
+                <w:lang w:eastAsia="es-SV"/>
+              </w:rPr>
+              <w:t>,</w:t>
+            </w:r>
+          </w:p>
+          <w:p>
+            <w:pPr>
+              <w:shd w:val="clear" w:color="auto" w:fill="FFFFFE"/>
+              <w:spacing w:line="270" w:lineRule="atLeast"/>
+              <w:rPr>
+                <w:rFonts w:ascii="Courier New" w:eastAsia="Times New Roman" w:hAnsi="Courier New" w:cs="Courier New"/>
+                <w:color w:val="000000"/>
+                <w:sz w:val="18"/>
+                <w:szCs w:val="18"/>
+                <w:lang w:eastAsia="es-SV"/>
+              </w:rPr>
+            </w:pPr>
+            <w:r>
+              <w:rPr>
+                <w:rFonts w:ascii="Courier New" w:eastAsia="Times New Roman" w:hAnsi="Courier New" w:cs="Courier New"/>
+                <w:color w:val="000000"/>
+                <w:sz w:val="18"/>
+                <w:szCs w:val="18"/>
+                <w:lang w:eastAsia="es-SV"/>
+              </w:rPr>
+              <w:t>    </w:t>
+            </w:r>
+            <w:r>
+              <w:rPr>
+                <w:rFonts w:ascii="Courier New" w:eastAsia="Times New Roman" w:hAnsi="Courier New" w:cs="Courier New"/>
+                <w:color w:val="A31515"/>
+                <w:sz w:val="18"/>
+                <w:szCs w:val="18"/>
+                <w:lang w:eastAsia="es-SV"/>
+              </w:rPr>
+              <w:t>"precio"</w:t>
+            </w:r>
+            <w:r>
+              <w:rPr>
+                <w:rFonts w:ascii="Courier New" w:eastAsia="Times New Roman" w:hAnsi="Courier New" w:cs="Courier New"/>
+                <w:color w:val="000000"/>
+                <w:sz w:val="18"/>
+                <w:szCs w:val="18"/>
+                <w:lang w:eastAsia="es-SV"/>
+              </w:rPr>
+              <w:t>: </w:t>
+            </w:r>
+            <w:r>
+              <w:rPr>
+                <w:rFonts w:ascii="Courier New" w:eastAsia="Times New Roman" w:hAnsi="Courier New" w:cs="Courier New"/>
+                <w:color w:val="098658"/>
+                <w:sz w:val="18"/>
+                <w:szCs w:val="18"/>
+                <w:lang w:eastAsia="es-SV"/>
+              </w:rPr>
+              <w:t>150.38</w:t>
+            </w:r>
+          </w:p>
+          <w:p>
+            <w:pPr>
+              <w:shd w:val="clear" w:color="auto" w:fill="FFFFFE"/>
+              <w:spacing w:line="270" w:lineRule="atLeast"/>
+              <w:rPr>
+                <w:rFonts w:ascii="Courier New" w:eastAsia="Times New Roman" w:hAnsi="Courier New" w:cs="Courier New"/>
+                <w:color w:val="000000"/>
+                <w:sz w:val="18"/>
+                <w:szCs w:val="18"/>
+                <w:lang w:eastAsia="es-SV"/>
+              </w:rPr>
+            </w:pPr>
+            <w:r>
+              <w:rPr>
+                <w:rFonts w:ascii="Courier New" w:eastAsia="Times New Roman" w:hAnsi="Courier New" w:cs="Courier New"/>
+                <w:color w:val="000000"/>
+                <w:sz w:val="18"/>
+                <w:szCs w:val="18"/>
+                <w:lang w:eastAsia="es-SV"/>
+              </w:rPr>
+              <w:t>}</w:t>
+            </w:r>
+          </w:p>
+        </w:tc>
+      </w:tr>
+      <w:tr>
+        <w:tc>
+          <w:tcPr>
+            <w:tcW w:w="8828" w:type="dxa"/>
+            <w:gridSpan w:val="2"/>
+          </w:tcPr>
+          <w:p>
+            <w:pPr>
+              <w:spacing w:before="100" w:beforeAutospacing="1"/>
+              <w:rPr>
+                <w:rFonts w:ascii="Segoe UI" w:eastAsia="Times New Roman" w:hAnsi="Segoe UI" w:cs="Segoe UI"/>
+                <w:color w:val="333333"/>
+                <w:sz w:val="23"/>
+                <w:szCs w:val="23"/>
+                <w:lang w:val="en-US" w:eastAsia="es-SV"/>
+              </w:rPr>
+            </w:pPr>
+            <w:r>
+              <w:rPr>
+                <w:rFonts w:ascii="Segoe UI" w:eastAsia="Times New Roman" w:hAnsi="Segoe UI" w:cs="Segoe UI"/>
+                <w:color w:val="333333"/>
+                <w:sz w:val="23"/>
+                <w:szCs w:val="23"/>
+                <w:lang w:val="en-US" w:eastAsia="es-SV"/>
+              </w:rPr>
+              <w:t>Response:</w:t>
+            </w:r>
+          </w:p>
+          <w:p>
+            <w:pPr>
+              <w:shd w:val="clear" w:color="auto" w:fill="FFFFFE"/>
+              <w:spacing w:line="270" w:lineRule="atLeast"/>
+              <w:rPr>
+                <w:rFonts w:ascii="Courier New" w:eastAsia="Times New Roman" w:hAnsi="Courier New" w:cs="Courier New"/>
+                <w:color w:val="000000"/>
+                <w:sz w:val="18"/>
+                <w:szCs w:val="18"/>
+                <w:lang w:val="en-US" w:eastAsia="es-SV"/>
+              </w:rPr>
+            </w:pPr>
+            <w:r>
+              <w:rPr>
+                <w:rFonts w:ascii="Courier New" w:eastAsia="Times New Roman" w:hAnsi="Courier New" w:cs="Courier New"/>
+                <w:color w:val="000000"/>
+                <w:sz w:val="18"/>
+                <w:szCs w:val="18"/>
+                <w:lang w:val="en-US" w:eastAsia="es-SV"/>
+              </w:rPr>
+              <w:t>{</w:t>
+            </w:r>
+          </w:p>
+          <w:p>
+            <w:pPr>
+              <w:shd w:val="clear" w:color="auto" w:fill="FFFFFE"/>
+              <w:spacing w:line="270" w:lineRule="atLeast"/>
+              <w:rPr>
+                <w:rFonts w:ascii="Courier New" w:eastAsia="Times New Roman" w:hAnsi="Courier New" w:cs="Courier New"/>
+                <w:color w:val="000000"/>
+                <w:sz w:val="18"/>
+                <w:szCs w:val="18"/>
+                <w:lang w:val="en-US" w:eastAsia="es-SV"/>
+              </w:rPr>
+            </w:pPr>
+            <w:r>
+              <w:rPr>
+                <w:rFonts w:ascii="Courier New" w:eastAsia="Times New Roman" w:hAnsi="Courier New" w:cs="Courier New"/>
+                <w:color w:val="000000"/>
+                <w:sz w:val="18"/>
+                <w:szCs w:val="18"/>
+                <w:lang w:val="en-US" w:eastAsia="es-SV"/>
+              </w:rPr>
+              <w:t>    </w:t>
+            </w:r>
+            <w:r>
+              <w:rPr>
+                <w:rFonts w:ascii="Courier New" w:eastAsia="Times New Roman" w:hAnsi="Courier New" w:cs="Courier New"/>
+                <w:color w:val="A31515"/>
+                <w:sz w:val="18"/>
+                <w:szCs w:val="18"/>
+                <w:lang w:val="en-US" w:eastAsia="es-SV"/>
+              </w:rPr>
+              <w:t>"message"</w:t>
+            </w:r>
+            <w:r>
+              <w:rPr>
+                <w:rFonts w:ascii="Courier New" w:eastAsia="Times New Roman" w:hAnsi="Courier New" w:cs="Courier New"/>
+                <w:color w:val="000000"/>
+                <w:sz w:val="18"/>
+                <w:szCs w:val="18"/>
+                <w:lang w:val="en-US" w:eastAsia="es-SV"/>
+              </w:rPr>
+              <w:t>: </w:t>
+            </w:r>
+            <w:r>
+              <w:rPr>
+                <w:rFonts w:ascii="Courier New" w:eastAsia="Times New Roman" w:hAnsi="Courier New" w:cs="Courier New"/>
+                <w:color w:val="0451A5"/>
+                <w:sz w:val="18"/>
+                <w:szCs w:val="18"/>
+                <w:lang w:val="en-US" w:eastAsia="es-SV"/>
+              </w:rPr>
+              <w:t>"Product update successfully"</w:t>
+            </w:r>
+            <w:r>
+              <w:rPr>
+                <w:rFonts w:ascii="Courier New" w:eastAsia="Times New Roman" w:hAnsi="Courier New" w:cs="Courier New"/>
+                <w:color w:val="000000"/>
+                <w:sz w:val="18"/>
+                <w:szCs w:val="18"/>
+                <w:lang w:val="en-US" w:eastAsia="es-SV"/>
+              </w:rPr>
+              <w:t>,</w:t>
+            </w:r>
+          </w:p>
+          <w:p>
+            <w:pPr>
+              <w:shd w:val="clear" w:color="auto" w:fill="FFFFFE"/>
+              <w:spacing w:line="270" w:lineRule="atLeast"/>
+              <w:rPr>
+                <w:rFonts w:ascii="Courier New" w:eastAsia="Times New Roman" w:hAnsi="Courier New" w:cs="Courier New"/>
+                <w:color w:val="000000"/>
+                <w:sz w:val="18"/>
+                <w:szCs w:val="18"/>
+                <w:lang w:eastAsia="es-SV"/>
+              </w:rPr>
+            </w:pPr>
+            <w:r>
+              <w:rPr>
+                <w:rFonts w:ascii="Courier New" w:eastAsia="Times New Roman" w:hAnsi="Courier New" w:cs="Courier New"/>
+                <w:color w:val="000000"/>
+                <w:sz w:val="18"/>
+                <w:szCs w:val="18"/>
+                <w:lang w:val="en-US" w:eastAsia="es-SV"/>
+              </w:rPr>
+              <w:t>    </w:t>
+            </w:r>
+            <w:r>
+              <w:rPr>
+                <w:rFonts w:ascii="Courier New" w:eastAsia="Times New Roman" w:hAnsi="Courier New" w:cs="Courier New"/>
+                <w:color w:val="A31515"/>
+                <w:sz w:val="18"/>
+                <w:szCs w:val="18"/>
+                <w:lang w:eastAsia="es-SV"/>
+              </w:rPr>
+              <w:t>"data"</w:t>
+            </w:r>
+            <w:r>
+              <w:rPr>
+                <w:rFonts w:ascii="Courier New" w:eastAsia="Times New Roman" w:hAnsi="Courier New" w:cs="Courier New"/>
+                <w:color w:val="000000"/>
+                <w:sz w:val="18"/>
+                <w:szCs w:val="18"/>
+                <w:lang w:eastAsia="es-SV"/>
+              </w:rPr>
+              <w:t>: {</w:t>
+            </w:r>
+          </w:p>
+          <w:p>
+            <w:pPr>
+              <w:shd w:val="clear" w:color="auto" w:fill="FFFFFE"/>
+              <w:spacing w:line="270" w:lineRule="atLeast"/>
+              <w:rPr>
+                <w:rFonts w:ascii="Courier New" w:eastAsia="Times New Roman" w:hAnsi="Courier New" w:cs="Courier New"/>
+                <w:color w:val="000000"/>
+                <w:sz w:val="18"/>
+                <w:szCs w:val="18"/>
+                <w:lang w:eastAsia="es-SV"/>
+              </w:rPr>
+            </w:pPr>
+            <w:r>
+              <w:rPr>
+                <w:rFonts w:ascii="Courier New" w:eastAsia="Times New Roman" w:hAnsi="Courier New" w:cs="Courier New"/>
+                <w:color w:val="000000"/>
+                <w:sz w:val="18"/>
+                <w:szCs w:val="18"/>
+                <w:lang w:eastAsia="es-SV"/>
+              </w:rPr>
+              <w:t>        </w:t>
+            </w:r>
+            <w:r>
+              <w:rPr>
+                <w:rFonts w:ascii="Courier New" w:eastAsia="Times New Roman" w:hAnsi="Courier New" w:cs="Courier New"/>
+                <w:color w:val="A31515"/>
+                <w:sz w:val="18"/>
+                <w:szCs w:val="18"/>
+                <w:lang w:eastAsia="es-SV"/>
+              </w:rPr>
+              <w:t>"id"</w:t>
+            </w:r>
+            <w:r>
+              <w:rPr>
+                <w:rFonts w:ascii="Courier New" w:eastAsia="Times New Roman" w:hAnsi="Courier New" w:cs="Courier New"/>
+                <w:color w:val="000000"/>
+                <w:sz w:val="18"/>
+                <w:szCs w:val="18"/>
+                <w:lang w:eastAsia="es-SV"/>
+              </w:rPr>
+              <w:t>: </w:t>
+            </w:r>
+            <w:r>
+              <w:rPr>
+                <w:rFonts w:ascii="Courier New" w:eastAsia="Times New Roman" w:hAnsi="Courier New" w:cs="Courier New"/>
+                <w:color w:val="098658"/>
+                <w:sz w:val="18"/>
+                <w:szCs w:val="18"/>
+                <w:lang w:eastAsia="es-SV"/>
+              </w:rPr>
+              <w:t>6</w:t>
+            </w:r>
+            <w:r>
+              <w:rPr>
+                <w:rFonts w:ascii="Courier New" w:eastAsia="Times New Roman" w:hAnsi="Courier New" w:cs="Courier New"/>
+                <w:color w:val="000000"/>
+                <w:sz w:val="18"/>
+                <w:szCs w:val="18"/>
+                <w:lang w:eastAsia="es-SV"/>
+              </w:rPr>
+              <w:t>,</w:t>
+            </w:r>
+          </w:p>
+          <w:p>
+            <w:pPr>
+              <w:shd w:val="clear" w:color="auto" w:fill="FFFFFE"/>
+              <w:spacing w:line="270" w:lineRule="atLeast"/>
+              <w:rPr>
+                <w:rFonts w:ascii="Courier New" w:eastAsia="Times New Roman" w:hAnsi="Courier New" w:cs="Courier New"/>
+                <w:color w:val="000000"/>
+                <w:sz w:val="18"/>
+                <w:szCs w:val="18"/>
+                <w:lang w:eastAsia="es-SV"/>
+              </w:rPr>
+            </w:pPr>
+            <w:r>
+              <w:rPr>
+                <w:rFonts w:ascii="Courier New" w:eastAsia="Times New Roman" w:hAnsi="Courier New" w:cs="Courier New"/>
+                <w:color w:val="000000"/>
+                <w:sz w:val="18"/>
+                <w:szCs w:val="18"/>
+                <w:lang w:eastAsia="es-SV"/>
+              </w:rPr>
+              <w:t>        </w:t>
+            </w:r>
+            <w:r>
+              <w:rPr>
+                <w:rFonts w:ascii="Courier New" w:eastAsia="Times New Roman" w:hAnsi="Courier New" w:cs="Courier New"/>
+                <w:color w:val="A31515"/>
+                <w:sz w:val="18"/>
+                <w:szCs w:val="18"/>
+                <w:lang w:eastAsia="es-SV"/>
+              </w:rPr>
+              <w:t>"tipo"</w:t>
+            </w:r>
+            <w:r>
+              <w:rPr>
+                <w:rFonts w:ascii="Courier New" w:eastAsia="Times New Roman" w:hAnsi="Courier New" w:cs="Courier New"/>
+                <w:color w:val="000000"/>
+                <w:sz w:val="18"/>
+                <w:szCs w:val="18"/>
+                <w:lang w:eastAsia="es-SV"/>
+              </w:rPr>
+              <w:t>: </w:t>
+            </w:r>
+            <w:r>
+              <w:rPr>
+                <w:rFonts w:ascii="Courier New" w:eastAsia="Times New Roman" w:hAnsi="Courier New" w:cs="Courier New"/>
+                <w:color w:val="0451A5"/>
+                <w:sz w:val="18"/>
+                <w:szCs w:val="18"/>
+                <w:lang w:eastAsia="es-SV"/>
+              </w:rPr>
+              <w:t>"Juguetes"</w:t>
+            </w:r>
+            <w:r>
+              <w:rPr>
+                <w:rFonts w:ascii="Courier New" w:eastAsia="Times New Roman" w:hAnsi="Courier New" w:cs="Courier New"/>
+                <w:color w:val="000000"/>
+                <w:sz w:val="18"/>
+                <w:szCs w:val="18"/>
+                <w:lang w:eastAsia="es-SV"/>
+              </w:rPr>
+              <w:t>,</w:t>
+            </w:r>
+          </w:p>
+          <w:p>
+            <w:pPr>
+              <w:shd w:val="clear" w:color="auto" w:fill="FFFFFE"/>
+              <w:spacing w:line="270" w:lineRule="atLeast"/>
+              <w:rPr>
+                <w:rFonts w:ascii="Courier New" w:eastAsia="Times New Roman" w:hAnsi="Courier New" w:cs="Courier New"/>
+                <w:color w:val="000000"/>
+                <w:sz w:val="18"/>
+                <w:szCs w:val="18"/>
+                <w:lang w:eastAsia="es-SV"/>
+              </w:rPr>
+            </w:pPr>
+            <w:r>
+              <w:rPr>
+                <w:rFonts w:ascii="Courier New" w:eastAsia="Times New Roman" w:hAnsi="Courier New" w:cs="Courier New"/>
+                <w:color w:val="000000"/>
+                <w:sz w:val="18"/>
+                <w:szCs w:val="18"/>
+                <w:lang w:eastAsia="es-SV"/>
+              </w:rPr>
+              <w:t>        </w:t>
+            </w:r>
+            <w:r>
+              <w:rPr>
+                <w:rFonts w:ascii="Courier New" w:eastAsia="Times New Roman" w:hAnsi="Courier New" w:cs="Courier New"/>
+                <w:color w:val="A31515"/>
+                <w:sz w:val="18"/>
+                <w:szCs w:val="18"/>
+                <w:lang w:eastAsia="es-SV"/>
+              </w:rPr>
+              <w:t>"nombre"</w:t>
+            </w:r>
+            <w:r>
+              <w:rPr>
+                <w:rFonts w:ascii="Courier New" w:eastAsia="Times New Roman" w:hAnsi="Courier New" w:cs="Courier New"/>
+                <w:color w:val="000000"/>
+                <w:sz w:val="18"/>
+                <w:szCs w:val="18"/>
+                <w:lang w:eastAsia="es-SV"/>
+              </w:rPr>
+              <w:t>: </w:t>
+            </w:r>
+            <w:r>
+              <w:rPr>
+                <w:rFonts w:ascii="Courier New" w:eastAsia="Times New Roman" w:hAnsi="Courier New" w:cs="Courier New"/>
+                <w:color w:val="0451A5"/>
+                <w:sz w:val="18"/>
+                <w:szCs w:val="18"/>
+                <w:lang w:eastAsia="es-SV"/>
+              </w:rPr>
+              <w:t>"Bicicleta"</w:t>
+            </w:r>
+            <w:r>
+              <w:rPr>
+                <w:rFonts w:ascii="Courier New" w:eastAsia="Times New Roman" w:hAnsi="Courier New" w:cs="Courier New"/>
+                <w:color w:val="000000"/>
+                <w:sz w:val="18"/>
+                <w:szCs w:val="18"/>
+                <w:lang w:eastAsia="es-SV"/>
+              </w:rPr>
+              <w:t>,</w:t>
+            </w:r>
+          </w:p>
+          <w:p>
+            <w:pPr>
+              <w:shd w:val="clear" w:color="auto" w:fill="FFFFFE"/>
+              <w:spacing w:line="270" w:lineRule="atLeast"/>
+              <w:rPr>
+                <w:rFonts w:ascii="Courier New" w:eastAsia="Times New Roman" w:hAnsi="Courier New" w:cs="Courier New"/>
+                <w:color w:val="000000"/>
+                <w:sz w:val="18"/>
+                <w:szCs w:val="18"/>
+                <w:lang w:val="en-US" w:eastAsia="es-SV"/>
+              </w:rPr>
+            </w:pPr>
+            <w:r>
+              <w:rPr>
+                <w:rFonts w:ascii="Courier New" w:eastAsia="Times New Roman" w:hAnsi="Courier New" w:cs="Courier New"/>
+                <w:color w:val="000000"/>
+                <w:sz w:val="18"/>
+                <w:szCs w:val="18"/>
+                <w:lang w:eastAsia="es-SV"/>
+              </w:rPr>
+              <w:t>        </w:t>
+            </w:r>
+            <w:r>
+              <w:rPr>
+                <w:rFonts w:ascii="Courier New" w:eastAsia="Times New Roman" w:hAnsi="Courier New" w:cs="Courier New"/>
+                <w:color w:val="A31515"/>
+                <w:sz w:val="18"/>
+                <w:szCs w:val="18"/>
+                <w:lang w:val="en-US" w:eastAsia="es-SV"/>
+              </w:rPr>
+              <w:t>"precio"</w:t>
+            </w:r>
+            <w:r>
+              <w:rPr>
+                <w:rFonts w:ascii="Courier New" w:eastAsia="Times New Roman" w:hAnsi="Courier New" w:cs="Courier New"/>
+                <w:color w:val="000000"/>
+                <w:sz w:val="18"/>
+                <w:szCs w:val="18"/>
+                <w:lang w:val="en-US" w:eastAsia="es-SV"/>
+              </w:rPr>
+              <w:t>: </w:t>
+            </w:r>
+            <w:r>
+              <w:rPr>
+                <w:rFonts w:ascii="Courier New" w:eastAsia="Times New Roman" w:hAnsi="Courier New" w:cs="Courier New"/>
+                <w:color w:val="098658"/>
+                <w:sz w:val="18"/>
+                <w:szCs w:val="18"/>
+                <w:lang w:val="en-US" w:eastAsia="es-SV"/>
+              </w:rPr>
+              <w:t>150.38</w:t>
+            </w:r>
+            <w:r>
+              <w:rPr>
+                <w:rFonts w:ascii="Courier New" w:eastAsia="Times New Roman" w:hAnsi="Courier New" w:cs="Courier New"/>
+                <w:color w:val="000000"/>
+                <w:sz w:val="18"/>
+                <w:szCs w:val="18"/>
+                <w:lang w:val="en-US" w:eastAsia="es-SV"/>
+              </w:rPr>
+              <w:t>,</w:t>
+            </w:r>
+          </w:p>
+          <w:p>
+            <w:pPr>
+              <w:shd w:val="clear" w:color="auto" w:fill="FFFFFE"/>
+              <w:spacing w:line="270" w:lineRule="atLeast"/>
+              <w:rPr>
+                <w:rFonts w:ascii="Courier New" w:eastAsia="Times New Roman" w:hAnsi="Courier New" w:cs="Courier New"/>
+                <w:color w:val="000000"/>
+                <w:sz w:val="18"/>
+                <w:szCs w:val="18"/>
+                <w:lang w:val="en-US" w:eastAsia="es-SV"/>
+              </w:rPr>
+            </w:pPr>
+            <w:r>
+              <w:rPr>
+                <w:rFonts w:ascii="Courier New" w:eastAsia="Times New Roman" w:hAnsi="Courier New" w:cs="Courier New"/>
+                <w:color w:val="000000"/>
+                <w:sz w:val="18"/>
+                <w:szCs w:val="18"/>
+                <w:lang w:val="en-US" w:eastAsia="es-SV"/>
+              </w:rPr>
+              <w:t>        </w:t>
+            </w:r>
+            <w:r>
+              <w:rPr>
+                <w:rFonts w:ascii="Courier New" w:eastAsia="Times New Roman" w:hAnsi="Courier New" w:cs="Courier New"/>
+                <w:color w:val="A31515"/>
+                <w:sz w:val="18"/>
+                <w:szCs w:val="18"/>
+                <w:lang w:val="en-US" w:eastAsia="es-SV"/>
+              </w:rPr>
+              <w:t>"deleted_at"</w:t>
+            </w:r>
+            <w:r>
+              <w:rPr>
+                <w:rFonts w:ascii="Courier New" w:eastAsia="Times New Roman" w:hAnsi="Courier New" w:cs="Courier New"/>
+                <w:color w:val="000000"/>
+                <w:sz w:val="18"/>
+                <w:szCs w:val="18"/>
+                <w:lang w:val="en-US" w:eastAsia="es-SV"/>
+              </w:rPr>
+              <w:t>: </w:t>
+            </w:r>
+            <w:r>
+              <w:rPr>
+                <w:rFonts w:ascii="Courier New" w:eastAsia="Times New Roman" w:hAnsi="Courier New" w:cs="Courier New"/>
+                <w:b/>
+                <w:bCs/>
+                <w:color w:val="0451A5"/>
+                <w:sz w:val="18"/>
+                <w:szCs w:val="18"/>
+                <w:lang w:val="en-US" w:eastAsia="es-SV"/>
+              </w:rPr>
+              <w:t>null</w:t>
+            </w:r>
+            <w:r>
+              <w:rPr>
+                <w:rFonts w:ascii="Courier New" w:eastAsia="Times New Roman" w:hAnsi="Courier New" w:cs="Courier New"/>
+                <w:color w:val="000000"/>
+                <w:sz w:val="18"/>
+                <w:szCs w:val="18"/>
+                <w:lang w:val="en-US" w:eastAsia="es-SV"/>
+              </w:rPr>
+              <w:t>,</w:t>
+            </w:r>
+          </w:p>
+          <w:p>
+            <w:pPr>
+              <w:shd w:val="clear" w:color="auto" w:fill="FFFFFE"/>
+              <w:spacing w:line="270" w:lineRule="atLeast"/>
+              <w:rPr>
+                <w:rFonts w:ascii="Courier New" w:eastAsia="Times New Roman" w:hAnsi="Courier New" w:cs="Courier New"/>
+                <w:color w:val="000000"/>
+                <w:sz w:val="18"/>
+                <w:szCs w:val="18"/>
+                <w:lang w:val="en-US" w:eastAsia="es-SV"/>
+              </w:rPr>
+            </w:pPr>
+            <w:r>
+              <w:rPr>
+                <w:rFonts w:ascii="Courier New" w:eastAsia="Times New Roman" w:hAnsi="Courier New" w:cs="Courier New"/>
+                <w:color w:val="000000"/>
+                <w:sz w:val="18"/>
+                <w:szCs w:val="18"/>
+                <w:lang w:val="en-US" w:eastAsia="es-SV"/>
+              </w:rPr>
+              <w:t>        </w:t>
+            </w:r>
+            <w:r>
+              <w:rPr>
+                <w:rFonts w:ascii="Courier New" w:eastAsia="Times New Roman" w:hAnsi="Courier New" w:cs="Courier New"/>
+                <w:color w:val="A31515"/>
+                <w:sz w:val="18"/>
+                <w:szCs w:val="18"/>
+                <w:lang w:val="en-US" w:eastAsia="es-SV"/>
+              </w:rPr>
+              <w:t>"created_at"</w:t>
+            </w:r>
+            <w:r>
+              <w:rPr>
+                <w:rFonts w:ascii="Courier New" w:eastAsia="Times New Roman" w:hAnsi="Courier New" w:cs="Courier New"/>
+                <w:color w:val="000000"/>
+                <w:sz w:val="18"/>
+                <w:szCs w:val="18"/>
+                <w:lang w:val="en-US" w:eastAsia="es-SV"/>
+              </w:rPr>
+              <w:t>: </w:t>
+            </w:r>
+            <w:r>
+              <w:rPr>
+                <w:rFonts w:ascii="Courier New" w:eastAsia="Times New Roman" w:hAnsi="Courier New" w:cs="Courier New"/>
+                <w:color w:val="0451A5"/>
+                <w:sz w:val="18"/>
+                <w:szCs w:val="18"/>
+                <w:lang w:val="en-US" w:eastAsia="es-SV"/>
+              </w:rPr>
+              <w:t>"2026-08-29T20:47:30.000000Z"</w:t>
+            </w:r>
+            <w:r>
+              <w:rPr>
+                <w:rFonts w:ascii="Courier New" w:eastAsia="Times New Roman" w:hAnsi="Courier New" w:cs="Courier New"/>
+                <w:color w:val="000000"/>
+                <w:sz w:val="18"/>
+                <w:szCs w:val="18"/>
+                <w:lang w:val="en-US" w:eastAsia="es-SV"/>
+              </w:rPr>
+              <w:t>,</w:t>
+            </w:r>
+          </w:p>
+          <w:p>
+            <w:pPr>
+              <w:shd w:val="clear" w:color="auto" w:fill="FFFFFE"/>
+              <w:spacing w:line="270" w:lineRule="atLeast"/>
+              <w:rPr>
+                <w:rFonts w:ascii="Courier New" w:eastAsia="Times New Roman" w:hAnsi="Courier New" w:cs="Courier New"/>
+                <w:color w:val="000000"/>
+                <w:sz w:val="18"/>
+                <w:szCs w:val="18"/>
+                <w:lang w:eastAsia="es-SV"/>
+              </w:rPr>
+            </w:pPr>
+            <w:r>
+              <w:rPr>
+                <w:rFonts w:ascii="Courier New" w:eastAsia="Times New Roman" w:hAnsi="Courier New" w:cs="Courier New"/>
+                <w:color w:val="000000"/>
+                <w:sz w:val="18"/>
+                <w:szCs w:val="18"/>
+                <w:lang w:val="en-US" w:eastAsia="es-SV"/>
+              </w:rPr>
+              <w:t>        </w:t>
+            </w:r>
+            <w:r>
+              <w:rPr>
+                <w:rFonts w:ascii="Courier New" w:eastAsia="Times New Roman" w:hAnsi="Courier New" w:cs="Courier New"/>
+                <w:color w:val="A31515"/>
+                <w:sz w:val="18"/>
+                <w:szCs w:val="18"/>
+                <w:lang w:eastAsia="es-SV"/>
+              </w:rPr>
+              <w:t>"updated_at"</w:t>
+            </w:r>
+            <w:r>
+              <w:rPr>
+                <w:rFonts w:ascii="Courier New" w:eastAsia="Times New Roman" w:hAnsi="Courier New" w:cs="Courier New"/>
+                <w:color w:val="000000"/>
+                <w:sz w:val="18"/>
+                <w:szCs w:val="18"/>
+                <w:lang w:eastAsia="es-SV"/>
+              </w:rPr>
+              <w:t>: </w:t>
+            </w:r>
+            <w:r>
+              <w:rPr>
+                <w:rFonts w:ascii="Courier New" w:eastAsia="Times New Roman" w:hAnsi="Courier New" w:cs="Courier New"/>
+                <w:color w:val="0451A5"/>
+                <w:sz w:val="18"/>
+                <w:szCs w:val="18"/>
+                <w:lang w:eastAsia="es-SV"/>
+              </w:rPr>
+              <w:t>"2026-08-29T20:48:41.000000Z"</w:t>
+            </w:r>
+          </w:p>
+          <w:p>
+            <w:pPr>
+              <w:shd w:val="clear" w:color="auto" w:fill="FFFFFE"/>
+              <w:spacing w:line="270" w:lineRule="atLeast"/>
+              <w:rPr>
+                <w:rFonts w:ascii="Courier New" w:eastAsia="Times New Roman" w:hAnsi="Courier New" w:cs="Courier New"/>
+                <w:color w:val="000000"/>
+                <w:sz w:val="18"/>
+                <w:szCs w:val="18"/>
+                <w:lang w:eastAsia="es-SV"/>
+              </w:rPr>
+            </w:pPr>
+            <w:r>
+              <w:rPr>
+                <w:rFonts w:ascii="Courier New" w:eastAsia="Times New Roman" w:hAnsi="Courier New" w:cs="Courier New"/>
+                <w:color w:val="000000"/>
+                <w:sz w:val="18"/>
+                <w:szCs w:val="18"/>
+                <w:lang w:eastAsia="es-SV"/>
+              </w:rPr>
+              <w:t>    }</w:t>
+            </w:r>
+          </w:p>
+          <w:p>
+            <w:pPr>
+              <w:shd w:val="clear" w:color="auto" w:fill="FFFFFE"/>
+              <w:spacing w:line="270" w:lineRule="atLeast"/>
+              <w:rPr>
+                <w:rFonts w:ascii="Courier New" w:eastAsia="Times New Roman" w:hAnsi="Courier New" w:cs="Courier New"/>
+                <w:color w:val="000000"/>
+                <w:sz w:val="18"/>
+                <w:szCs w:val="18"/>
+                <w:lang w:eastAsia="es-SV"/>
+              </w:rPr>
+            </w:pPr>
+            <w:r>
+              <w:rPr>
+                <w:rFonts w:ascii="Courier New" w:eastAsia="Times New Roman" w:hAnsi="Courier New" w:cs="Courier New"/>
+                <w:color w:val="000000"/>
+                <w:sz w:val="18"/>
+                <w:szCs w:val="18"/>
+                <w:lang w:eastAsia="es-SV"/>
+              </w:rPr>
+              <w:t>}</w:t>
+            </w:r>
+          </w:p>
+        </w:tc>
+      </w:tr>
+    </w:tbl>
+    <w:p>
+      <w:pPr>
+        <w:shd w:val="clear" w:color="auto" w:fill="FFFFFF"/>
+        <w:spacing w:before="100" w:beforeAutospacing="1" w:after="0" w:line="240" w:lineRule="auto"/>
+        <w:rPr>
+          <w:rFonts w:ascii="Segoe UI" w:eastAsia="Times New Roman" w:hAnsi="Segoe UI" w:cs="Segoe UI"/>
+          <w:color w:val="333333"/>
+          <w:sz w:val="23"/>
+          <w:szCs w:val="23"/>
+          <w:lang w:eastAsia="es-SV"/>
+        </w:rPr>
+      </w:pPr>
+      <w:r>
+        <w:rPr>
+          <w:rFonts w:ascii="Segoe UI" w:eastAsia="Times New Roman" w:hAnsi="Segoe UI" w:cs="Segoe UI"/>
+          <w:color w:val="333333"/>
+          <w:sz w:val="23"/>
+          <w:szCs w:val="23"/>
+          <w:lang w:eastAsia="es-SV"/>
+        </w:rPr>
+        <w:t>Eliminación lógica.</w:t>
+      </w:r>
+    </w:p>
+    <w:tbl>
+      <w:tblPr>
+        <w:tblStyle w:val="Tablaconcuadrcula"/>
+        <w:tblW w:w="0" w:type="auto"/>
+        <w:tblLook w:val="04A0" w:firstRow="1" w:lastRow="0" w:firstColumn="1" w:lastColumn="0" w:noHBand="0" w:noVBand="1"/>
+      </w:tblPr>
+      <w:tblGrid>
+        <w:gridCol w:w="1815"/>
+        <w:gridCol w:w="7013"/>
+      </w:tblGrid>
+      <w:tr>
+        <w:tc>
+          <w:tcPr>
+            <w:tcW w:w="1555" w:type="dxa"/>
+          </w:tcPr>
+          <w:p>
+            <w:pPr>
+              <w:spacing w:before="100" w:beforeAutospacing="1"/>
+              <w:rPr>
+                <w:rFonts w:ascii="Segoe UI" w:eastAsia="Times New Roman" w:hAnsi="Segoe UI" w:cs="Segoe UI"/>
+                <w:color w:val="333333"/>
+                <w:sz w:val="23"/>
+                <w:szCs w:val="23"/>
+                <w:lang w:eastAsia="es-SV"/>
+              </w:rPr>
+            </w:pPr>
+            <w:r>
+              <w:rPr>
+                <w:rFonts w:ascii="Segoe UI" w:eastAsia="Times New Roman" w:hAnsi="Segoe UI" w:cs="Segoe UI"/>
+                <w:color w:val="333333"/>
+                <w:sz w:val="23"/>
+                <w:szCs w:val="23"/>
+                <w:lang w:eastAsia="es-SV"/>
+              </w:rPr>
+              <w:t>Método:DELETE</w:t>
+            </w:r>
+          </w:p>
+        </w:tc>
+        <w:tc>
+          <w:tcPr>
+            <w:tcW w:w="7273" w:type="dxa"/>
+          </w:tcPr>
+          <w:p>
+            <w:pPr>
+              <w:spacing w:before="100" w:beforeAutospacing="1"/>
+              <w:rPr>
+                <w:rFonts w:ascii="Segoe UI" w:eastAsia="Times New Roman" w:hAnsi="Segoe UI" w:cs="Segoe UI"/>
+                <w:color w:val="333333"/>
+                <w:sz w:val="23"/>
+                <w:szCs w:val="23"/>
+                <w:lang w:eastAsia="es-SV"/>
+              </w:rPr>
+            </w:pPr>
+            <w:r>
+              <w:rPr>
+                <w:rFonts w:ascii="Segoe UI" w:eastAsia="Times New Roman" w:hAnsi="Segoe UI" w:cs="Segoe UI"/>
+                <w:color w:val="333333"/>
+                <w:sz w:val="23"/>
+                <w:szCs w:val="23"/>
+                <w:lang w:eastAsia="es-SV"/>
+              </w:rPr>
+              <w:t>URL:</w:t>
+            </w:r>
+            <w:r>
+              <w:rPr>
+                <w:rFonts w:ascii="Helvetica" w:hAnsi="Helvetica" w:cs="Helvetica"/>
+                <w:color w:val="212121"/>
+                <w:sz w:val="18"/>
+                <w:szCs w:val="18"/>
+                <w:shd w:val="clear" w:color="auto" w:fill="FFFFFF"/>
+              </w:rPr>
+              <w:t xml:space="preserve"> </w:t>
+            </w:r>
+            <w:hyperlink r:id="rId19" w:history="1">
+              <w:r>
+                <w:rPr>
+                  <w:rStyle w:val="Hipervnculo"/>
+                  <w:rFonts w:ascii="Helvetica" w:hAnsi="Helvetica" w:cs="Helvetica"/>
+                  <w:sz w:val="18"/>
+                  <w:szCs w:val="18"/>
+                  <w:shd w:val="clear" w:color="auto" w:fill="FFFFFF"/>
+                </w:rPr>
+                <w:t>http://127.0.0.1:8000/api/products/6</w:t>
+              </w:r>
+            </w:hyperlink>
+          </w:p>
+        </w:tc>
+      </w:tr>
+      <w:tr>
+        <w:tc>
+          <w:tcPr>
+            <w:tcW w:w="8828" w:type="dxa"/>
+            <w:gridSpan w:val="2"/>
+          </w:tcPr>
+          <w:p>
+            <w:pPr>
+              <w:spacing w:before="100" w:beforeAutospacing="1"/>
+              <w:rPr>
+                <w:rFonts w:ascii="Segoe UI" w:eastAsia="Times New Roman" w:hAnsi="Segoe UI" w:cs="Segoe UI"/>
+                <w:color w:val="333333"/>
+                <w:sz w:val="23"/>
+                <w:szCs w:val="23"/>
+                <w:lang w:eastAsia="es-SV"/>
+              </w:rPr>
+            </w:pPr>
+            <w:r>
+              <w:rPr>
+                <w:rFonts w:ascii="Segoe UI" w:eastAsia="Times New Roman" w:hAnsi="Segoe UI" w:cs="Segoe UI"/>
+                <w:color w:val="333333"/>
+                <w:sz w:val="23"/>
+                <w:szCs w:val="23"/>
+                <w:lang w:eastAsia="es-SV"/>
+              </w:rPr>
+              <w:t>Request:</w:t>
+            </w:r>
+          </w:p>
+        </w:tc>
+      </w:tr>
+      <w:tr>
+        <w:tc>
+          <w:tcPr>
+            <w:tcW w:w="8828" w:type="dxa"/>
+            <w:gridSpan w:val="2"/>
+          </w:tcPr>
+          <w:p>
+            <w:pPr>
+              <w:spacing w:before="100" w:beforeAutospacing="1"/>
+              <w:rPr>
+                <w:rFonts w:ascii="Segoe UI" w:eastAsia="Times New Roman" w:hAnsi="Segoe UI" w:cs="Segoe UI"/>
+                <w:color w:val="333333"/>
+                <w:sz w:val="23"/>
+                <w:szCs w:val="23"/>
+                <w:lang w:val="en-US" w:eastAsia="es-SV"/>
+              </w:rPr>
+            </w:pPr>
+            <w:r>
+              <w:rPr>
+                <w:rFonts w:ascii="Segoe UI" w:eastAsia="Times New Roman" w:hAnsi="Segoe UI" w:cs="Segoe UI"/>
+                <w:color w:val="333333"/>
+                <w:sz w:val="23"/>
+                <w:szCs w:val="23"/>
+                <w:lang w:val="en-US" w:eastAsia="es-SV"/>
+              </w:rPr>
+              <w:t>Response:</w:t>
+            </w:r>
+          </w:p>
+          <w:p>
+            <w:pPr>
+              <w:shd w:val="clear" w:color="auto" w:fill="FFFFFE"/>
+              <w:spacing w:line="270" w:lineRule="atLeast"/>
+              <w:rPr>
+                <w:rFonts w:ascii="Courier New" w:eastAsia="Times New Roman" w:hAnsi="Courier New" w:cs="Courier New"/>
+                <w:color w:val="000000"/>
+                <w:sz w:val="18"/>
+                <w:szCs w:val="18"/>
+                <w:lang w:val="en-US" w:eastAsia="es-SV"/>
+              </w:rPr>
+            </w:pPr>
+            <w:r>
+              <w:rPr>
+                <w:rFonts w:ascii="Courier New" w:eastAsia="Times New Roman" w:hAnsi="Courier New" w:cs="Courier New"/>
+                <w:color w:val="000000"/>
+                <w:sz w:val="18"/>
+                <w:szCs w:val="18"/>
+                <w:lang w:val="en-US" w:eastAsia="es-SV"/>
+              </w:rPr>
+              <w:t>{</w:t>
+            </w:r>
+          </w:p>
+          <w:p>
+            <w:pPr>
+              <w:shd w:val="clear" w:color="auto" w:fill="FFFFFE"/>
+              <w:spacing w:line="270" w:lineRule="atLeast"/>
+              <w:rPr>
+                <w:rFonts w:ascii="Courier New" w:eastAsia="Times New Roman" w:hAnsi="Courier New" w:cs="Courier New"/>
+                <w:color w:val="000000"/>
+                <w:sz w:val="18"/>
+                <w:szCs w:val="18"/>
+                <w:lang w:val="en-US" w:eastAsia="es-SV"/>
+              </w:rPr>
+            </w:pPr>
+            <w:r>
+              <w:rPr>
+                <w:rFonts w:ascii="Courier New" w:eastAsia="Times New Roman" w:hAnsi="Courier New" w:cs="Courier New"/>
+                <w:color w:val="000000"/>
+                <w:sz w:val="18"/>
+                <w:szCs w:val="18"/>
+                <w:lang w:val="en-US" w:eastAsia="es-SV"/>
+              </w:rPr>
+              <w:t>    </w:t>
+            </w:r>
+            <w:r>
+              <w:rPr>
+                <w:rFonts w:ascii="Courier New" w:eastAsia="Times New Roman" w:hAnsi="Courier New" w:cs="Courier New"/>
+                <w:color w:val="A31515"/>
+                <w:sz w:val="18"/>
+                <w:szCs w:val="18"/>
+                <w:lang w:val="en-US" w:eastAsia="es-SV"/>
+              </w:rPr>
+              <w:t>"message"</w:t>
+            </w:r>
+            <w:r>
+              <w:rPr>
+                <w:rFonts w:ascii="Courier New" w:eastAsia="Times New Roman" w:hAnsi="Courier New" w:cs="Courier New"/>
+                <w:color w:val="000000"/>
+                <w:sz w:val="18"/>
+                <w:szCs w:val="18"/>
+                <w:lang w:val="en-US" w:eastAsia="es-SV"/>
+              </w:rPr>
+              <w:t>: </w:t>
+            </w:r>
+            <w:r>
+              <w:rPr>
+                <w:rFonts w:ascii="Courier New" w:eastAsia="Times New Roman" w:hAnsi="Courier New" w:cs="Courier New"/>
+                <w:color w:val="0451A5"/>
+                <w:sz w:val="18"/>
+                <w:szCs w:val="18"/>
+                <w:lang w:val="en-US" w:eastAsia="es-SV"/>
+              </w:rPr>
+              <w:t>"Product delited successfully"</w:t>
+            </w:r>
+          </w:p>
+          <w:p>
+            <w:pPr>
+              <w:shd w:val="clear" w:color="auto" w:fill="FFFFFE"/>
+              <w:spacing w:line="270" w:lineRule="atLeast"/>
+              <w:rPr>
+                <w:rFonts w:ascii="Courier New" w:eastAsia="Times New Roman" w:hAnsi="Courier New" w:cs="Courier New"/>
+                <w:color w:val="000000"/>
+                <w:sz w:val="18"/>
+                <w:szCs w:val="18"/>
+                <w:lang w:eastAsia="es-SV"/>
+              </w:rPr>
+            </w:pPr>
+            <w:r>
+              <w:rPr>
+                <w:rFonts w:ascii="Courier New" w:eastAsia="Times New Roman" w:hAnsi="Courier New" w:cs="Courier New"/>
+                <w:color w:val="000000"/>
+                <w:sz w:val="18"/>
+                <w:szCs w:val="18"/>
+                <w:lang w:eastAsia="es-SV"/>
+              </w:rPr>
+              <w:t>}</w:t>
+            </w:r>
+          </w:p>
+        </w:tc>
+      </w:tr>
+    </w:tbl>
+    <w:p>
+      <w:pPr>
+        <w:shd w:val="clear" w:color="auto" w:fill="FFFFFF"/>
+        <w:spacing w:before="100" w:beforeAutospacing="1" w:after="0" w:line="240" w:lineRule="auto"/>
+        <w:rPr>
+          <w:rFonts w:ascii="Segoe UI" w:eastAsia="Times New Roman" w:hAnsi="Segoe UI" w:cs="Segoe UI"/>
+          <w:color w:val="333333"/>
+          <w:sz w:val="23"/>
+          <w:szCs w:val="23"/>
+          <w:lang w:eastAsia="es-SV"/>
+        </w:rPr>
+      </w:pPr>
+      <w:r>
+        <w:rPr>
+          <w:rFonts w:ascii="Segoe UI" w:eastAsia="Times New Roman" w:hAnsi="Segoe UI" w:cs="Segoe UI"/>
+          <w:color w:val="333333"/>
+          <w:sz w:val="23"/>
+          <w:szCs w:val="23"/>
+          <w:lang w:eastAsia="es-SV"/>
+        </w:rPr>
+        <w:t>Restauración de registro.</w:t>
+      </w:r>
+    </w:p>
+    <w:tbl>
+      <w:tblPr>
+        <w:tblStyle w:val="Tablaconcuadrcula"/>
+        <w:tblW w:w="0" w:type="auto"/>
+        <w:tblLook w:val="04A0" w:firstRow="1" w:lastRow="0" w:firstColumn="1" w:lastColumn="0" w:noHBand="0" w:noVBand="1"/>
+      </w:tblPr>
+      <w:tblGrid>
+        <w:gridCol w:w="1555"/>
+        <w:gridCol w:w="7273"/>
+      </w:tblGrid>
+      <w:tr>
+        <w:tc>
+          <w:tcPr>
+            <w:tcW w:w="1555" w:type="dxa"/>
+          </w:tcPr>
+          <w:p>
+            <w:pPr>
+              <w:spacing w:before="100" w:beforeAutospacing="1"/>
+              <w:rPr>
+                <w:rFonts w:ascii="Segoe UI" w:eastAsia="Times New Roman" w:hAnsi="Segoe UI" w:cs="Segoe UI"/>
+                <w:color w:val="333333"/>
+                <w:sz w:val="23"/>
+                <w:szCs w:val="23"/>
+                <w:lang w:eastAsia="es-SV"/>
+              </w:rPr>
+            </w:pPr>
+            <w:r>
+              <w:rPr>
+                <w:rFonts w:ascii="Segoe UI" w:eastAsia="Times New Roman" w:hAnsi="Segoe UI" w:cs="Segoe UI"/>
+                <w:color w:val="333333"/>
+                <w:sz w:val="23"/>
+                <w:szCs w:val="23"/>
+                <w:lang w:eastAsia="es-SV"/>
+              </w:rPr>
+              <w:t>Método:PUT</w:t>
+            </w:r>
+          </w:p>
+        </w:tc>
+        <w:tc>
+          <w:tcPr>
+            <w:tcW w:w="7273" w:type="dxa"/>
+          </w:tcPr>
+          <w:p>
+            <w:pPr>
+              <w:spacing w:before="100" w:beforeAutospacing="1"/>
+              <w:rPr>
+                <w:rFonts w:ascii="Segoe UI" w:eastAsia="Times New Roman" w:hAnsi="Segoe UI" w:cs="Segoe UI"/>
+                <w:color w:val="333333"/>
+                <w:sz w:val="23"/>
+                <w:szCs w:val="23"/>
+                <w:lang w:val="en-US" w:eastAsia="es-SV"/>
+              </w:rPr>
+            </w:pPr>
+            <w:r>
+              <w:rPr>
+                <w:rFonts w:ascii="Segoe UI" w:eastAsia="Times New Roman" w:hAnsi="Segoe UI" w:cs="Segoe UI"/>
+                <w:color w:val="333333"/>
+                <w:sz w:val="23"/>
+                <w:szCs w:val="23"/>
+                <w:lang w:val="en-US" w:eastAsia="es-SV"/>
+              </w:rPr>
+              <w:t>URL:</w:t>
+            </w:r>
+            <w:r>
+              <w:rPr>
+                <w:rFonts w:ascii="Helvetica" w:hAnsi="Helvetica" w:cs="Helvetica"/>
+                <w:color w:val="212121"/>
+                <w:sz w:val="18"/>
+                <w:szCs w:val="18"/>
+                <w:shd w:val="clear" w:color="auto" w:fill="FFFFFF"/>
+                <w:lang w:val="en-US"/>
+              </w:rPr>
+              <w:t xml:space="preserve"> </w:t>
+            </w:r>
+            <w:hyperlink r:id="rId20" w:history="1">
+              <w:r>
+                <w:rPr>
+                  <w:rStyle w:val="Hipervnculo"/>
+                  <w:rFonts w:ascii="Helvetica" w:hAnsi="Helvetica" w:cs="Helvetica"/>
+                  <w:sz w:val="18"/>
+                  <w:szCs w:val="18"/>
+                  <w:shd w:val="clear" w:color="auto" w:fill="FFFFFF"/>
+                  <w:lang w:val="en-US"/>
+                </w:rPr>
+                <w:t>http://127.0.0.1:8000/api/products/6/restore</w:t>
+              </w:r>
+            </w:hyperlink>
+          </w:p>
+        </w:tc>
+      </w:tr>
+      <w:tr>
+        <w:tc>
+          <w:tcPr>
+            <w:tcW w:w="8828" w:type="dxa"/>
+            <w:gridSpan w:val="2"/>
+          </w:tcPr>
+          <w:p>
+            <w:pPr>
+              <w:spacing w:before="100" w:beforeAutospacing="1"/>
+              <w:rPr>
+                <w:rFonts w:ascii="Segoe UI" w:eastAsia="Times New Roman" w:hAnsi="Segoe UI" w:cs="Segoe UI"/>
+                <w:color w:val="333333"/>
+                <w:sz w:val="23"/>
+                <w:szCs w:val="23"/>
+                <w:lang w:eastAsia="es-SV"/>
+              </w:rPr>
+            </w:pPr>
+            <w:r>
+              <w:rPr>
+                <w:rFonts w:ascii="Segoe UI" w:eastAsia="Times New Roman" w:hAnsi="Segoe UI" w:cs="Segoe UI"/>
+                <w:color w:val="333333"/>
+                <w:sz w:val="23"/>
+                <w:szCs w:val="23"/>
+                <w:lang w:eastAsia="es-SV"/>
+              </w:rPr>
+              <w:t>Request:</w:t>
+            </w:r>
+          </w:p>
+        </w:tc>
+      </w:tr>
+      <w:tr>
+        <w:tc>
+          <w:tcPr>
+            <w:tcW w:w="8828" w:type="dxa"/>
+            <w:gridSpan w:val="2"/>
+          </w:tcPr>
+          <w:p>
+            <w:pPr>
+              <w:spacing w:before="100" w:beforeAutospacing="1"/>
+              <w:rPr>
+                <w:rFonts w:ascii="Segoe UI" w:eastAsia="Times New Roman" w:hAnsi="Segoe UI" w:cs="Segoe UI"/>
+                <w:color w:val="333333"/>
+                <w:sz w:val="23"/>
+                <w:szCs w:val="23"/>
+                <w:lang w:val="en-US" w:eastAsia="es-SV"/>
+              </w:rPr>
+            </w:pPr>
+            <w:r>
+              <w:rPr>
+                <w:rFonts w:ascii="Segoe UI" w:eastAsia="Times New Roman" w:hAnsi="Segoe UI" w:cs="Segoe UI"/>
+                <w:color w:val="333333"/>
+                <w:sz w:val="23"/>
+                <w:szCs w:val="23"/>
+                <w:lang w:val="en-US" w:eastAsia="es-SV"/>
+              </w:rPr>
+              <w:t>Response:</w:t>
+            </w:r>
+          </w:p>
+          <w:p>
+            <w:pPr>
+              <w:shd w:val="clear" w:color="auto" w:fill="FFFFFE"/>
+              <w:spacing w:line="270" w:lineRule="atLeast"/>
+              <w:rPr>
+                <w:rFonts w:ascii="Courier New" w:eastAsia="Times New Roman" w:hAnsi="Courier New" w:cs="Courier New"/>
+                <w:color w:val="000000"/>
+                <w:sz w:val="18"/>
+                <w:szCs w:val="18"/>
+                <w:lang w:val="en-US" w:eastAsia="es-SV"/>
+              </w:rPr>
+            </w:pPr>
+            <w:r>
+              <w:rPr>
+                <w:rFonts w:ascii="Courier New" w:eastAsia="Times New Roman" w:hAnsi="Courier New" w:cs="Courier New"/>
+                <w:color w:val="000000"/>
+                <w:sz w:val="18"/>
+                <w:szCs w:val="18"/>
+                <w:lang w:val="en-US" w:eastAsia="es-SV"/>
+              </w:rPr>
+              <w:t>{</w:t>
+            </w:r>
+          </w:p>
+          <w:p>
+            <w:pPr>
+              <w:shd w:val="clear" w:color="auto" w:fill="FFFFFE"/>
+              <w:spacing w:line="270" w:lineRule="atLeast"/>
+              <w:rPr>
+                <w:rFonts w:ascii="Courier New" w:eastAsia="Times New Roman" w:hAnsi="Courier New" w:cs="Courier New"/>
+                <w:color w:val="000000"/>
+                <w:sz w:val="18"/>
+                <w:szCs w:val="18"/>
+                <w:lang w:val="en-US" w:eastAsia="es-SV"/>
+              </w:rPr>
+            </w:pPr>
+            <w:r>
+              <w:rPr>
+                <w:rFonts w:ascii="Courier New" w:eastAsia="Times New Roman" w:hAnsi="Courier New" w:cs="Courier New"/>
+                <w:color w:val="000000"/>
+                <w:sz w:val="18"/>
+                <w:szCs w:val="18"/>
+                <w:lang w:val="en-US" w:eastAsia="es-SV"/>
+              </w:rPr>
+              <w:t>    </w:t>
+            </w:r>
+            <w:r>
+              <w:rPr>
+                <w:rFonts w:ascii="Courier New" w:eastAsia="Times New Roman" w:hAnsi="Courier New" w:cs="Courier New"/>
+                <w:color w:val="A31515"/>
+                <w:sz w:val="18"/>
+                <w:szCs w:val="18"/>
+                <w:lang w:val="en-US" w:eastAsia="es-SV"/>
+              </w:rPr>
+              <w:t>"message"</w:t>
+            </w:r>
+            <w:r>
+              <w:rPr>
+                <w:rFonts w:ascii="Courier New" w:eastAsia="Times New Roman" w:hAnsi="Courier New" w:cs="Courier New"/>
+                <w:color w:val="000000"/>
+                <w:sz w:val="18"/>
+                <w:szCs w:val="18"/>
+                <w:lang w:val="en-US" w:eastAsia="es-SV"/>
+              </w:rPr>
+              <w:t>: </w:t>
+            </w:r>
+            <w:r>
+              <w:rPr>
+                <w:rFonts w:ascii="Courier New" w:eastAsia="Times New Roman" w:hAnsi="Courier New" w:cs="Courier New"/>
+                <w:color w:val="0451A5"/>
+                <w:sz w:val="18"/>
+                <w:szCs w:val="18"/>
+                <w:lang w:val="en-US" w:eastAsia="es-SV"/>
+              </w:rPr>
+              <w:t>"Product restored successfully"</w:t>
+            </w:r>
+          </w:p>
+          <w:p>
+            <w:pPr>
+              <w:shd w:val="clear" w:color="auto" w:fill="FFFFFE"/>
+              <w:spacing w:line="270" w:lineRule="atLeast"/>
+              <w:rPr>
+                <w:rFonts w:ascii="Courier New" w:eastAsia="Times New Roman" w:hAnsi="Courier New" w:cs="Courier New"/>
+                <w:color w:val="000000"/>
+                <w:sz w:val="18"/>
+                <w:szCs w:val="18"/>
+                <w:lang w:eastAsia="es-SV"/>
+              </w:rPr>
+            </w:pPr>
+            <w:r>
+              <w:rPr>
+                <w:rFonts w:ascii="Courier New" w:eastAsia="Times New Roman" w:hAnsi="Courier New" w:cs="Courier New"/>
+                <w:color w:val="000000"/>
+                <w:sz w:val="18"/>
+                <w:szCs w:val="18"/>
+                <w:lang w:eastAsia="es-SV"/>
+              </w:rPr>
+              <w:lastRenderedPageBreak/>
+              <w:t>}</w:t>
+            </w:r>
+          </w:p>
+        </w:tc>
+      </w:tr>
+    </w:tbl>
+    <w:p>
+      <w:pPr>
+        <w:shd w:val="clear" w:color="auto" w:fill="FFFFFF"/>
+        <w:spacing w:before="100" w:beforeAutospacing="1" w:after="0" w:line="240" w:lineRule="auto"/>
+        <w:rPr>
+          <w:rFonts w:ascii="Segoe UI" w:eastAsia="Times New Roman" w:hAnsi="Segoe UI" w:cs="Segoe UI"/>
+          <w:b/>
+          <w:bCs/>
+          <w:color w:val="333333"/>
+          <w:sz w:val="23"/>
+          <w:szCs w:val="23"/>
+          <w:lang w:eastAsia="es-SV"/>
+        </w:rPr>
+      </w:pPr>
+      <w:r>
+        <w:rPr>
+          <w:rFonts w:ascii="Segoe UI" w:eastAsia="Times New Roman" w:hAnsi="Segoe UI" w:cs="Segoe UI"/>
+          <w:b/>
+          <w:bCs/>
+          <w:color w:val="333333"/>
+          <w:sz w:val="23"/>
+          <w:szCs w:val="23"/>
+          <w:lang w:eastAsia="es-SV"/>
+        </w:rPr>
+        <w:lastRenderedPageBreak/>
+        <w:t>Registro y autenticación de usuarios/clientes.</w:t>
+      </w:r>
+    </w:p>
+    <w:p>
+      <w:pPr>
+        <w:shd w:val="clear" w:color="auto" w:fill="FFFFFF"/>
+        <w:spacing w:before="100" w:beforeAutospacing="1" w:after="0" w:line="240" w:lineRule="auto"/>
+        <w:rPr>
+          <w:rFonts w:ascii="Segoe UI" w:eastAsia="Times New Roman" w:hAnsi="Segoe UI" w:cs="Segoe UI"/>
+          <w:color w:val="333333"/>
+          <w:sz w:val="23"/>
+          <w:szCs w:val="23"/>
+          <w:lang w:eastAsia="es-SV"/>
+        </w:rPr>
+      </w:pPr>
+      <w:r>
+        <w:rPr>
+          <w:rFonts w:ascii="Segoe UI" w:eastAsia="Times New Roman" w:hAnsi="Segoe UI" w:cs="Segoe UI"/>
+          <w:color w:val="333333"/>
+          <w:sz w:val="23"/>
+          <w:szCs w:val="23"/>
+          <w:lang w:eastAsia="es-SV"/>
+        </w:rPr>
+        <w:t>Registro de usuario.</w:t>
+      </w:r>
+    </w:p>
+    <w:tbl>
+      <w:tblPr>
+        <w:tblStyle w:val="Tablaconcuadrcula"/>
+        <w:tblW w:w="0" w:type="auto"/>
+        <w:tblLook w:val="04A0" w:firstRow="1" w:lastRow="0" w:firstColumn="1" w:lastColumn="0" w:noHBand="0" w:noVBand="1"/>
+      </w:tblPr>
+      <w:tblGrid>
+        <w:gridCol w:w="1621"/>
+        <w:gridCol w:w="7207"/>
+      </w:tblGrid>
+      <w:tr>
+        <w:tc>
+          <w:tcPr>
+            <w:tcW w:w="1555" w:type="dxa"/>
+          </w:tcPr>
+          <w:p>
+            <w:pPr>
+              <w:spacing w:before="100" w:beforeAutospacing="1"/>
+              <w:rPr>
+                <w:rFonts w:ascii="Segoe UI" w:eastAsia="Times New Roman" w:hAnsi="Segoe UI" w:cs="Segoe UI"/>
+                <w:color w:val="333333"/>
+                <w:sz w:val="23"/>
+                <w:szCs w:val="23"/>
+                <w:lang w:eastAsia="es-SV"/>
+              </w:rPr>
+            </w:pPr>
+            <w:r>
+              <w:rPr>
+                <w:rFonts w:ascii="Segoe UI" w:eastAsia="Times New Roman" w:hAnsi="Segoe UI" w:cs="Segoe UI"/>
+                <w:color w:val="333333"/>
+                <w:sz w:val="23"/>
+                <w:szCs w:val="23"/>
+                <w:lang w:eastAsia="es-SV"/>
+              </w:rPr>
+              <w:t>Método:POST</w:t>
+            </w:r>
+          </w:p>
+        </w:tc>
+        <w:tc>
+          <w:tcPr>
+            <w:tcW w:w="7273" w:type="dxa"/>
+          </w:tcPr>
+          <w:p>
+            <w:pPr>
+              <w:spacing w:before="100" w:beforeAutospacing="1"/>
+              <w:rPr>
+                <w:rFonts w:ascii="Segoe UI" w:eastAsia="Times New Roman" w:hAnsi="Segoe UI" w:cs="Segoe UI"/>
+                <w:color w:val="333333"/>
+                <w:sz w:val="23"/>
+                <w:szCs w:val="23"/>
+                <w:lang w:eastAsia="es-SV"/>
+              </w:rPr>
+            </w:pPr>
+            <w:r>
+              <w:rPr>
+                <w:rFonts w:ascii="Segoe UI" w:eastAsia="Times New Roman" w:hAnsi="Segoe UI" w:cs="Segoe UI"/>
+                <w:color w:val="333333"/>
+                <w:sz w:val="23"/>
+                <w:szCs w:val="23"/>
+                <w:lang w:eastAsia="es-SV"/>
+              </w:rPr>
+              <w:t>URL:</w:t>
+            </w:r>
+            <w:r>
+              <w:rPr>
+                <w:rFonts w:ascii="Helvetica" w:hAnsi="Helvetica" w:cs="Helvetica"/>
+                <w:color w:val="212121"/>
+                <w:sz w:val="18"/>
+                <w:szCs w:val="18"/>
+                <w:shd w:val="clear" w:color="auto" w:fill="FFFFFF"/>
+              </w:rPr>
+              <w:t xml:space="preserve"> </w:t>
+            </w:r>
+            <w:hyperlink r:id="rId21" w:history="1">
+              <w:r>
+                <w:rPr>
+                  <w:rStyle w:val="Hipervnculo"/>
+                  <w:rFonts w:ascii="Helvetica" w:hAnsi="Helvetica" w:cs="Helvetica"/>
+                  <w:sz w:val="18"/>
+                  <w:szCs w:val="18"/>
+                  <w:shd w:val="clear" w:color="auto" w:fill="FFFFFF"/>
+                </w:rPr>
+                <w:t>http://127.0.0.1:8000/api/register</w:t>
+              </w:r>
+            </w:hyperlink>
+          </w:p>
+        </w:tc>
+      </w:tr>
+      <w:tr>
+        <w:tc>
+          <w:tcPr>
+            <w:tcW w:w="8828" w:type="dxa"/>
+            <w:gridSpan w:val="2"/>
+          </w:tcPr>
+          <w:p>
+            <w:pPr>
+              <w:spacing w:before="100" w:beforeAutospacing="1"/>
+              <w:rPr>
+                <w:rFonts w:ascii="Segoe UI" w:eastAsia="Times New Roman" w:hAnsi="Segoe UI" w:cs="Segoe UI"/>
+                <w:color w:val="333333"/>
+                <w:sz w:val="23"/>
+                <w:szCs w:val="23"/>
+                <w:lang w:eastAsia="es-SV"/>
+              </w:rPr>
+            </w:pPr>
+            <w:r>
+              <w:rPr>
+                <w:rFonts w:ascii="Segoe UI" w:eastAsia="Times New Roman" w:hAnsi="Segoe UI" w:cs="Segoe UI"/>
+                <w:color w:val="333333"/>
+                <w:sz w:val="23"/>
+                <w:szCs w:val="23"/>
+                <w:lang w:eastAsia="es-SV"/>
+              </w:rPr>
+              <w:t>Request:</w:t>
+            </w:r>
+          </w:p>
+          <w:p>
+            <w:pPr>
+              <w:shd w:val="clear" w:color="auto" w:fill="FFFFFE"/>
+              <w:spacing w:line="270" w:lineRule="atLeast"/>
+              <w:rPr>
+                <w:rFonts w:ascii="Courier New" w:eastAsia="Times New Roman" w:hAnsi="Courier New" w:cs="Courier New"/>
+                <w:color w:val="000000"/>
+                <w:sz w:val="18"/>
+                <w:szCs w:val="18"/>
+                <w:lang w:eastAsia="es-SV"/>
+              </w:rPr>
+            </w:pPr>
+            <w:r>
+              <w:rPr>
+                <w:rFonts w:ascii="Courier New" w:eastAsia="Times New Roman" w:hAnsi="Courier New" w:cs="Courier New"/>
+                <w:color w:val="000000"/>
+                <w:sz w:val="18"/>
+                <w:szCs w:val="18"/>
+                <w:lang w:eastAsia="es-SV"/>
+              </w:rPr>
+              <w:t>{</w:t>
+            </w:r>
+          </w:p>
+          <w:p>
+            <w:pPr>
+              <w:shd w:val="clear" w:color="auto" w:fill="FFFFFE"/>
+              <w:spacing w:line="270" w:lineRule="atLeast"/>
+              <w:rPr>
+                <w:rFonts w:ascii="Courier New" w:eastAsia="Times New Roman" w:hAnsi="Courier New" w:cs="Courier New"/>
+                <w:color w:val="000000"/>
+                <w:sz w:val="18"/>
+                <w:szCs w:val="18"/>
+                <w:lang w:eastAsia="es-SV"/>
+              </w:rPr>
+            </w:pPr>
+            <w:r>
+              <w:rPr>
+                <w:rFonts w:ascii="Courier New" w:eastAsia="Times New Roman" w:hAnsi="Courier New" w:cs="Courier New"/>
+                <w:color w:val="000000"/>
+                <w:sz w:val="18"/>
+                <w:szCs w:val="18"/>
+                <w:lang w:eastAsia="es-SV"/>
+              </w:rPr>
+              <w:t>    </w:t>
+            </w:r>
+            <w:r>
+              <w:rPr>
+                <w:rFonts w:ascii="Courier New" w:eastAsia="Times New Roman" w:hAnsi="Courier New" w:cs="Courier New"/>
+                <w:color w:val="A31515"/>
+                <w:sz w:val="18"/>
+                <w:szCs w:val="18"/>
+                <w:lang w:eastAsia="es-SV"/>
+              </w:rPr>
+              <w:t>"name"</w:t>
+            </w:r>
+            <w:r>
+              <w:rPr>
+                <w:rFonts w:ascii="Courier New" w:eastAsia="Times New Roman" w:hAnsi="Courier New" w:cs="Courier New"/>
+                <w:color w:val="000000"/>
+                <w:sz w:val="18"/>
+                <w:szCs w:val="18"/>
+                <w:lang w:eastAsia="es-SV"/>
+              </w:rPr>
+              <w:t>:</w:t>
+            </w:r>
+            <w:r>
+              <w:rPr>
+                <w:rFonts w:ascii="Courier New" w:eastAsia="Times New Roman" w:hAnsi="Courier New" w:cs="Courier New"/>
+                <w:color w:val="0451A5"/>
+                <w:sz w:val="18"/>
+                <w:szCs w:val="18"/>
+                <w:lang w:eastAsia="es-SV"/>
+              </w:rPr>
+              <w:t>"Francisco Ramos"</w:t>
+            </w:r>
+            <w:r>
+              <w:rPr>
+                <w:rFonts w:ascii="Courier New" w:eastAsia="Times New Roman" w:hAnsi="Courier New" w:cs="Courier New"/>
+                <w:color w:val="000000"/>
+                <w:sz w:val="18"/>
+                <w:szCs w:val="18"/>
+                <w:lang w:eastAsia="es-SV"/>
+              </w:rPr>
+              <w:t>,</w:t>
+            </w:r>
+          </w:p>
+          <w:p>
+            <w:pPr>
+              <w:shd w:val="clear" w:color="auto" w:fill="FFFFFE"/>
+              <w:spacing w:line="270" w:lineRule="atLeast"/>
+              <w:rPr>
+                <w:rFonts w:ascii="Courier New" w:eastAsia="Times New Roman" w:hAnsi="Courier New" w:cs="Courier New"/>
+                <w:color w:val="000000"/>
+                <w:sz w:val="18"/>
+                <w:szCs w:val="18"/>
+                <w:lang w:eastAsia="es-SV"/>
+              </w:rPr>
+            </w:pPr>
+            <w:r>
+              <w:rPr>
+                <w:rFonts w:ascii="Courier New" w:eastAsia="Times New Roman" w:hAnsi="Courier New" w:cs="Courier New"/>
+                <w:color w:val="000000"/>
+                <w:sz w:val="18"/>
+                <w:szCs w:val="18"/>
+                <w:lang w:eastAsia="es-SV"/>
+              </w:rPr>
+              <w:t>    </w:t>
+            </w:r>
+            <w:r>
+              <w:rPr>
+                <w:rFonts w:ascii="Courier New" w:eastAsia="Times New Roman" w:hAnsi="Courier New" w:cs="Courier New"/>
+                <w:color w:val="A31515"/>
+                <w:sz w:val="18"/>
+                <w:szCs w:val="18"/>
+                <w:lang w:eastAsia="es-SV"/>
+              </w:rPr>
+              <w:t>"email"</w:t>
+            </w:r>
+            <w:r>
+              <w:rPr>
+                <w:rFonts w:ascii="Courier New" w:eastAsia="Times New Roman" w:hAnsi="Courier New" w:cs="Courier New"/>
+                <w:color w:val="000000"/>
+                <w:sz w:val="18"/>
+                <w:szCs w:val="18"/>
+                <w:lang w:eastAsia="es-SV"/>
+              </w:rPr>
+              <w:t>:</w:t>
+            </w:r>
+            <w:r>
+              <w:rPr>
+                <w:rFonts w:ascii="Courier New" w:eastAsia="Times New Roman" w:hAnsi="Courier New" w:cs="Courier New"/>
+                <w:color w:val="0451A5"/>
+                <w:sz w:val="18"/>
+                <w:szCs w:val="18"/>
+                <w:lang w:eastAsia="es-SV"/>
+              </w:rPr>
+              <w:t>"pakonn@kpo.com"</w:t>
+            </w:r>
+            <w:r>
+              <w:rPr>
+                <w:rFonts w:ascii="Courier New" w:eastAsia="Times New Roman" w:hAnsi="Courier New" w:cs="Courier New"/>
+                <w:color w:val="000000"/>
+                <w:sz w:val="18"/>
+                <w:szCs w:val="18"/>
+                <w:lang w:eastAsia="es-SV"/>
+              </w:rPr>
+              <w:t>,</w:t>
+            </w:r>
+          </w:p>
+          <w:p>
+            <w:pPr>
+              <w:shd w:val="clear" w:color="auto" w:fill="FFFFFE"/>
+              <w:spacing w:line="270" w:lineRule="atLeast"/>
+              <w:rPr>
+                <w:rFonts w:ascii="Courier New" w:eastAsia="Times New Roman" w:hAnsi="Courier New" w:cs="Courier New"/>
+                <w:color w:val="000000"/>
+                <w:sz w:val="18"/>
+                <w:szCs w:val="18"/>
+                <w:lang w:eastAsia="es-SV"/>
+              </w:rPr>
+            </w:pPr>
+            <w:r>
+              <w:rPr>
+                <w:rFonts w:ascii="Courier New" w:eastAsia="Times New Roman" w:hAnsi="Courier New" w:cs="Courier New"/>
+                <w:color w:val="000000"/>
+                <w:sz w:val="18"/>
+                <w:szCs w:val="18"/>
+                <w:lang w:eastAsia="es-SV"/>
+              </w:rPr>
+              <w:t>    </w:t>
+            </w:r>
+            <w:r>
+              <w:rPr>
+                <w:rFonts w:ascii="Courier New" w:eastAsia="Times New Roman" w:hAnsi="Courier New" w:cs="Courier New"/>
+                <w:color w:val="A31515"/>
+                <w:sz w:val="18"/>
+                <w:szCs w:val="18"/>
+                <w:lang w:eastAsia="es-SV"/>
+              </w:rPr>
+              <w:t>"password"</w:t>
+            </w:r>
+            <w:r>
+              <w:rPr>
+                <w:rFonts w:ascii="Courier New" w:eastAsia="Times New Roman" w:hAnsi="Courier New" w:cs="Courier New"/>
+                <w:color w:val="000000"/>
+                <w:sz w:val="18"/>
+                <w:szCs w:val="18"/>
+                <w:lang w:eastAsia="es-SV"/>
+              </w:rPr>
+              <w:t>:</w:t>
+            </w:r>
+            <w:r>
+              <w:rPr>
+                <w:rFonts w:ascii="Courier New" w:eastAsia="Times New Roman" w:hAnsi="Courier New" w:cs="Courier New"/>
+                <w:color w:val="0451A5"/>
+                <w:sz w:val="18"/>
+                <w:szCs w:val="18"/>
+                <w:lang w:eastAsia="es-SV"/>
+              </w:rPr>
+              <w:t>"Contra.777"</w:t>
+            </w:r>
+          </w:p>
+          <w:p>
+            <w:pPr>
+              <w:shd w:val="clear" w:color="auto" w:fill="FFFFFE"/>
+              <w:spacing w:line="270" w:lineRule="atLeast"/>
+              <w:rPr>
+                <w:rFonts w:ascii="Courier New" w:eastAsia="Times New Roman" w:hAnsi="Courier New" w:cs="Courier New"/>
+                <w:color w:val="000000"/>
+                <w:sz w:val="18"/>
+                <w:szCs w:val="18"/>
+                <w:lang w:eastAsia="es-SV"/>
+              </w:rPr>
+            </w:pPr>
+            <w:r>
+              <w:rPr>
+                <w:rFonts w:ascii="Courier New" w:eastAsia="Times New Roman" w:hAnsi="Courier New" w:cs="Courier New"/>
+                <w:color w:val="000000"/>
+                <w:sz w:val="18"/>
+                <w:szCs w:val="18"/>
+                <w:lang w:eastAsia="es-SV"/>
+              </w:rPr>
+              <w:t>}</w:t>
+            </w:r>
+          </w:p>
+        </w:tc>
+      </w:tr>
+      <w:tr>
+        <w:tc>
+          <w:tcPr>
+            <w:tcW w:w="8828" w:type="dxa"/>
+            <w:gridSpan w:val="2"/>
+          </w:tcPr>
+          <w:p>
+            <w:pPr>
+              <w:spacing w:before="100" w:beforeAutospacing="1"/>
+              <w:rPr>
+                <w:rFonts w:ascii="Segoe UI" w:eastAsia="Times New Roman" w:hAnsi="Segoe UI" w:cs="Segoe UI"/>
+                <w:color w:val="333333"/>
+                <w:sz w:val="23"/>
+                <w:szCs w:val="23"/>
+                <w:lang w:val="en-US" w:eastAsia="es-SV"/>
+              </w:rPr>
+            </w:pPr>
+            <w:r>
+              <w:rPr>
+                <w:rFonts w:ascii="Segoe UI" w:eastAsia="Times New Roman" w:hAnsi="Segoe UI" w:cs="Segoe UI"/>
+                <w:color w:val="333333"/>
+                <w:sz w:val="23"/>
+                <w:szCs w:val="23"/>
+                <w:lang w:val="en-US" w:eastAsia="es-SV"/>
+              </w:rPr>
+              <w:t>Response:</w:t>
+            </w:r>
+          </w:p>
+          <w:p>
+            <w:pPr>
+              <w:shd w:val="clear" w:color="auto" w:fill="FFFFFE"/>
+              <w:spacing w:line="270" w:lineRule="atLeast"/>
+              <w:rPr>
+                <w:rFonts w:ascii="Courier New" w:eastAsia="Times New Roman" w:hAnsi="Courier New" w:cs="Courier New"/>
+                <w:color w:val="000000"/>
+                <w:sz w:val="18"/>
+                <w:szCs w:val="18"/>
+                <w:lang w:val="en-US" w:eastAsia="es-SV"/>
+              </w:rPr>
+            </w:pPr>
+            <w:r>
+              <w:rPr>
+                <w:rFonts w:ascii="Courier New" w:eastAsia="Times New Roman" w:hAnsi="Courier New" w:cs="Courier New"/>
+                <w:color w:val="000000"/>
+                <w:sz w:val="18"/>
+                <w:szCs w:val="18"/>
+                <w:lang w:val="en-US" w:eastAsia="es-SV"/>
+              </w:rPr>
+              <w:t>{</w:t>
+            </w:r>
+          </w:p>
+          <w:p>
+            <w:pPr>
+              <w:shd w:val="clear" w:color="auto" w:fill="FFFFFE"/>
+              <w:spacing w:line="270" w:lineRule="atLeast"/>
+              <w:rPr>
+                <w:rFonts w:ascii="Courier New" w:eastAsia="Times New Roman" w:hAnsi="Courier New" w:cs="Courier New"/>
+                <w:color w:val="000000"/>
+                <w:sz w:val="18"/>
+                <w:szCs w:val="18"/>
+                <w:lang w:val="en-US" w:eastAsia="es-SV"/>
+              </w:rPr>
+            </w:pPr>
+            <w:r>
+              <w:rPr>
+                <w:rFonts w:ascii="Courier New" w:eastAsia="Times New Roman" w:hAnsi="Courier New" w:cs="Courier New"/>
+                <w:color w:val="000000"/>
+                <w:sz w:val="18"/>
+                <w:szCs w:val="18"/>
+                <w:lang w:val="en-US" w:eastAsia="es-SV"/>
+              </w:rPr>
+              <w:t>    </w:t>
+            </w:r>
+            <w:r>
+              <w:rPr>
+                <w:rFonts w:ascii="Courier New" w:eastAsia="Times New Roman" w:hAnsi="Courier New" w:cs="Courier New"/>
+                <w:color w:val="A31515"/>
+                <w:sz w:val="18"/>
+                <w:szCs w:val="18"/>
+                <w:lang w:val="en-US" w:eastAsia="es-SV"/>
+              </w:rPr>
+              <w:t>"message"</w:t>
+            </w:r>
+            <w:r>
+              <w:rPr>
+                <w:rFonts w:ascii="Courier New" w:eastAsia="Times New Roman" w:hAnsi="Courier New" w:cs="Courier New"/>
+                <w:color w:val="000000"/>
+                <w:sz w:val="18"/>
+                <w:szCs w:val="18"/>
+                <w:lang w:val="en-US" w:eastAsia="es-SV"/>
+              </w:rPr>
+              <w:t>: </w:t>
+            </w:r>
+            <w:r>
+              <w:rPr>
+                <w:rFonts w:ascii="Courier New" w:eastAsia="Times New Roman" w:hAnsi="Courier New" w:cs="Courier New"/>
+                <w:color w:val="0451A5"/>
+                <w:sz w:val="18"/>
+                <w:szCs w:val="18"/>
+                <w:lang w:val="en-US" w:eastAsia="es-SV"/>
+              </w:rPr>
+              <w:t>"User registred successfully"</w:t>
+            </w:r>
+          </w:p>
+          <w:p>
+            <w:pPr>
+              <w:shd w:val="clear" w:color="auto" w:fill="FFFFFE"/>
+              <w:spacing w:line="270" w:lineRule="atLeast"/>
+              <w:rPr>
+                <w:rFonts w:ascii="Courier New" w:eastAsia="Times New Roman" w:hAnsi="Courier New" w:cs="Courier New"/>
+                <w:color w:val="000000"/>
+                <w:sz w:val="18"/>
+                <w:szCs w:val="18"/>
+                <w:lang w:eastAsia="es-SV"/>
+              </w:rPr>
+            </w:pPr>
+            <w:r>
+              <w:rPr>
+                <w:rFonts w:ascii="Courier New" w:eastAsia="Times New Roman" w:hAnsi="Courier New" w:cs="Courier New"/>
+                <w:color w:val="000000"/>
+                <w:sz w:val="18"/>
+                <w:szCs w:val="18"/>
+                <w:lang w:eastAsia="es-SV"/>
+              </w:rPr>
+              <w:t>}</w:t>
+            </w:r>
+          </w:p>
+        </w:tc>
+      </w:tr>
+    </w:tbl>
+    <w:p>
+      <w:pPr>
+        <w:shd w:val="clear" w:color="auto" w:fill="FFFFFF"/>
+        <w:spacing w:before="100" w:beforeAutospacing="1" w:after="0" w:line="240" w:lineRule="auto"/>
+        <w:rPr>
+          <w:rFonts w:ascii="Segoe UI" w:eastAsia="Times New Roman" w:hAnsi="Segoe UI" w:cs="Segoe UI"/>
+          <w:color w:val="333333"/>
+          <w:sz w:val="23"/>
+          <w:szCs w:val="23"/>
+          <w:lang w:eastAsia="es-SV"/>
+        </w:rPr>
+      </w:pPr>
+      <w:r>
+        <w:rPr>
+          <w:rFonts w:ascii="Segoe UI" w:eastAsia="Times New Roman" w:hAnsi="Segoe UI" w:cs="Segoe UI"/>
+          <w:color w:val="333333"/>
+          <w:sz w:val="23"/>
+          <w:szCs w:val="23"/>
+          <w:lang w:eastAsia="es-SV"/>
+        </w:rPr>
+        <w:t>Listado de usuarios. (Es un agregado, en la uso diario no debe hacerse)</w:t>
+      </w:r>
+    </w:p>
+    <w:tbl>
+      <w:tblPr>
+        <w:tblStyle w:val="Tablaconcuadrcula"/>
+        <w:tblW w:w="0" w:type="auto"/>
+        <w:tblLook w:val="04A0" w:firstRow="1" w:lastRow="0" w:firstColumn="1" w:lastColumn="0" w:noHBand="0" w:noVBand="1"/>
+      </w:tblPr>
+      <w:tblGrid>
+        <w:gridCol w:w="1555"/>
+        <w:gridCol w:w="7273"/>
+      </w:tblGrid>
+      <w:tr>
+        <w:tc>
+          <w:tcPr>
+            <w:tcW w:w="1555" w:type="dxa"/>
+          </w:tcPr>
+          <w:p>
+            <w:pPr>
+              <w:spacing w:before="100" w:beforeAutospacing="1"/>
+              <w:rPr>
+                <w:rFonts w:ascii="Segoe UI" w:eastAsia="Times New Roman" w:hAnsi="Segoe UI" w:cs="Segoe UI"/>
+                <w:color w:val="333333"/>
+                <w:sz w:val="23"/>
+                <w:szCs w:val="23"/>
+                <w:lang w:eastAsia="es-SV"/>
+              </w:rPr>
+            </w:pPr>
+            <w:r>
+              <w:rPr>
+                <w:rFonts w:ascii="Segoe UI" w:eastAsia="Times New Roman" w:hAnsi="Segoe UI" w:cs="Segoe UI"/>
+                <w:color w:val="333333"/>
+                <w:sz w:val="23"/>
+                <w:szCs w:val="23"/>
+                <w:lang w:eastAsia="es-SV"/>
+              </w:rPr>
+              <w:t>Método:GET</w:t>
+            </w:r>
+          </w:p>
+        </w:tc>
+        <w:tc>
+          <w:tcPr>
+            <w:tcW w:w="7273" w:type="dxa"/>
+          </w:tcPr>
+          <w:p>
+            <w:pPr>
+              <w:spacing w:before="100" w:beforeAutospacing="1"/>
+              <w:rPr>
+                <w:rFonts w:ascii="Helvetica" w:hAnsi="Helvetica" w:cs="Helvetica"/>
+                <w:color w:val="212121"/>
+                <w:sz w:val="18"/>
+                <w:szCs w:val="18"/>
+                <w:shd w:val="clear" w:color="auto" w:fill="FFFFFF"/>
+              </w:rPr>
+            </w:pPr>
+            <w:r>
+              <w:rPr>
+                <w:rFonts w:ascii="Segoe UI" w:eastAsia="Times New Roman" w:hAnsi="Segoe UI" w:cs="Segoe UI"/>
+                <w:color w:val="333333"/>
+                <w:sz w:val="23"/>
+                <w:szCs w:val="23"/>
+                <w:lang w:eastAsia="es-SV"/>
+              </w:rPr>
+              <w:t>URL:</w:t>
+            </w:r>
+            <w:r>
+              <w:rPr>
+                <w:rFonts w:ascii="Helvetica" w:hAnsi="Helvetica" w:cs="Helvetica"/>
+                <w:color w:val="212121"/>
+                <w:sz w:val="18"/>
+                <w:szCs w:val="18"/>
+                <w:shd w:val="clear" w:color="auto" w:fill="FFFFFF"/>
+              </w:rPr>
+              <w:t xml:space="preserve"> </w:t>
+            </w:r>
+            <w:hyperlink r:id="rId22" w:history="1">
+              <w:r>
+                <w:rPr>
+                  <w:rStyle w:val="Hipervnculo"/>
+                  <w:rFonts w:ascii="Helvetica" w:hAnsi="Helvetica" w:cs="Helvetica"/>
+                  <w:sz w:val="18"/>
+                  <w:szCs w:val="18"/>
+                  <w:shd w:val="clear" w:color="auto" w:fill="FFFFFF"/>
+                </w:rPr>
+                <w:t>http://127.0.0.1:8000/api/users</w:t>
+              </w:r>
+            </w:hyperlink>
+          </w:p>
+        </w:tc>
+      </w:tr>
+      <w:tr>
+        <w:tc>
+          <w:tcPr>
+            <w:tcW w:w="8828" w:type="dxa"/>
+            <w:gridSpan w:val="2"/>
+          </w:tcPr>
+          <w:p>
+            <w:pPr>
+              <w:spacing w:before="100" w:beforeAutospacing="1"/>
+              <w:rPr>
+                <w:rFonts w:ascii="Segoe UI" w:eastAsia="Times New Roman" w:hAnsi="Segoe UI" w:cs="Segoe UI"/>
+                <w:color w:val="333333"/>
+                <w:sz w:val="23"/>
+                <w:szCs w:val="23"/>
+                <w:lang w:eastAsia="es-SV"/>
+              </w:rPr>
+            </w:pPr>
+            <w:r>
+              <w:rPr>
+                <w:rFonts w:ascii="Segoe UI" w:eastAsia="Times New Roman" w:hAnsi="Segoe UI" w:cs="Segoe UI"/>
+                <w:color w:val="333333"/>
+                <w:sz w:val="23"/>
+                <w:szCs w:val="23"/>
+                <w:lang w:eastAsia="es-SV"/>
+              </w:rPr>
+              <w:t>Request:</w:t>
+            </w:r>
+          </w:p>
+        </w:tc>
+      </w:tr>
+      <w:tr>
+        <w:tc>
+          <w:tcPr>
+            <w:tcW w:w="8828" w:type="dxa"/>
+            <w:gridSpan w:val="2"/>
+          </w:tcPr>
+          <w:p>
+            <w:pPr>
+              <w:spacing w:before="100" w:beforeAutospacing="1"/>
+              <w:rPr>
+                <w:rFonts w:ascii="Segoe UI" w:eastAsia="Times New Roman" w:hAnsi="Segoe UI" w:cs="Segoe UI"/>
+                <w:color w:val="333333"/>
+                <w:sz w:val="23"/>
+                <w:szCs w:val="23"/>
+                <w:lang w:val="en-US" w:eastAsia="es-SV"/>
+              </w:rPr>
+            </w:pPr>
+            <w:r>
+              <w:rPr>
+                <w:rFonts w:ascii="Segoe UI" w:eastAsia="Times New Roman" w:hAnsi="Segoe UI" w:cs="Segoe UI"/>
+                <w:color w:val="333333"/>
+                <w:sz w:val="23"/>
+                <w:szCs w:val="23"/>
+                <w:lang w:val="en-US" w:eastAsia="es-SV"/>
+              </w:rPr>
+              <w:t>Response:</w:t>
+            </w:r>
+          </w:p>
+          <w:p>
+            <w:pPr>
+              <w:shd w:val="clear" w:color="auto" w:fill="FFFFFE"/>
+              <w:spacing w:line="270" w:lineRule="atLeast"/>
+              <w:rPr>
+                <w:rFonts w:ascii="Courier New" w:eastAsia="Times New Roman" w:hAnsi="Courier New" w:cs="Courier New"/>
+                <w:color w:val="000000"/>
+                <w:sz w:val="18"/>
+                <w:szCs w:val="18"/>
+                <w:lang w:val="en-US" w:eastAsia="es-SV"/>
+              </w:rPr>
+            </w:pPr>
+            <w:r>
+              <w:rPr>
+                <w:rFonts w:ascii="Courier New" w:eastAsia="Times New Roman" w:hAnsi="Courier New" w:cs="Courier New"/>
+                <w:color w:val="000000"/>
+                <w:sz w:val="18"/>
+                <w:szCs w:val="18"/>
+                <w:lang w:val="en-US" w:eastAsia="es-SV"/>
+              </w:rPr>
+              <w:t>{</w:t>
+            </w:r>
+          </w:p>
+          <w:p>
+            <w:pPr>
+              <w:shd w:val="clear" w:color="auto" w:fill="FFFFFE"/>
+              <w:spacing w:line="270" w:lineRule="atLeast"/>
+              <w:rPr>
+                <w:rFonts w:ascii="Courier New" w:eastAsia="Times New Roman" w:hAnsi="Courier New" w:cs="Courier New"/>
+                <w:color w:val="000000"/>
+                <w:sz w:val="18"/>
+                <w:szCs w:val="18"/>
+                <w:lang w:val="en-US" w:eastAsia="es-SV"/>
+              </w:rPr>
+            </w:pPr>
+            <w:r>
+              <w:rPr>
+                <w:rFonts w:ascii="Courier New" w:eastAsia="Times New Roman" w:hAnsi="Courier New" w:cs="Courier New"/>
+                <w:color w:val="000000"/>
+                <w:sz w:val="18"/>
+                <w:szCs w:val="18"/>
+                <w:lang w:val="en-US" w:eastAsia="es-SV"/>
+              </w:rPr>
+              <w:t>    </w:t>
+            </w:r>
+            <w:r>
+              <w:rPr>
+                <w:rFonts w:ascii="Courier New" w:eastAsia="Times New Roman" w:hAnsi="Courier New" w:cs="Courier New"/>
+                <w:color w:val="A31515"/>
+                <w:sz w:val="18"/>
+                <w:szCs w:val="18"/>
+                <w:lang w:val="en-US" w:eastAsia="es-SV"/>
+              </w:rPr>
+              <w:t>"data"</w:t>
+            </w:r>
+            <w:r>
+              <w:rPr>
+                <w:rFonts w:ascii="Courier New" w:eastAsia="Times New Roman" w:hAnsi="Courier New" w:cs="Courier New"/>
+                <w:color w:val="000000"/>
+                <w:sz w:val="18"/>
+                <w:szCs w:val="18"/>
+                <w:lang w:val="en-US" w:eastAsia="es-SV"/>
+              </w:rPr>
+              <w:t>: [</w:t>
+            </w:r>
+          </w:p>
+          <w:p>
+            <w:pPr>
+              <w:shd w:val="clear" w:color="auto" w:fill="FFFFFE"/>
+              <w:spacing w:line="270" w:lineRule="atLeast"/>
+              <w:rPr>
+                <w:rFonts w:ascii="Courier New" w:eastAsia="Times New Roman" w:hAnsi="Courier New" w:cs="Courier New"/>
+                <w:color w:val="000000"/>
+                <w:sz w:val="18"/>
+                <w:szCs w:val="18"/>
+                <w:lang w:val="en-US" w:eastAsia="es-SV"/>
+              </w:rPr>
+            </w:pPr>
+            <w:r>
+              <w:rPr>
+                <w:rFonts w:ascii="Courier New" w:eastAsia="Times New Roman" w:hAnsi="Courier New" w:cs="Courier New"/>
+                <w:color w:val="000000"/>
+                <w:sz w:val="18"/>
+                <w:szCs w:val="18"/>
+                <w:lang w:val="en-US" w:eastAsia="es-SV"/>
+              </w:rPr>
+              <w:t>        {</w:t>
+            </w:r>
+          </w:p>
+          <w:p>
+            <w:pPr>
+              <w:shd w:val="clear" w:color="auto" w:fill="FFFFFE"/>
+              <w:spacing w:line="270" w:lineRule="atLeast"/>
+              <w:rPr>
+                <w:rFonts w:ascii="Courier New" w:eastAsia="Times New Roman" w:hAnsi="Courier New" w:cs="Courier New"/>
+                <w:color w:val="000000"/>
+                <w:sz w:val="18"/>
+                <w:szCs w:val="18"/>
+                <w:lang w:val="en-US" w:eastAsia="es-SV"/>
+              </w:rPr>
+            </w:pPr>
+            <w:r>
+              <w:rPr>
+                <w:rFonts w:ascii="Courier New" w:eastAsia="Times New Roman" w:hAnsi="Courier New" w:cs="Courier New"/>
+                <w:color w:val="000000"/>
+                <w:sz w:val="18"/>
+                <w:szCs w:val="18"/>
+                <w:lang w:val="en-US" w:eastAsia="es-SV"/>
+              </w:rPr>
+              <w:t>            </w:t>
+            </w:r>
+            <w:r>
+              <w:rPr>
+                <w:rFonts w:ascii="Courier New" w:eastAsia="Times New Roman" w:hAnsi="Courier New" w:cs="Courier New"/>
+                <w:color w:val="A31515"/>
+                <w:sz w:val="18"/>
+                <w:szCs w:val="18"/>
+                <w:lang w:val="en-US" w:eastAsia="es-SV"/>
+              </w:rPr>
+              <w:t>"id"</w:t>
+            </w:r>
+            <w:r>
+              <w:rPr>
+                <w:rFonts w:ascii="Courier New" w:eastAsia="Times New Roman" w:hAnsi="Courier New" w:cs="Courier New"/>
+                <w:color w:val="000000"/>
+                <w:sz w:val="18"/>
+                <w:szCs w:val="18"/>
+                <w:lang w:val="en-US" w:eastAsia="es-SV"/>
+              </w:rPr>
+              <w:t>: </w:t>
+            </w:r>
+            <w:r>
+              <w:rPr>
+                <w:rFonts w:ascii="Courier New" w:eastAsia="Times New Roman" w:hAnsi="Courier New" w:cs="Courier New"/>
+                <w:color w:val="098658"/>
+                <w:sz w:val="18"/>
+                <w:szCs w:val="18"/>
+                <w:lang w:val="en-US" w:eastAsia="es-SV"/>
+              </w:rPr>
+              <w:t>1</w:t>
+            </w:r>
+            <w:r>
+              <w:rPr>
+                <w:rFonts w:ascii="Courier New" w:eastAsia="Times New Roman" w:hAnsi="Courier New" w:cs="Courier New"/>
+                <w:color w:val="000000"/>
+                <w:sz w:val="18"/>
+                <w:szCs w:val="18"/>
+                <w:lang w:val="en-US" w:eastAsia="es-SV"/>
+              </w:rPr>
+              <w:t>,</w:t>
+            </w:r>
+          </w:p>
+          <w:p>
+            <w:pPr>
+              <w:shd w:val="clear" w:color="auto" w:fill="FFFFFE"/>
+              <w:spacing w:line="270" w:lineRule="atLeast"/>
+              <w:rPr>
+                <w:rFonts w:ascii="Courier New" w:eastAsia="Times New Roman" w:hAnsi="Courier New" w:cs="Courier New"/>
+                <w:color w:val="000000"/>
+                <w:sz w:val="18"/>
+                <w:szCs w:val="18"/>
+                <w:lang w:val="en-US" w:eastAsia="es-SV"/>
+              </w:rPr>
+            </w:pPr>
+            <w:r>
+              <w:rPr>
+                <w:rFonts w:ascii="Courier New" w:eastAsia="Times New Roman" w:hAnsi="Courier New" w:cs="Courier New"/>
+                <w:color w:val="000000"/>
+                <w:sz w:val="18"/>
+                <w:szCs w:val="18"/>
+                <w:lang w:val="en-US" w:eastAsia="es-SV"/>
+              </w:rPr>
+              <w:t>            </w:t>
+            </w:r>
+            <w:r>
+              <w:rPr>
+                <w:rFonts w:ascii="Courier New" w:eastAsia="Times New Roman" w:hAnsi="Courier New" w:cs="Courier New"/>
+                <w:color w:val="A31515"/>
+                <w:sz w:val="18"/>
+                <w:szCs w:val="18"/>
+                <w:lang w:val="en-US" w:eastAsia="es-SV"/>
+              </w:rPr>
+              <w:t>"name"</w:t>
+            </w:r>
+            <w:r>
+              <w:rPr>
+                <w:rFonts w:ascii="Courier New" w:eastAsia="Times New Roman" w:hAnsi="Courier New" w:cs="Courier New"/>
+                <w:color w:val="000000"/>
+                <w:sz w:val="18"/>
+                <w:szCs w:val="18"/>
+                <w:lang w:val="en-US" w:eastAsia="es-SV"/>
+              </w:rPr>
+              <w:t>: </w:t>
+            </w:r>
+            <w:r>
+              <w:rPr>
+                <w:rFonts w:ascii="Courier New" w:eastAsia="Times New Roman" w:hAnsi="Courier New" w:cs="Courier New"/>
+                <w:color w:val="0451A5"/>
+                <w:sz w:val="18"/>
+                <w:szCs w:val="18"/>
+                <w:lang w:val="en-US" w:eastAsia="es-SV"/>
+              </w:rPr>
+              <w:t>"Francisco Ramos"</w:t>
+            </w:r>
+            <w:r>
+              <w:rPr>
+                <w:rFonts w:ascii="Courier New" w:eastAsia="Times New Roman" w:hAnsi="Courier New" w:cs="Courier New"/>
+                <w:color w:val="000000"/>
+                <w:sz w:val="18"/>
+                <w:szCs w:val="18"/>
+                <w:lang w:val="en-US" w:eastAsia="es-SV"/>
+              </w:rPr>
+              <w:t>,</w:t>
+            </w:r>
+          </w:p>
+          <w:p>
+            <w:pPr>
+              <w:shd w:val="clear" w:color="auto" w:fill="FFFFFE"/>
+              <w:spacing w:line="270" w:lineRule="atLeast"/>
+              <w:rPr>
+                <w:rFonts w:ascii="Courier New" w:eastAsia="Times New Roman" w:hAnsi="Courier New" w:cs="Courier New"/>
+                <w:color w:val="000000"/>
+                <w:sz w:val="18"/>
+                <w:szCs w:val="18"/>
+                <w:lang w:val="en-US" w:eastAsia="es-SV"/>
+              </w:rPr>
+            </w:pPr>
+            <w:r>
+              <w:rPr>
+                <w:rFonts w:ascii="Courier New" w:eastAsia="Times New Roman" w:hAnsi="Courier New" w:cs="Courier New"/>
+                <w:color w:val="000000"/>
+                <w:sz w:val="18"/>
+                <w:szCs w:val="18"/>
+                <w:lang w:val="en-US" w:eastAsia="es-SV"/>
+              </w:rPr>
+              <w:t>            </w:t>
+            </w:r>
+            <w:r>
+              <w:rPr>
+                <w:rFonts w:ascii="Courier New" w:eastAsia="Times New Roman" w:hAnsi="Courier New" w:cs="Courier New"/>
+                <w:color w:val="A31515"/>
+                <w:sz w:val="18"/>
+                <w:szCs w:val="18"/>
+                <w:lang w:val="en-US" w:eastAsia="es-SV"/>
+              </w:rPr>
+              <w:t>"email"</w:t>
+            </w:r>
+            <w:r>
+              <w:rPr>
+                <w:rFonts w:ascii="Courier New" w:eastAsia="Times New Roman" w:hAnsi="Courier New" w:cs="Courier New"/>
+                <w:color w:val="000000"/>
+                <w:sz w:val="18"/>
+                <w:szCs w:val="18"/>
+                <w:lang w:val="en-US" w:eastAsia="es-SV"/>
+              </w:rPr>
+              <w:t>: </w:t>
+            </w:r>
+            <w:r>
+              <w:rPr>
+                <w:rFonts w:ascii="Courier New" w:eastAsia="Times New Roman" w:hAnsi="Courier New" w:cs="Courier New"/>
+                <w:color w:val="0451A5"/>
+                <w:sz w:val="18"/>
+                <w:szCs w:val="18"/>
+                <w:lang w:val="en-US" w:eastAsia="es-SV"/>
+              </w:rPr>
+              <w:t>"pakonn@kpo.com"</w:t>
+            </w:r>
+            <w:r>
+              <w:rPr>
+                <w:rFonts w:ascii="Courier New" w:eastAsia="Times New Roman" w:hAnsi="Courier New" w:cs="Courier New"/>
+                <w:color w:val="000000"/>
+                <w:sz w:val="18"/>
+                <w:szCs w:val="18"/>
+                <w:lang w:val="en-US" w:eastAsia="es-SV"/>
+              </w:rPr>
+              <w:t>,</w:t>
+            </w:r>
+          </w:p>
+          <w:p>
+            <w:pPr>
+              <w:shd w:val="clear" w:color="auto" w:fill="FFFFFE"/>
+              <w:spacing w:line="270" w:lineRule="atLeast"/>
+              <w:rPr>
+                <w:rFonts w:ascii="Courier New" w:eastAsia="Times New Roman" w:hAnsi="Courier New" w:cs="Courier New"/>
+                <w:color w:val="000000"/>
+                <w:sz w:val="18"/>
+                <w:szCs w:val="18"/>
+                <w:lang w:val="en-US" w:eastAsia="es-SV"/>
+              </w:rPr>
+            </w:pPr>
+            <w:r>
+              <w:rPr>
+                <w:rFonts w:ascii="Courier New" w:eastAsia="Times New Roman" w:hAnsi="Courier New" w:cs="Courier New"/>
+                <w:color w:val="000000"/>
+                <w:sz w:val="18"/>
+                <w:szCs w:val="18"/>
+                <w:lang w:val="en-US" w:eastAsia="es-SV"/>
+              </w:rPr>
+              <w:t>            </w:t>
+            </w:r>
+            <w:r>
+              <w:rPr>
+                <w:rFonts w:ascii="Courier New" w:eastAsia="Times New Roman" w:hAnsi="Courier New" w:cs="Courier New"/>
+                <w:color w:val="A31515"/>
+                <w:sz w:val="18"/>
+                <w:szCs w:val="18"/>
+                <w:lang w:val="en-US" w:eastAsia="es-SV"/>
+              </w:rPr>
+              <w:t>"email_verified_at"</w:t>
+            </w:r>
+            <w:r>
+              <w:rPr>
+                <w:rFonts w:ascii="Courier New" w:eastAsia="Times New Roman" w:hAnsi="Courier New" w:cs="Courier New"/>
+                <w:color w:val="000000"/>
+                <w:sz w:val="18"/>
+                <w:szCs w:val="18"/>
+                <w:lang w:val="en-US" w:eastAsia="es-SV"/>
+              </w:rPr>
+              <w:t>: </w:t>
+            </w:r>
+            <w:r>
+              <w:rPr>
+                <w:rFonts w:ascii="Courier New" w:eastAsia="Times New Roman" w:hAnsi="Courier New" w:cs="Courier New"/>
+                <w:color w:val="0451A5"/>
+                <w:sz w:val="18"/>
+                <w:szCs w:val="18"/>
+                <w:lang w:val="en-US" w:eastAsia="es-SV"/>
+              </w:rPr>
+              <w:t>"2026-08-29T20:44:56.000000Z"</w:t>
+            </w:r>
+            <w:r>
+              <w:rPr>
+                <w:rFonts w:ascii="Courier New" w:eastAsia="Times New Roman" w:hAnsi="Courier New" w:cs="Courier New"/>
+                <w:color w:val="000000"/>
+                <w:sz w:val="18"/>
+                <w:szCs w:val="18"/>
+                <w:lang w:val="en-US" w:eastAsia="es-SV"/>
+              </w:rPr>
+              <w:t>,</w:t>
+            </w:r>
+          </w:p>
+          <w:p>
+            <w:pPr>
+              <w:shd w:val="clear" w:color="auto" w:fill="FFFFFE"/>
+              <w:spacing w:line="270" w:lineRule="atLeast"/>
+              <w:rPr>
+                <w:rFonts w:ascii="Courier New" w:eastAsia="Times New Roman" w:hAnsi="Courier New" w:cs="Courier New"/>
+                <w:color w:val="000000"/>
+                <w:sz w:val="18"/>
+                <w:szCs w:val="18"/>
+                <w:lang w:val="en-US" w:eastAsia="es-SV"/>
+              </w:rPr>
+            </w:pPr>
+            <w:r>
+              <w:rPr>
+                <w:rFonts w:ascii="Courier New" w:eastAsia="Times New Roman" w:hAnsi="Courier New" w:cs="Courier New"/>
+                <w:color w:val="000000"/>
+                <w:sz w:val="18"/>
+                <w:szCs w:val="18"/>
+                <w:lang w:val="en-US" w:eastAsia="es-SV"/>
+              </w:rPr>
+              <w:t>            </w:t>
+            </w:r>
+            <w:r>
+              <w:rPr>
+                <w:rFonts w:ascii="Courier New" w:eastAsia="Times New Roman" w:hAnsi="Courier New" w:cs="Courier New"/>
+                <w:color w:val="A31515"/>
+                <w:sz w:val="18"/>
+                <w:szCs w:val="18"/>
+                <w:lang w:val="en-US" w:eastAsia="es-SV"/>
+              </w:rPr>
+              <w:t>"created_at"</w:t>
+            </w:r>
+            <w:r>
+              <w:rPr>
+                <w:rFonts w:ascii="Courier New" w:eastAsia="Times New Roman" w:hAnsi="Courier New" w:cs="Courier New"/>
+                <w:color w:val="000000"/>
+                <w:sz w:val="18"/>
+                <w:szCs w:val="18"/>
+                <w:lang w:val="en-US" w:eastAsia="es-SV"/>
+              </w:rPr>
+              <w:t>: </w:t>
+            </w:r>
+            <w:r>
+              <w:rPr>
+                <w:rFonts w:ascii="Courier New" w:eastAsia="Times New Roman" w:hAnsi="Courier New" w:cs="Courier New"/>
+                <w:color w:val="0451A5"/>
+                <w:sz w:val="18"/>
+                <w:szCs w:val="18"/>
+                <w:lang w:val="en-US" w:eastAsia="es-SV"/>
+              </w:rPr>
+              <w:t>"2026-08-29T20:44:56.000000Z"</w:t>
+            </w:r>
+            <w:r>
+              <w:rPr>
+                <w:rFonts w:ascii="Courier New" w:eastAsia="Times New Roman" w:hAnsi="Courier New" w:cs="Courier New"/>
+                <w:color w:val="000000"/>
+                <w:sz w:val="18"/>
+                <w:szCs w:val="18"/>
+                <w:lang w:val="en-US" w:eastAsia="es-SV"/>
+              </w:rPr>
+              <w:t>,</w:t>
+            </w:r>
+          </w:p>
+          <w:p>
+            <w:pPr>
+              <w:shd w:val="clear" w:color="auto" w:fill="FFFFFE"/>
+              <w:spacing w:line="270" w:lineRule="atLeast"/>
+              <w:rPr>
+                <w:rFonts w:ascii="Courier New" w:eastAsia="Times New Roman" w:hAnsi="Courier New" w:cs="Courier New"/>
+                <w:color w:val="000000"/>
+                <w:sz w:val="18"/>
+                <w:szCs w:val="18"/>
+                <w:lang w:val="en-US" w:eastAsia="es-SV"/>
+              </w:rPr>
+            </w:pPr>
+            <w:r>
+              <w:rPr>
+                <w:rFonts w:ascii="Courier New" w:eastAsia="Times New Roman" w:hAnsi="Courier New" w:cs="Courier New"/>
+                <w:color w:val="000000"/>
+                <w:sz w:val="18"/>
+                <w:szCs w:val="18"/>
+                <w:lang w:val="en-US" w:eastAsia="es-SV"/>
+              </w:rPr>
+              <w:t>            </w:t>
+            </w:r>
+            <w:r>
+              <w:rPr>
+                <w:rFonts w:ascii="Courier New" w:eastAsia="Times New Roman" w:hAnsi="Courier New" w:cs="Courier New"/>
+                <w:color w:val="A31515"/>
+                <w:sz w:val="18"/>
+                <w:szCs w:val="18"/>
+                <w:lang w:val="en-US" w:eastAsia="es-SV"/>
+              </w:rPr>
+              <w:t>"updated_at"</w:t>
+            </w:r>
+            <w:r>
+              <w:rPr>
+                <w:rFonts w:ascii="Courier New" w:eastAsia="Times New Roman" w:hAnsi="Courier New" w:cs="Courier New"/>
+                <w:color w:val="000000"/>
+                <w:sz w:val="18"/>
+                <w:szCs w:val="18"/>
+                <w:lang w:val="en-US" w:eastAsia="es-SV"/>
+              </w:rPr>
+              <w:t>: </w:t>
+            </w:r>
+            <w:r>
+              <w:rPr>
+                <w:rFonts w:ascii="Courier New" w:eastAsia="Times New Roman" w:hAnsi="Courier New" w:cs="Courier New"/>
+                <w:color w:val="0451A5"/>
+                <w:sz w:val="18"/>
+                <w:szCs w:val="18"/>
+                <w:lang w:val="en-US" w:eastAsia="es-SV"/>
+              </w:rPr>
+              <w:t>"2026-08-29T20:44:56.000000Z"</w:t>
+            </w:r>
+          </w:p>
+          <w:p>
+            <w:pPr>
+              <w:shd w:val="clear" w:color="auto" w:fill="FFFFFE"/>
+              <w:spacing w:line="270" w:lineRule="atLeast"/>
+              <w:rPr>
+                <w:rFonts w:ascii="Courier New" w:eastAsia="Times New Roman" w:hAnsi="Courier New" w:cs="Courier New"/>
+                <w:color w:val="000000"/>
+                <w:sz w:val="18"/>
+                <w:szCs w:val="18"/>
+                <w:lang w:eastAsia="es-SV"/>
+              </w:rPr>
+            </w:pPr>
+            <w:r>
+              <w:rPr>
+                <w:rFonts w:ascii="Courier New" w:eastAsia="Times New Roman" w:hAnsi="Courier New" w:cs="Courier New"/>
+                <w:color w:val="000000"/>
+                <w:sz w:val="18"/>
+                <w:szCs w:val="18"/>
+                <w:lang w:val="en-US" w:eastAsia="es-SV"/>
+              </w:rPr>
+              <w:t>        </w:t>
+            </w:r>
+            <w:r>
+              <w:rPr>
+                <w:rFonts w:ascii="Courier New" w:eastAsia="Times New Roman" w:hAnsi="Courier New" w:cs="Courier New"/>
+                <w:color w:val="000000"/>
+                <w:sz w:val="18"/>
+                <w:szCs w:val="18"/>
+                <w:lang w:eastAsia="es-SV"/>
+              </w:rPr>
+              <w:t>}</w:t>
+            </w:r>
+          </w:p>
+          <w:p>
+            <w:pPr>
+              <w:shd w:val="clear" w:color="auto" w:fill="FFFFFE"/>
+              <w:spacing w:line="270" w:lineRule="atLeast"/>
+              <w:rPr>
+                <w:rFonts w:ascii="Courier New" w:eastAsia="Times New Roman" w:hAnsi="Courier New" w:cs="Courier New"/>
+                <w:color w:val="000000"/>
+                <w:sz w:val="18"/>
+                <w:szCs w:val="18"/>
+                <w:lang w:eastAsia="es-SV"/>
+              </w:rPr>
+            </w:pPr>
+            <w:r>
+              <w:rPr>
+                <w:rFonts w:ascii="Courier New" w:eastAsia="Times New Roman" w:hAnsi="Courier New" w:cs="Courier New"/>
+                <w:color w:val="000000"/>
+                <w:sz w:val="18"/>
+                <w:szCs w:val="18"/>
+                <w:lang w:eastAsia="es-SV"/>
+              </w:rPr>
+              <w:t>    ]</w:t>
+            </w:r>
+          </w:p>
+          <w:p>
+            <w:pPr>
+              <w:shd w:val="clear" w:color="auto" w:fill="FFFFFE"/>
+              <w:spacing w:line="270" w:lineRule="atLeast"/>
+              <w:rPr>
+                <w:rFonts w:ascii="Courier New" w:eastAsia="Times New Roman" w:hAnsi="Courier New" w:cs="Courier New"/>
+                <w:color w:val="000000"/>
+                <w:sz w:val="18"/>
+                <w:szCs w:val="18"/>
+                <w:lang w:eastAsia="es-SV"/>
+              </w:rPr>
+            </w:pPr>
+            <w:r>
+              <w:rPr>
+                <w:rFonts w:ascii="Courier New" w:eastAsia="Times New Roman" w:hAnsi="Courier New" w:cs="Courier New"/>
+                <w:color w:val="000000"/>
+                <w:sz w:val="18"/>
+                <w:szCs w:val="18"/>
+                <w:lang w:eastAsia="es-SV"/>
+              </w:rPr>
+              <w:t>}</w:t>
+            </w:r>
+          </w:p>
+        </w:tc>
+      </w:tr>
+    </w:tbl>
+    <w:p>
+      <w:pPr>
+        <w:shd w:val="clear" w:color="auto" w:fill="FFFFFF"/>
+        <w:spacing w:before="100" w:beforeAutospacing="1" w:after="0" w:line="240" w:lineRule="auto"/>
+        <w:rPr>
+          <w:rFonts w:ascii="Segoe UI" w:eastAsia="Times New Roman" w:hAnsi="Segoe UI" w:cs="Segoe UI"/>
+          <w:color w:val="333333"/>
+          <w:sz w:val="23"/>
+          <w:szCs w:val="23"/>
+          <w:lang w:eastAsia="es-SV"/>
+        </w:rPr>
+      </w:pPr>
+      <w:r>
+        <w:rPr>
+          <w:rFonts w:ascii="Segoe UI" w:eastAsia="Times New Roman" w:hAnsi="Segoe UI" w:cs="Segoe UI"/>
+          <w:color w:val="333333"/>
+          <w:sz w:val="23"/>
+          <w:szCs w:val="23"/>
+          <w:lang w:eastAsia="es-SV"/>
+        </w:rPr>
+        <w:t>Identificación de usuarios.</w:t>
+      </w:r>
+    </w:p>
+    <w:tbl>
+      <w:tblPr>
+        <w:tblStyle w:val="Tablaconcuadrcula"/>
+        <w:tblW w:w="0" w:type="auto"/>
+        <w:tblLook w:val="04A0" w:firstRow="1" w:lastRow="0" w:firstColumn="1" w:lastColumn="0" w:noHBand="0" w:noVBand="1"/>
+      </w:tblPr>
+      <w:tblGrid>
+        <w:gridCol w:w="1621"/>
+        <w:gridCol w:w="7207"/>
+      </w:tblGrid>
+      <w:tr>
+        <w:tc>
+          <w:tcPr>
+            <w:tcW w:w="1555" w:type="dxa"/>
+          </w:tcPr>
+          <w:p>
+            <w:pPr>
+              <w:spacing w:before="100" w:beforeAutospacing="1"/>
+              <w:rPr>
+                <w:rFonts w:ascii="Segoe UI" w:eastAsia="Times New Roman" w:hAnsi="Segoe UI" w:cs="Segoe UI"/>
+                <w:color w:val="333333"/>
+                <w:sz w:val="23"/>
+                <w:szCs w:val="23"/>
+                <w:lang w:eastAsia="es-SV"/>
+              </w:rPr>
+            </w:pPr>
+            <w:r>
+              <w:rPr>
+                <w:rFonts w:ascii="Segoe UI" w:eastAsia="Times New Roman" w:hAnsi="Segoe UI" w:cs="Segoe UI"/>
+                <w:color w:val="333333"/>
+                <w:sz w:val="23"/>
+                <w:szCs w:val="23"/>
+                <w:lang w:eastAsia="es-SV"/>
+              </w:rPr>
+              <w:t>Método:POST</w:t>
+            </w:r>
+          </w:p>
+        </w:tc>
+        <w:tc>
+          <w:tcPr>
+            <w:tcW w:w="7273" w:type="dxa"/>
+          </w:tcPr>
+          <w:p>
+            <w:pPr>
+              <w:spacing w:before="100" w:beforeAutospacing="1"/>
+              <w:rPr>
+                <w:rFonts w:ascii="Segoe UI" w:eastAsia="Times New Roman" w:hAnsi="Segoe UI" w:cs="Segoe UI"/>
+                <w:color w:val="333333"/>
+                <w:sz w:val="23"/>
+                <w:szCs w:val="23"/>
+                <w:lang w:eastAsia="es-SV"/>
+              </w:rPr>
+            </w:pPr>
+            <w:r>
+              <w:rPr>
+                <w:rFonts w:ascii="Segoe UI" w:eastAsia="Times New Roman" w:hAnsi="Segoe UI" w:cs="Segoe UI"/>
+                <w:color w:val="333333"/>
+                <w:sz w:val="23"/>
+                <w:szCs w:val="23"/>
+                <w:lang w:eastAsia="es-SV"/>
+              </w:rPr>
+              <w:t>URL:</w:t>
+            </w:r>
+            <w:r>
+              <w:rPr>
+                <w:rFonts w:ascii="Helvetica" w:hAnsi="Helvetica" w:cs="Helvetica"/>
+                <w:color w:val="212121"/>
+                <w:sz w:val="18"/>
+                <w:szCs w:val="18"/>
+                <w:shd w:val="clear" w:color="auto" w:fill="FFFFFF"/>
+              </w:rPr>
+              <w:t xml:space="preserve"> </w:t>
+            </w:r>
+            <w:hyperlink r:id="rId23" w:history="1">
+              <w:r>
+                <w:rPr>
+                  <w:rStyle w:val="Hipervnculo"/>
+                  <w:rFonts w:ascii="Helvetica" w:hAnsi="Helvetica" w:cs="Helvetica"/>
+                  <w:sz w:val="18"/>
+                  <w:szCs w:val="18"/>
+                  <w:shd w:val="clear" w:color="auto" w:fill="FFFFFF"/>
+                </w:rPr>
+                <w:t>http://127.0.0.1:8000/api/login</w:t>
+              </w:r>
+            </w:hyperlink>
+          </w:p>
+        </w:tc>
+      </w:tr>
+      <w:tr>
+        <w:tc>
+          <w:tcPr>
+            <w:tcW w:w="8828" w:type="dxa"/>
+            <w:gridSpan w:val="2"/>
+          </w:tcPr>
+          <w:p>
+            <w:pPr>
+              <w:spacing w:before="100" w:beforeAutospacing="1"/>
+              <w:rPr>
+                <w:rFonts w:ascii="Segoe UI" w:eastAsia="Times New Roman" w:hAnsi="Segoe UI" w:cs="Segoe UI"/>
+                <w:color w:val="333333"/>
+                <w:sz w:val="23"/>
+                <w:szCs w:val="23"/>
+                <w:lang w:eastAsia="es-SV"/>
+              </w:rPr>
+            </w:pPr>
+            <w:r>
+              <w:rPr>
+                <w:rFonts w:ascii="Segoe UI" w:eastAsia="Times New Roman" w:hAnsi="Segoe UI" w:cs="Segoe UI"/>
+                <w:color w:val="333333"/>
+                <w:sz w:val="23"/>
+                <w:szCs w:val="23"/>
+                <w:lang w:eastAsia="es-SV"/>
+              </w:rPr>
+              <w:t>Request:</w:t>
+            </w:r>
+          </w:p>
+          <w:p>
+            <w:pPr>
+              <w:shd w:val="clear" w:color="auto" w:fill="FFFFFE"/>
+              <w:spacing w:line="270" w:lineRule="atLeast"/>
+              <w:rPr>
+                <w:rFonts w:ascii="Courier New" w:eastAsia="Times New Roman" w:hAnsi="Courier New" w:cs="Courier New"/>
+                <w:color w:val="000000"/>
+                <w:sz w:val="18"/>
+                <w:szCs w:val="18"/>
+                <w:lang w:eastAsia="es-SV"/>
+              </w:rPr>
+            </w:pPr>
+            <w:r>
+              <w:rPr>
+                <w:rFonts w:ascii="Courier New" w:eastAsia="Times New Roman" w:hAnsi="Courier New" w:cs="Courier New"/>
+                <w:color w:val="000000"/>
+                <w:sz w:val="18"/>
+                <w:szCs w:val="18"/>
+                <w:lang w:eastAsia="es-SV"/>
+              </w:rPr>
+              <w:t>{</w:t>
+            </w:r>
+          </w:p>
+          <w:p>
+            <w:pPr>
+              <w:shd w:val="clear" w:color="auto" w:fill="FFFFFE"/>
+              <w:spacing w:line="270" w:lineRule="atLeast"/>
+              <w:rPr>
+                <w:rFonts w:ascii="Courier New" w:eastAsia="Times New Roman" w:hAnsi="Courier New" w:cs="Courier New"/>
+                <w:color w:val="000000"/>
+                <w:sz w:val="18"/>
+                <w:szCs w:val="18"/>
+                <w:lang w:eastAsia="es-SV"/>
+              </w:rPr>
+            </w:pPr>
+            <w:r>
+              <w:rPr>
+                <w:rFonts w:ascii="Courier New" w:eastAsia="Times New Roman" w:hAnsi="Courier New" w:cs="Courier New"/>
+                <w:color w:val="000000"/>
+                <w:sz w:val="18"/>
+                <w:szCs w:val="18"/>
+                <w:lang w:eastAsia="es-SV"/>
+              </w:rPr>
+              <w:t>    </w:t>
+            </w:r>
+            <w:r>
+              <w:rPr>
+                <w:rFonts w:ascii="Courier New" w:eastAsia="Times New Roman" w:hAnsi="Courier New" w:cs="Courier New"/>
+                <w:color w:val="A31515"/>
+                <w:sz w:val="18"/>
+                <w:szCs w:val="18"/>
+                <w:lang w:eastAsia="es-SV"/>
+              </w:rPr>
+              <w:t>"name"</w:t>
+            </w:r>
+            <w:r>
+              <w:rPr>
+                <w:rFonts w:ascii="Courier New" w:eastAsia="Times New Roman" w:hAnsi="Courier New" w:cs="Courier New"/>
+                <w:color w:val="000000"/>
+                <w:sz w:val="18"/>
+                <w:szCs w:val="18"/>
+                <w:lang w:eastAsia="es-SV"/>
+              </w:rPr>
+              <w:t>:</w:t>
+            </w:r>
+            <w:r>
+              <w:rPr>
+                <w:rFonts w:ascii="Courier New" w:eastAsia="Times New Roman" w:hAnsi="Courier New" w:cs="Courier New"/>
+                <w:color w:val="0451A5"/>
+                <w:sz w:val="18"/>
+                <w:szCs w:val="18"/>
+                <w:lang w:eastAsia="es-SV"/>
+              </w:rPr>
+              <w:t>"Francisco Ramos"</w:t>
+            </w:r>
+            <w:r>
+              <w:rPr>
+                <w:rFonts w:ascii="Courier New" w:eastAsia="Times New Roman" w:hAnsi="Courier New" w:cs="Courier New"/>
+                <w:color w:val="000000"/>
+                <w:sz w:val="18"/>
+                <w:szCs w:val="18"/>
+                <w:lang w:eastAsia="es-SV"/>
+              </w:rPr>
+              <w:t>,</w:t>
+            </w:r>
+          </w:p>
+          <w:p>
+            <w:pPr>
+              <w:shd w:val="clear" w:color="auto" w:fill="FFFFFE"/>
+              <w:spacing w:line="270" w:lineRule="atLeast"/>
+              <w:rPr>
+                <w:rFonts w:ascii="Courier New" w:eastAsia="Times New Roman" w:hAnsi="Courier New" w:cs="Courier New"/>
+                <w:color w:val="000000"/>
+                <w:sz w:val="18"/>
+                <w:szCs w:val="18"/>
+                <w:lang w:eastAsia="es-SV"/>
+              </w:rPr>
+            </w:pPr>
+            <w:r>
+              <w:rPr>
+                <w:rFonts w:ascii="Courier New" w:eastAsia="Times New Roman" w:hAnsi="Courier New" w:cs="Courier New"/>
+                <w:color w:val="000000"/>
+                <w:sz w:val="18"/>
+                <w:szCs w:val="18"/>
+                <w:lang w:eastAsia="es-SV"/>
+              </w:rPr>
+              <w:t>    </w:t>
+            </w:r>
+            <w:r>
+              <w:rPr>
+                <w:rFonts w:ascii="Courier New" w:eastAsia="Times New Roman" w:hAnsi="Courier New" w:cs="Courier New"/>
+                <w:color w:val="A31515"/>
+                <w:sz w:val="18"/>
+                <w:szCs w:val="18"/>
+                <w:lang w:eastAsia="es-SV"/>
+              </w:rPr>
+              <w:t>"email"</w:t>
+            </w:r>
+            <w:r>
+              <w:rPr>
+                <w:rFonts w:ascii="Courier New" w:eastAsia="Times New Roman" w:hAnsi="Courier New" w:cs="Courier New"/>
+                <w:color w:val="000000"/>
+                <w:sz w:val="18"/>
+                <w:szCs w:val="18"/>
+                <w:lang w:eastAsia="es-SV"/>
+              </w:rPr>
+              <w:t>:</w:t>
+            </w:r>
+            <w:r>
+              <w:rPr>
+                <w:rFonts w:ascii="Courier New" w:eastAsia="Times New Roman" w:hAnsi="Courier New" w:cs="Courier New"/>
+                <w:color w:val="0451A5"/>
+                <w:sz w:val="18"/>
+                <w:szCs w:val="18"/>
+                <w:lang w:eastAsia="es-SV"/>
+              </w:rPr>
+              <w:t>"pakonn@kpo.com"</w:t>
+            </w:r>
+            <w:r>
+              <w:rPr>
+                <w:rFonts w:ascii="Courier New" w:eastAsia="Times New Roman" w:hAnsi="Courier New" w:cs="Courier New"/>
+                <w:color w:val="000000"/>
+                <w:sz w:val="18"/>
+                <w:szCs w:val="18"/>
+                <w:lang w:eastAsia="es-SV"/>
+              </w:rPr>
+              <w:t>,</w:t>
+            </w:r>
+          </w:p>
+          <w:p>
+            <w:pPr>
+              <w:shd w:val="clear" w:color="auto" w:fill="FFFFFE"/>
+              <w:spacing w:line="270" w:lineRule="atLeast"/>
+              <w:rPr>
+                <w:rFonts w:ascii="Courier New" w:eastAsia="Times New Roman" w:hAnsi="Courier New" w:cs="Courier New"/>
+                <w:color w:val="000000"/>
+                <w:sz w:val="18"/>
+                <w:szCs w:val="18"/>
+                <w:lang w:eastAsia="es-SV"/>
+              </w:rPr>
+            </w:pPr>
+            <w:r>
+              <w:rPr>
+                <w:rFonts w:ascii="Courier New" w:eastAsia="Times New Roman" w:hAnsi="Courier New" w:cs="Courier New"/>
+                <w:color w:val="000000"/>
+                <w:sz w:val="18"/>
+                <w:szCs w:val="18"/>
+                <w:lang w:eastAsia="es-SV"/>
+              </w:rPr>
+              <w:t>    </w:t>
+            </w:r>
+            <w:r>
+              <w:rPr>
+                <w:rFonts w:ascii="Courier New" w:eastAsia="Times New Roman" w:hAnsi="Courier New" w:cs="Courier New"/>
+                <w:color w:val="A31515"/>
+                <w:sz w:val="18"/>
+                <w:szCs w:val="18"/>
+                <w:lang w:eastAsia="es-SV"/>
+              </w:rPr>
+              <w:t>"password"</w:t>
+            </w:r>
+            <w:r>
+              <w:rPr>
+                <w:rFonts w:ascii="Courier New" w:eastAsia="Times New Roman" w:hAnsi="Courier New" w:cs="Courier New"/>
+                <w:color w:val="000000"/>
+                <w:sz w:val="18"/>
+                <w:szCs w:val="18"/>
+                <w:lang w:eastAsia="es-SV"/>
+              </w:rPr>
+              <w:t>:</w:t>
+            </w:r>
+            <w:r>
+              <w:rPr>
+                <w:rFonts w:ascii="Courier New" w:eastAsia="Times New Roman" w:hAnsi="Courier New" w:cs="Courier New"/>
+                <w:color w:val="0451A5"/>
+                <w:sz w:val="18"/>
+                <w:szCs w:val="18"/>
+                <w:lang w:eastAsia="es-SV"/>
+              </w:rPr>
+              <w:t>"Contra.777"</w:t>
+            </w:r>
+          </w:p>
+          <w:p>
+            <w:pPr>
+              <w:shd w:val="clear" w:color="auto" w:fill="FFFFFE"/>
+              <w:spacing w:line="270" w:lineRule="atLeast"/>
+              <w:rPr>
+                <w:rFonts w:ascii="Courier New" w:eastAsia="Times New Roman" w:hAnsi="Courier New" w:cs="Courier New"/>
+                <w:color w:val="000000"/>
+                <w:sz w:val="18"/>
+                <w:szCs w:val="18"/>
+                <w:lang w:eastAsia="es-SV"/>
+              </w:rPr>
+            </w:pPr>
+            <w:r>
+              <w:rPr>
+                <w:rFonts w:ascii="Courier New" w:eastAsia="Times New Roman" w:hAnsi="Courier New" w:cs="Courier New"/>
+                <w:color w:val="000000"/>
+                <w:sz w:val="18"/>
+                <w:szCs w:val="18"/>
+                <w:lang w:eastAsia="es-SV"/>
+              </w:rPr>
+              <w:t>}</w:t>
+            </w:r>
+          </w:p>
+        </w:tc>
+      </w:tr>
+      <w:tr>
+        <w:tc>
+          <w:tcPr>
+            <w:tcW w:w="8828" w:type="dxa"/>
+            <w:gridSpan w:val="2"/>
+          </w:tcPr>
+          <w:p>
+            <w:pPr>
+              <w:spacing w:before="100" w:beforeAutospacing="1"/>
+              <w:rPr>
+                <w:rFonts w:ascii="Segoe UI" w:eastAsia="Times New Roman" w:hAnsi="Segoe UI" w:cs="Segoe UI"/>
+                <w:color w:val="333333"/>
+                <w:sz w:val="23"/>
+                <w:szCs w:val="23"/>
+                <w:lang w:val="en-US" w:eastAsia="es-SV"/>
+              </w:rPr>
+            </w:pPr>
+            <w:r>
+              <w:rPr>
+                <w:rFonts w:ascii="Segoe UI" w:eastAsia="Times New Roman" w:hAnsi="Segoe UI" w:cs="Segoe UI"/>
+                <w:color w:val="333333"/>
+                <w:sz w:val="23"/>
+                <w:szCs w:val="23"/>
+                <w:lang w:val="en-US" w:eastAsia="es-SV"/>
+              </w:rPr>
+              <w:t>Response:</w:t>
+            </w:r>
+          </w:p>
+          <w:p>
+            <w:pPr>
+              <w:shd w:val="clear" w:color="auto" w:fill="FFFFFE"/>
+              <w:spacing w:line="270" w:lineRule="atLeast"/>
+              <w:rPr>
+                <w:rFonts w:ascii="Courier New" w:eastAsia="Times New Roman" w:hAnsi="Courier New" w:cs="Courier New"/>
+                <w:color w:val="000000"/>
+                <w:sz w:val="18"/>
+                <w:szCs w:val="18"/>
+                <w:lang w:val="en-US" w:eastAsia="es-SV"/>
+              </w:rPr>
+            </w:pPr>
+            <w:r>
+              <w:rPr>
+                <w:rFonts w:ascii="Courier New" w:eastAsia="Times New Roman" w:hAnsi="Courier New" w:cs="Courier New"/>
+                <w:color w:val="000000"/>
+                <w:sz w:val="18"/>
+                <w:szCs w:val="18"/>
+                <w:lang w:val="en-US" w:eastAsia="es-SV"/>
+              </w:rPr>
+              <w:t>{</w:t>
+            </w:r>
+          </w:p>
+          <w:p>
+            <w:pPr>
+              <w:shd w:val="clear" w:color="auto" w:fill="FFFFFE"/>
+              <w:spacing w:line="270" w:lineRule="atLeast"/>
+              <w:rPr>
+                <w:rFonts w:ascii="Courier New" w:eastAsia="Times New Roman" w:hAnsi="Courier New" w:cs="Courier New"/>
+                <w:color w:val="000000"/>
+                <w:sz w:val="18"/>
+                <w:szCs w:val="18"/>
+                <w:lang w:val="en-US" w:eastAsia="es-SV"/>
+              </w:rPr>
+            </w:pPr>
+            <w:r>
+              <w:rPr>
+                <w:rFonts w:ascii="Courier New" w:eastAsia="Times New Roman" w:hAnsi="Courier New" w:cs="Courier New"/>
+                <w:color w:val="000000"/>
+                <w:sz w:val="18"/>
+                <w:szCs w:val="18"/>
+                <w:lang w:val="en-US" w:eastAsia="es-SV"/>
+              </w:rPr>
+              <w:t>    </w:t>
+            </w:r>
+            <w:r>
+              <w:rPr>
+                <w:rFonts w:ascii="Courier New" w:eastAsia="Times New Roman" w:hAnsi="Courier New" w:cs="Courier New"/>
+                <w:color w:val="A31515"/>
+                <w:sz w:val="18"/>
+                <w:szCs w:val="18"/>
+                <w:lang w:val="en-US" w:eastAsia="es-SV"/>
+              </w:rPr>
+              <w:t>"message"</w:t>
+            </w:r>
+            <w:r>
+              <w:rPr>
+                <w:rFonts w:ascii="Courier New" w:eastAsia="Times New Roman" w:hAnsi="Courier New" w:cs="Courier New"/>
+                <w:color w:val="000000"/>
+                <w:sz w:val="18"/>
+                <w:szCs w:val="18"/>
+                <w:lang w:val="en-US" w:eastAsia="es-SV"/>
+              </w:rPr>
+              <w:t>: </w:t>
+            </w:r>
+            <w:r>
+              <w:rPr>
+                <w:rFonts w:ascii="Courier New" w:eastAsia="Times New Roman" w:hAnsi="Courier New" w:cs="Courier New"/>
+                <w:color w:val="0451A5"/>
+                <w:sz w:val="18"/>
+                <w:szCs w:val="18"/>
+                <w:lang w:val="en-US" w:eastAsia="es-SV"/>
+              </w:rPr>
+              <w:t>"User loged successfully"</w:t>
+            </w:r>
+            <w:r>
+              <w:rPr>
+                <w:rFonts w:ascii="Courier New" w:eastAsia="Times New Roman" w:hAnsi="Courier New" w:cs="Courier New"/>
+                <w:color w:val="000000"/>
+                <w:sz w:val="18"/>
+                <w:szCs w:val="18"/>
+                <w:lang w:val="en-US" w:eastAsia="es-SV"/>
+              </w:rPr>
+              <w:t>,</w:t>
+            </w:r>
+          </w:p>
+          <w:p>
+            <w:pPr>
+              <w:shd w:val="clear" w:color="auto" w:fill="FFFFFE"/>
+              <w:spacing w:line="270" w:lineRule="atLeast"/>
+              <w:rPr>
+                <w:rFonts w:ascii="Courier New" w:eastAsia="Times New Roman" w:hAnsi="Courier New" w:cs="Courier New"/>
+                <w:color w:val="000000"/>
+                <w:sz w:val="18"/>
+                <w:szCs w:val="18"/>
+                <w:lang w:val="en-US" w:eastAsia="es-SV"/>
+              </w:rPr>
+            </w:pPr>
+            <w:r>
+              <w:rPr>
+                <w:rFonts w:ascii="Courier New" w:eastAsia="Times New Roman" w:hAnsi="Courier New" w:cs="Courier New"/>
+                <w:color w:val="000000"/>
+                <w:sz w:val="18"/>
+                <w:szCs w:val="18"/>
+                <w:lang w:val="en-US" w:eastAsia="es-SV"/>
+              </w:rPr>
+              <w:lastRenderedPageBreak/>
+              <w:t>    </w:t>
+            </w:r>
+            <w:r>
+              <w:rPr>
+                <w:rFonts w:ascii="Courier New" w:eastAsia="Times New Roman" w:hAnsi="Courier New" w:cs="Courier New"/>
+                <w:color w:val="A31515"/>
+                <w:sz w:val="18"/>
+                <w:szCs w:val="18"/>
+                <w:lang w:val="en-US" w:eastAsia="es-SV"/>
+              </w:rPr>
+              <w:t>"user"</w:t>
+            </w:r>
+            <w:r>
+              <w:rPr>
+                <w:rFonts w:ascii="Courier New" w:eastAsia="Times New Roman" w:hAnsi="Courier New" w:cs="Courier New"/>
+                <w:color w:val="000000"/>
+                <w:sz w:val="18"/>
+                <w:szCs w:val="18"/>
+                <w:lang w:val="en-US" w:eastAsia="es-SV"/>
+              </w:rPr>
+              <w:t>: {</w:t>
+            </w:r>
+          </w:p>
+          <w:p>
+            <w:pPr>
+              <w:shd w:val="clear" w:color="auto" w:fill="FFFFFE"/>
+              <w:spacing w:line="270" w:lineRule="atLeast"/>
+              <w:rPr>
+                <w:rFonts w:ascii="Courier New" w:eastAsia="Times New Roman" w:hAnsi="Courier New" w:cs="Courier New"/>
+                <w:color w:val="000000"/>
+                <w:sz w:val="18"/>
+                <w:szCs w:val="18"/>
+                <w:lang w:val="en-US" w:eastAsia="es-SV"/>
+              </w:rPr>
+            </w:pPr>
+            <w:r>
+              <w:rPr>
+                <w:rFonts w:ascii="Courier New" w:eastAsia="Times New Roman" w:hAnsi="Courier New" w:cs="Courier New"/>
+                <w:color w:val="000000"/>
+                <w:sz w:val="18"/>
+                <w:szCs w:val="18"/>
+                <w:lang w:val="en-US" w:eastAsia="es-SV"/>
+              </w:rPr>
+              <w:t>        </w:t>
+            </w:r>
+            <w:r>
+              <w:rPr>
+                <w:rFonts w:ascii="Courier New" w:eastAsia="Times New Roman" w:hAnsi="Courier New" w:cs="Courier New"/>
+                <w:color w:val="A31515"/>
+                <w:sz w:val="18"/>
+                <w:szCs w:val="18"/>
+                <w:lang w:val="en-US" w:eastAsia="es-SV"/>
+              </w:rPr>
+              <w:t>"id"</w:t>
+            </w:r>
+            <w:r>
+              <w:rPr>
+                <w:rFonts w:ascii="Courier New" w:eastAsia="Times New Roman" w:hAnsi="Courier New" w:cs="Courier New"/>
+                <w:color w:val="000000"/>
+                <w:sz w:val="18"/>
+                <w:szCs w:val="18"/>
+                <w:lang w:val="en-US" w:eastAsia="es-SV"/>
+              </w:rPr>
+              <w:t>: </w:t>
+            </w:r>
+            <w:r>
+              <w:rPr>
+                <w:rFonts w:ascii="Courier New" w:eastAsia="Times New Roman" w:hAnsi="Courier New" w:cs="Courier New"/>
+                <w:color w:val="098658"/>
+                <w:sz w:val="18"/>
+                <w:szCs w:val="18"/>
+                <w:lang w:val="en-US" w:eastAsia="es-SV"/>
+              </w:rPr>
+              <w:t>1</w:t>
+            </w:r>
+            <w:r>
+              <w:rPr>
+                <w:rFonts w:ascii="Courier New" w:eastAsia="Times New Roman" w:hAnsi="Courier New" w:cs="Courier New"/>
+                <w:color w:val="000000"/>
+                <w:sz w:val="18"/>
+                <w:szCs w:val="18"/>
+                <w:lang w:val="en-US" w:eastAsia="es-SV"/>
+              </w:rPr>
+              <w:t>,</w:t>
+            </w:r>
+          </w:p>
+          <w:p>
+            <w:pPr>
+              <w:shd w:val="clear" w:color="auto" w:fill="FFFFFE"/>
+              <w:spacing w:line="270" w:lineRule="atLeast"/>
+              <w:rPr>
+                <w:rFonts w:ascii="Courier New" w:eastAsia="Times New Roman" w:hAnsi="Courier New" w:cs="Courier New"/>
+                <w:color w:val="000000"/>
+                <w:sz w:val="18"/>
+                <w:szCs w:val="18"/>
+                <w:lang w:val="en-US" w:eastAsia="es-SV"/>
+              </w:rPr>
+            </w:pPr>
+            <w:r>
+              <w:rPr>
+                <w:rFonts w:ascii="Courier New" w:eastAsia="Times New Roman" w:hAnsi="Courier New" w:cs="Courier New"/>
+                <w:color w:val="000000"/>
+                <w:sz w:val="18"/>
+                <w:szCs w:val="18"/>
+                <w:lang w:val="en-US" w:eastAsia="es-SV"/>
+              </w:rPr>
+              <w:t>        </w:t>
+            </w:r>
+            <w:r>
+              <w:rPr>
+                <w:rFonts w:ascii="Courier New" w:eastAsia="Times New Roman" w:hAnsi="Courier New" w:cs="Courier New"/>
+                <w:color w:val="A31515"/>
+                <w:sz w:val="18"/>
+                <w:szCs w:val="18"/>
+                <w:lang w:val="en-US" w:eastAsia="es-SV"/>
+              </w:rPr>
+              <w:t>"name"</w:t>
+            </w:r>
+            <w:r>
+              <w:rPr>
+                <w:rFonts w:ascii="Courier New" w:eastAsia="Times New Roman" w:hAnsi="Courier New" w:cs="Courier New"/>
+                <w:color w:val="000000"/>
+                <w:sz w:val="18"/>
+                <w:szCs w:val="18"/>
+                <w:lang w:val="en-US" w:eastAsia="es-SV"/>
+              </w:rPr>
+              <w:t>: </w:t>
+            </w:r>
+            <w:r>
+              <w:rPr>
+                <w:rFonts w:ascii="Courier New" w:eastAsia="Times New Roman" w:hAnsi="Courier New" w:cs="Courier New"/>
+                <w:color w:val="0451A5"/>
+                <w:sz w:val="18"/>
+                <w:szCs w:val="18"/>
+                <w:lang w:val="en-US" w:eastAsia="es-SV"/>
+              </w:rPr>
+              <w:t>"Francisco Ramos"</w:t>
+            </w:r>
+            <w:r>
+              <w:rPr>
+                <w:rFonts w:ascii="Courier New" w:eastAsia="Times New Roman" w:hAnsi="Courier New" w:cs="Courier New"/>
+                <w:color w:val="000000"/>
+                <w:sz w:val="18"/>
+                <w:szCs w:val="18"/>
+                <w:lang w:val="en-US" w:eastAsia="es-SV"/>
+              </w:rPr>
+              <w:t>,</w:t>
+            </w:r>
+          </w:p>
+          <w:p>
+            <w:pPr>
+              <w:shd w:val="clear" w:color="auto" w:fill="FFFFFE"/>
+              <w:spacing w:line="270" w:lineRule="atLeast"/>
+              <w:rPr>
+                <w:rFonts w:ascii="Courier New" w:eastAsia="Times New Roman" w:hAnsi="Courier New" w:cs="Courier New"/>
+                <w:color w:val="000000"/>
+                <w:sz w:val="18"/>
+                <w:szCs w:val="18"/>
+                <w:lang w:val="en-US" w:eastAsia="es-SV"/>
+              </w:rPr>
+            </w:pPr>
+            <w:r>
+              <w:rPr>
+                <w:rFonts w:ascii="Courier New" w:eastAsia="Times New Roman" w:hAnsi="Courier New" w:cs="Courier New"/>
+                <w:color w:val="000000"/>
+                <w:sz w:val="18"/>
+                <w:szCs w:val="18"/>
+                <w:lang w:val="en-US" w:eastAsia="es-SV"/>
+              </w:rPr>
+              <w:t>        </w:t>
+            </w:r>
+            <w:r>
+              <w:rPr>
+                <w:rFonts w:ascii="Courier New" w:eastAsia="Times New Roman" w:hAnsi="Courier New" w:cs="Courier New"/>
+                <w:color w:val="A31515"/>
+                <w:sz w:val="18"/>
+                <w:szCs w:val="18"/>
+                <w:lang w:val="en-US" w:eastAsia="es-SV"/>
+              </w:rPr>
+              <w:t>"email"</w:t>
+            </w:r>
+            <w:r>
+              <w:rPr>
+                <w:rFonts w:ascii="Courier New" w:eastAsia="Times New Roman" w:hAnsi="Courier New" w:cs="Courier New"/>
+                <w:color w:val="000000"/>
+                <w:sz w:val="18"/>
+                <w:szCs w:val="18"/>
+                <w:lang w:val="en-US" w:eastAsia="es-SV"/>
+              </w:rPr>
+              <w:t>: </w:t>
+            </w:r>
+            <w:r>
+              <w:rPr>
+                <w:rFonts w:ascii="Courier New" w:eastAsia="Times New Roman" w:hAnsi="Courier New" w:cs="Courier New"/>
+                <w:color w:val="0451A5"/>
+                <w:sz w:val="18"/>
+                <w:szCs w:val="18"/>
+                <w:lang w:val="en-US" w:eastAsia="es-SV"/>
+              </w:rPr>
+              <w:t>"pakonn@kpo.com"</w:t>
+            </w:r>
+            <w:r>
+              <w:rPr>
+                <w:rFonts w:ascii="Courier New" w:eastAsia="Times New Roman" w:hAnsi="Courier New" w:cs="Courier New"/>
+                <w:color w:val="000000"/>
+                <w:sz w:val="18"/>
+                <w:szCs w:val="18"/>
+                <w:lang w:val="en-US" w:eastAsia="es-SV"/>
+              </w:rPr>
+              <w:t>,</w:t>
+            </w:r>
+          </w:p>
+          <w:p>
+            <w:pPr>
+              <w:shd w:val="clear" w:color="auto" w:fill="FFFFFE"/>
+              <w:spacing w:line="270" w:lineRule="atLeast"/>
+              <w:rPr>
+                <w:rFonts w:ascii="Courier New" w:eastAsia="Times New Roman" w:hAnsi="Courier New" w:cs="Courier New"/>
+                <w:color w:val="000000"/>
+                <w:sz w:val="18"/>
+                <w:szCs w:val="18"/>
+                <w:lang w:val="en-US" w:eastAsia="es-SV"/>
+              </w:rPr>
+            </w:pPr>
+            <w:r>
+              <w:rPr>
+                <w:rFonts w:ascii="Courier New" w:eastAsia="Times New Roman" w:hAnsi="Courier New" w:cs="Courier New"/>
+                <w:color w:val="000000"/>
+                <w:sz w:val="18"/>
+                <w:szCs w:val="18"/>
+                <w:lang w:val="en-US" w:eastAsia="es-SV"/>
+              </w:rPr>
+              <w:t>        </w:t>
+            </w:r>
+            <w:r>
+              <w:rPr>
+                <w:rFonts w:ascii="Courier New" w:eastAsia="Times New Roman" w:hAnsi="Courier New" w:cs="Courier New"/>
+                <w:color w:val="A31515"/>
+                <w:sz w:val="18"/>
+                <w:szCs w:val="18"/>
+                <w:lang w:val="en-US" w:eastAsia="es-SV"/>
+              </w:rPr>
+              <w:t>"email_verified_at"</w:t>
+            </w:r>
+            <w:r>
+              <w:rPr>
+                <w:rFonts w:ascii="Courier New" w:eastAsia="Times New Roman" w:hAnsi="Courier New" w:cs="Courier New"/>
+                <w:color w:val="000000"/>
+                <w:sz w:val="18"/>
+                <w:szCs w:val="18"/>
+                <w:lang w:val="en-US" w:eastAsia="es-SV"/>
+              </w:rPr>
+              <w:t>: </w:t>
+            </w:r>
+            <w:r>
+              <w:rPr>
+                <w:rFonts w:ascii="Courier New" w:eastAsia="Times New Roman" w:hAnsi="Courier New" w:cs="Courier New"/>
+                <w:color w:val="0451A5"/>
+                <w:sz w:val="18"/>
+                <w:szCs w:val="18"/>
+                <w:lang w:val="en-US" w:eastAsia="es-SV"/>
+              </w:rPr>
+              <w:t>"2026-08-29T20:44:56.000000Z"</w:t>
+            </w:r>
+            <w:r>
+              <w:rPr>
+                <w:rFonts w:ascii="Courier New" w:eastAsia="Times New Roman" w:hAnsi="Courier New" w:cs="Courier New"/>
+                <w:color w:val="000000"/>
+                <w:sz w:val="18"/>
+                <w:szCs w:val="18"/>
+                <w:lang w:val="en-US" w:eastAsia="es-SV"/>
+              </w:rPr>
+              <w:t>,</w:t>
+            </w:r>
+          </w:p>
+          <w:p>
+            <w:pPr>
+              <w:shd w:val="clear" w:color="auto" w:fill="FFFFFE"/>
+              <w:spacing w:line="270" w:lineRule="atLeast"/>
+              <w:rPr>
+                <w:rFonts w:ascii="Courier New" w:eastAsia="Times New Roman" w:hAnsi="Courier New" w:cs="Courier New"/>
+                <w:color w:val="000000"/>
+                <w:sz w:val="18"/>
+                <w:szCs w:val="18"/>
+                <w:lang w:val="en-US" w:eastAsia="es-SV"/>
+              </w:rPr>
+            </w:pPr>
+            <w:r>
+              <w:rPr>
+                <w:rFonts w:ascii="Courier New" w:eastAsia="Times New Roman" w:hAnsi="Courier New" w:cs="Courier New"/>
+                <w:color w:val="000000"/>
+                <w:sz w:val="18"/>
+                <w:szCs w:val="18"/>
+                <w:lang w:val="en-US" w:eastAsia="es-SV"/>
+              </w:rPr>
+              <w:t>        </w:t>
+            </w:r>
+            <w:r>
+              <w:rPr>
+                <w:rFonts w:ascii="Courier New" w:eastAsia="Times New Roman" w:hAnsi="Courier New" w:cs="Courier New"/>
+                <w:color w:val="A31515"/>
+                <w:sz w:val="18"/>
+                <w:szCs w:val="18"/>
+                <w:lang w:val="en-US" w:eastAsia="es-SV"/>
+              </w:rPr>
+              <w:t>"created_at"</w:t>
+            </w:r>
+            <w:r>
+              <w:rPr>
+                <w:rFonts w:ascii="Courier New" w:eastAsia="Times New Roman" w:hAnsi="Courier New" w:cs="Courier New"/>
+                <w:color w:val="000000"/>
+                <w:sz w:val="18"/>
+                <w:szCs w:val="18"/>
+                <w:lang w:val="en-US" w:eastAsia="es-SV"/>
+              </w:rPr>
+              <w:t>: </w:t>
+            </w:r>
+            <w:r>
+              <w:rPr>
+                <w:rFonts w:ascii="Courier New" w:eastAsia="Times New Roman" w:hAnsi="Courier New" w:cs="Courier New"/>
+                <w:color w:val="0451A5"/>
+                <w:sz w:val="18"/>
+                <w:szCs w:val="18"/>
+                <w:lang w:val="en-US" w:eastAsia="es-SV"/>
+              </w:rPr>
+              <w:t>"2026-08-29T20:44:56.000000Z"</w:t>
+            </w:r>
+            <w:r>
+              <w:rPr>
+                <w:rFonts w:ascii="Courier New" w:eastAsia="Times New Roman" w:hAnsi="Courier New" w:cs="Courier New"/>
+                <w:color w:val="000000"/>
+                <w:sz w:val="18"/>
+                <w:szCs w:val="18"/>
+                <w:lang w:val="en-US" w:eastAsia="es-SV"/>
+              </w:rPr>
+              <w:t>,</w:t>
+            </w:r>
+          </w:p>
+          <w:p>
+            <w:pPr>
+              <w:shd w:val="clear" w:color="auto" w:fill="FFFFFE"/>
+              <w:spacing w:line="270" w:lineRule="atLeast"/>
+              <w:rPr>
+                <w:rFonts w:ascii="Courier New" w:eastAsia="Times New Roman" w:hAnsi="Courier New" w:cs="Courier New"/>
+                <w:color w:val="000000"/>
+                <w:sz w:val="18"/>
+                <w:szCs w:val="18"/>
+                <w:lang w:val="en-US" w:eastAsia="es-SV"/>
+              </w:rPr>
+            </w:pPr>
+            <w:r>
+              <w:rPr>
+                <w:rFonts w:ascii="Courier New" w:eastAsia="Times New Roman" w:hAnsi="Courier New" w:cs="Courier New"/>
+                <w:color w:val="000000"/>
+                <w:sz w:val="18"/>
+                <w:szCs w:val="18"/>
+                <w:lang w:val="en-US" w:eastAsia="es-SV"/>
+              </w:rPr>
+              <w:t>        </w:t>
+            </w:r>
+            <w:r>
+              <w:rPr>
+                <w:rFonts w:ascii="Courier New" w:eastAsia="Times New Roman" w:hAnsi="Courier New" w:cs="Courier New"/>
+                <w:color w:val="A31515"/>
+                <w:sz w:val="18"/>
+                <w:szCs w:val="18"/>
+                <w:lang w:val="en-US" w:eastAsia="es-SV"/>
+              </w:rPr>
+              <w:t>"updated_at"</w:t>
+            </w:r>
+            <w:r>
+              <w:rPr>
+                <w:rFonts w:ascii="Courier New" w:eastAsia="Times New Roman" w:hAnsi="Courier New" w:cs="Courier New"/>
+                <w:color w:val="000000"/>
+                <w:sz w:val="18"/>
+                <w:szCs w:val="18"/>
+                <w:lang w:val="en-US" w:eastAsia="es-SV"/>
+              </w:rPr>
+              <w:t>: </w:t>
+            </w:r>
+            <w:r>
+              <w:rPr>
+                <w:rFonts w:ascii="Courier New" w:eastAsia="Times New Roman" w:hAnsi="Courier New" w:cs="Courier New"/>
+                <w:color w:val="0451A5"/>
+                <w:sz w:val="18"/>
+                <w:szCs w:val="18"/>
+                <w:lang w:val="en-US" w:eastAsia="es-SV"/>
+              </w:rPr>
+              <w:t>"2026-08-29T20:44:56.000000Z"</w:t>
+            </w:r>
+          </w:p>
+          <w:p>
+            <w:pPr>
+              <w:shd w:val="clear" w:color="auto" w:fill="FFFFFE"/>
+              <w:spacing w:line="270" w:lineRule="atLeast"/>
+              <w:rPr>
+                <w:rFonts w:ascii="Courier New" w:eastAsia="Times New Roman" w:hAnsi="Courier New" w:cs="Courier New"/>
+                <w:color w:val="000000"/>
+                <w:sz w:val="18"/>
+                <w:szCs w:val="18"/>
+                <w:lang w:val="en-US" w:eastAsia="es-SV"/>
+              </w:rPr>
+            </w:pPr>
+            <w:r>
+              <w:rPr>
+                <w:rFonts w:ascii="Courier New" w:eastAsia="Times New Roman" w:hAnsi="Courier New" w:cs="Courier New"/>
+                <w:color w:val="000000"/>
+                <w:sz w:val="18"/>
+                <w:szCs w:val="18"/>
+                <w:lang w:val="en-US" w:eastAsia="es-SV"/>
+              </w:rPr>
+              <w:t>    },</w:t>
+            </w:r>
+          </w:p>
+          <w:p>
+            <w:pPr>
+              <w:shd w:val="clear" w:color="auto" w:fill="FFFFFE"/>
+              <w:spacing w:line="270" w:lineRule="atLeast"/>
+              <w:rPr>
+                <w:rFonts w:ascii="Courier New" w:eastAsia="Times New Roman" w:hAnsi="Courier New" w:cs="Courier New"/>
+                <w:color w:val="000000"/>
+                <w:sz w:val="18"/>
+                <w:szCs w:val="18"/>
+                <w:lang w:val="en-US" w:eastAsia="es-SV"/>
+              </w:rPr>
+            </w:pPr>
+            <w:r>
+              <w:rPr>
+                <w:rFonts w:ascii="Courier New" w:eastAsia="Times New Roman" w:hAnsi="Courier New" w:cs="Courier New"/>
+                <w:color w:val="000000"/>
+                <w:sz w:val="18"/>
+                <w:szCs w:val="18"/>
+                <w:lang w:val="en-US" w:eastAsia="es-SV"/>
+              </w:rPr>
+              <w:t>    </w:t>
+            </w:r>
+            <w:r>
+              <w:rPr>
+                <w:rFonts w:ascii="Courier New" w:eastAsia="Times New Roman" w:hAnsi="Courier New" w:cs="Courier New"/>
+                <w:color w:val="A31515"/>
+                <w:sz w:val="18"/>
+                <w:szCs w:val="18"/>
+                <w:lang w:val="en-US" w:eastAsia="es-SV"/>
+              </w:rPr>
+              <w:t>"token"</w:t>
+            </w:r>
+            <w:r>
+              <w:rPr>
+                <w:rFonts w:ascii="Courier New" w:eastAsia="Times New Roman" w:hAnsi="Courier New" w:cs="Courier New"/>
+                <w:color w:val="000000"/>
+                <w:sz w:val="18"/>
+                <w:szCs w:val="18"/>
+                <w:lang w:val="en-US" w:eastAsia="es-SV"/>
+              </w:rPr>
+              <w:t>: </w:t>
+            </w:r>
+            <w:r>
+              <w:rPr>
+                <w:rFonts w:ascii="Courier New" w:eastAsia="Times New Roman" w:hAnsi="Courier New" w:cs="Courier New"/>
+                <w:color w:val="0451A5"/>
+                <w:sz w:val="18"/>
+                <w:szCs w:val="18"/>
+                <w:lang w:val="en-US" w:eastAsia="es-SV"/>
+              </w:rPr>
+              <w:t>"1|EfE6YfIeoZVk1sGMgzNjPQoeqYErGaGX6ZrnGDmv3e02d57e"</w:t>
+            </w:r>
+            <w:r>
+              <w:rPr>
+                <w:rFonts w:ascii="Courier New" w:eastAsia="Times New Roman" w:hAnsi="Courier New" w:cs="Courier New"/>
+                <w:color w:val="000000"/>
+                <w:sz w:val="18"/>
+                <w:szCs w:val="18"/>
+                <w:lang w:val="en-US" w:eastAsia="es-SV"/>
+              </w:rPr>
+              <w:t>,</w:t>
+            </w:r>
+          </w:p>
+          <w:p>
+            <w:pPr>
+              <w:shd w:val="clear" w:color="auto" w:fill="FFFFFE"/>
+              <w:spacing w:line="270" w:lineRule="atLeast"/>
+              <w:rPr>
+                <w:rFonts w:ascii="Courier New" w:eastAsia="Times New Roman" w:hAnsi="Courier New" w:cs="Courier New"/>
+                <w:color w:val="000000"/>
+                <w:sz w:val="18"/>
+                <w:szCs w:val="18"/>
+                <w:lang w:val="en-US" w:eastAsia="es-SV"/>
+              </w:rPr>
+            </w:pPr>
+            <w:r>
+              <w:rPr>
+                <w:rFonts w:ascii="Courier New" w:eastAsia="Times New Roman" w:hAnsi="Courier New" w:cs="Courier New"/>
+                <w:color w:val="000000"/>
+                <w:sz w:val="18"/>
+                <w:szCs w:val="18"/>
+                <w:lang w:val="en-US" w:eastAsia="es-SV"/>
+              </w:rPr>
+              <w:t>    </w:t>
+            </w:r>
+            <w:r>
+              <w:rPr>
+                <w:rFonts w:ascii="Courier New" w:eastAsia="Times New Roman" w:hAnsi="Courier New" w:cs="Courier New"/>
+                <w:color w:val="A31515"/>
+                <w:sz w:val="18"/>
+                <w:szCs w:val="18"/>
+                <w:lang w:val="en-US" w:eastAsia="es-SV"/>
+              </w:rPr>
+              <w:t>"type_token"</w:t>
+            </w:r>
+            <w:r>
+              <w:rPr>
+                <w:rFonts w:ascii="Courier New" w:eastAsia="Times New Roman" w:hAnsi="Courier New" w:cs="Courier New"/>
+                <w:color w:val="000000"/>
+                <w:sz w:val="18"/>
+                <w:szCs w:val="18"/>
+                <w:lang w:val="en-US" w:eastAsia="es-SV"/>
+              </w:rPr>
+              <w:t>: </w:t>
+            </w:r>
+            <w:r>
+              <w:rPr>
+                <w:rFonts w:ascii="Courier New" w:eastAsia="Times New Roman" w:hAnsi="Courier New" w:cs="Courier New"/>
+                <w:color w:val="0451A5"/>
+                <w:sz w:val="18"/>
+                <w:szCs w:val="18"/>
+                <w:lang w:val="en-US" w:eastAsia="es-SV"/>
+              </w:rPr>
+              <w:t>"Bearer"</w:t>
+            </w:r>
+          </w:p>
+          <w:p>
+            <w:pPr>
+              <w:shd w:val="clear" w:color="auto" w:fill="FFFFFE"/>
+              <w:spacing w:line="270" w:lineRule="atLeast"/>
+              <w:rPr>
+                <w:rFonts w:ascii="Courier New" w:eastAsia="Times New Roman" w:hAnsi="Courier New" w:cs="Courier New"/>
+                <w:color w:val="000000"/>
+                <w:sz w:val="18"/>
+                <w:szCs w:val="18"/>
+                <w:lang w:eastAsia="es-SV"/>
+              </w:rPr>
+            </w:pPr>
+            <w:r>
+              <w:rPr>
+                <w:rFonts w:ascii="Courier New" w:eastAsia="Times New Roman" w:hAnsi="Courier New" w:cs="Courier New"/>
+                <w:color w:val="000000"/>
+                <w:sz w:val="18"/>
+                <w:szCs w:val="18"/>
+                <w:lang w:eastAsia="es-SV"/>
+              </w:rPr>
+              <w:t>}</w:t>
+            </w:r>
+          </w:p>
+        </w:tc>
+      </w:tr>
+    </w:tbl>
+    <w:p>
+      <w:pPr>
+        <w:shd w:val="clear" w:color="auto" w:fill="FFFFFF"/>
+        <w:spacing w:before="100" w:beforeAutospacing="1" w:after="0" w:line="240" w:lineRule="auto"/>
+        <w:rPr>
+          <w:rFonts w:ascii="Segoe UI" w:eastAsia="Times New Roman" w:hAnsi="Segoe UI" w:cs="Segoe UI"/>
+          <w:color w:val="333333"/>
+          <w:sz w:val="23"/>
+          <w:szCs w:val="23"/>
+          <w:lang w:eastAsia="es-SV"/>
+        </w:rPr>
+      </w:pPr>
+      <w:r>
+        <w:rPr>
+          <w:rFonts w:ascii="Segoe UI" w:eastAsia="Times New Roman" w:hAnsi="Segoe UI" w:cs="Segoe UI"/>
+          <w:color w:val="333333"/>
+          <w:sz w:val="23"/>
+          <w:szCs w:val="23"/>
+          <w:lang w:eastAsia="es-SV"/>
+        </w:rPr>
+        <w:lastRenderedPageBreak/>
+        <w:t>Verificación de usuario.</w:t>
+      </w:r>
+    </w:p>
+    <w:tbl>
+      <w:tblPr>
+        <w:tblStyle w:val="Tablaconcuadrcula"/>
+        <w:tblW w:w="0" w:type="auto"/>
+        <w:tblLook w:val="04A0" w:firstRow="1" w:lastRow="0" w:firstColumn="1" w:lastColumn="0" w:noHBand="0" w:noVBand="1"/>
+      </w:tblPr>
+      <w:tblGrid>
+        <w:gridCol w:w="1555"/>
+        <w:gridCol w:w="7273"/>
+      </w:tblGrid>
+      <w:tr>
+        <w:tc>
+          <w:tcPr>
+            <w:tcW w:w="1555" w:type="dxa"/>
+          </w:tcPr>
+          <w:p>
+            <w:pPr>
+              <w:spacing w:before="100" w:beforeAutospacing="1"/>
+              <w:rPr>
+                <w:rFonts w:ascii="Segoe UI" w:eastAsia="Times New Roman" w:hAnsi="Segoe UI" w:cs="Segoe UI"/>
+                <w:color w:val="333333"/>
+                <w:sz w:val="23"/>
+                <w:szCs w:val="23"/>
+                <w:lang w:eastAsia="es-SV"/>
+              </w:rPr>
+            </w:pPr>
+            <w:r>
+              <w:rPr>
+                <w:rFonts w:ascii="Segoe UI" w:eastAsia="Times New Roman" w:hAnsi="Segoe UI" w:cs="Segoe UI"/>
+                <w:color w:val="333333"/>
+                <w:sz w:val="23"/>
+                <w:szCs w:val="23"/>
+                <w:lang w:eastAsia="es-SV"/>
+              </w:rPr>
+              <w:t>Método:GET</w:t>
+            </w:r>
+          </w:p>
+        </w:tc>
+        <w:tc>
+          <w:tcPr>
+            <w:tcW w:w="7273" w:type="dxa"/>
+          </w:tcPr>
+          <w:p>
+            <w:pPr>
+              <w:spacing w:before="100" w:beforeAutospacing="1"/>
+              <w:rPr>
+                <w:rFonts w:ascii="Helvetica" w:hAnsi="Helvetica" w:cs="Helvetica"/>
+                <w:color w:val="212121"/>
+                <w:sz w:val="18"/>
+                <w:szCs w:val="18"/>
+                <w:shd w:val="clear" w:color="auto" w:fill="FFFFFF"/>
+                <w:lang w:val="en-US"/>
+              </w:rPr>
+            </w:pPr>
+            <w:r>
+              <w:rPr>
+                <w:rFonts w:ascii="Segoe UI" w:eastAsia="Times New Roman" w:hAnsi="Segoe UI" w:cs="Segoe UI"/>
+                <w:color w:val="333333"/>
+                <w:sz w:val="23"/>
+                <w:szCs w:val="23"/>
+                <w:lang w:val="en-US" w:eastAsia="es-SV"/>
+              </w:rPr>
+              <w:t>URL:</w:t>
+            </w:r>
+            <w:r>
+              <w:rPr>
+                <w:rFonts w:ascii="Helvetica" w:hAnsi="Helvetica" w:cs="Helvetica"/>
+                <w:color w:val="212121"/>
+                <w:sz w:val="18"/>
+                <w:szCs w:val="18"/>
+                <w:shd w:val="clear" w:color="auto" w:fill="FFFFFF"/>
+                <w:lang w:val="en-US"/>
+              </w:rPr>
+              <w:t xml:space="preserve"> </w:t>
+            </w:r>
+            <w:hyperlink r:id="rId24" w:history="1">
+              <w:r>
+                <w:rPr>
+                  <w:rStyle w:val="Hipervnculo"/>
+                  <w:rFonts w:ascii="Helvetica" w:hAnsi="Helvetica" w:cs="Helvetica"/>
+                  <w:sz w:val="18"/>
+                  <w:szCs w:val="18"/>
+                  <w:shd w:val="clear" w:color="auto" w:fill="FFFFFF"/>
+                  <w:lang w:val="en-US"/>
+                </w:rPr>
+                <w:t>http://127.0.0.1:8000/api/user</w:t>
+              </w:r>
+            </w:hyperlink>
+          </w:p>
+          <w:p>
+            <w:pPr>
+              <w:spacing w:before="100" w:beforeAutospacing="1"/>
+              <w:rPr>
+                <w:rFonts w:ascii="Segoe UI" w:eastAsia="Times New Roman" w:hAnsi="Segoe UI" w:cs="Segoe UI"/>
+                <w:color w:val="333333"/>
+                <w:sz w:val="23"/>
+                <w:szCs w:val="23"/>
+                <w:lang w:val="en-US" w:eastAsia="es-SV"/>
+              </w:rPr>
+            </w:pPr>
+            <w:r>
+              <w:rPr>
+                <w:rFonts w:ascii="Helvetica" w:hAnsi="Helvetica" w:cs="Helvetica"/>
+                <w:color w:val="212121"/>
+                <w:sz w:val="18"/>
+                <w:szCs w:val="18"/>
+                <w:shd w:val="clear" w:color="auto" w:fill="FFFFFF"/>
+                <w:lang w:val="en-US"/>
+              </w:rPr>
+              <w:t>Requiere Bearer Token.</w:t>
+            </w:r>
+          </w:p>
+        </w:tc>
+      </w:tr>
+      <w:tr>
+        <w:tc>
+          <w:tcPr>
+            <w:tcW w:w="8828" w:type="dxa"/>
+            <w:gridSpan w:val="2"/>
+          </w:tcPr>
+          <w:p>
+            <w:pPr>
+              <w:spacing w:before="100" w:beforeAutospacing="1"/>
+              <w:rPr>
+                <w:rFonts w:ascii="Segoe UI" w:eastAsia="Times New Roman" w:hAnsi="Segoe UI" w:cs="Segoe UI"/>
+                <w:color w:val="333333"/>
+                <w:sz w:val="23"/>
+                <w:szCs w:val="23"/>
+                <w:lang w:eastAsia="es-SV"/>
+              </w:rPr>
+            </w:pPr>
+            <w:r>
+              <w:rPr>
+                <w:rFonts w:ascii="Segoe UI" w:eastAsia="Times New Roman" w:hAnsi="Segoe UI" w:cs="Segoe UI"/>
+                <w:color w:val="333333"/>
+                <w:sz w:val="23"/>
+                <w:szCs w:val="23"/>
+                <w:lang w:eastAsia="es-SV"/>
+              </w:rPr>
+              <w:t>Request:</w:t>
+            </w:r>
+          </w:p>
+        </w:tc>
+      </w:tr>
+      <w:tr>
+        <w:tc>
+          <w:tcPr>
+            <w:tcW w:w="8828" w:type="dxa"/>
+            <w:gridSpan w:val="2"/>
+          </w:tcPr>
+          <w:p>
+            <w:pPr>
+              <w:spacing w:before="100" w:beforeAutospacing="1"/>
+              <w:rPr>
+                <w:rFonts w:ascii="Segoe UI" w:eastAsia="Times New Roman" w:hAnsi="Segoe UI" w:cs="Segoe UI"/>
+                <w:color w:val="333333"/>
+                <w:sz w:val="23"/>
+                <w:szCs w:val="23"/>
+                <w:lang w:eastAsia="es-SV"/>
+              </w:rPr>
+            </w:pPr>
+            <w:r>
+              <w:rPr>
+                <w:rFonts w:ascii="Segoe UI" w:eastAsia="Times New Roman" w:hAnsi="Segoe UI" w:cs="Segoe UI"/>
+                <w:color w:val="333333"/>
+                <w:sz w:val="23"/>
+                <w:szCs w:val="23"/>
+                <w:lang w:eastAsia="es-SV"/>
+              </w:rPr>
+              <w:t>Response:</w:t>
+            </w:r>
+          </w:p>
+          <w:p>
+            <w:pPr>
+              <w:shd w:val="clear" w:color="auto" w:fill="FFFFFE"/>
+              <w:spacing w:line="270" w:lineRule="atLeast"/>
+              <w:rPr>
+                <w:rFonts w:ascii="Courier New" w:eastAsia="Times New Roman" w:hAnsi="Courier New" w:cs="Courier New"/>
+                <w:color w:val="000000"/>
+                <w:sz w:val="18"/>
+                <w:szCs w:val="18"/>
+                <w:lang w:eastAsia="es-SV"/>
+              </w:rPr>
+            </w:pPr>
+            <w:r>
+              <w:rPr>
+                <w:rFonts w:ascii="Courier New" w:eastAsia="Times New Roman" w:hAnsi="Courier New" w:cs="Courier New"/>
+                <w:color w:val="000000"/>
+                <w:sz w:val="18"/>
+                <w:szCs w:val="18"/>
+                <w:lang w:eastAsia="es-SV"/>
+              </w:rPr>
+              <w:t>{</w:t>
+            </w:r>
+          </w:p>
+          <w:p>
+            <w:pPr>
+              <w:shd w:val="clear" w:color="auto" w:fill="FFFFFE"/>
+              <w:spacing w:line="270" w:lineRule="atLeast"/>
+              <w:rPr>
+                <w:rFonts w:ascii="Courier New" w:eastAsia="Times New Roman" w:hAnsi="Courier New" w:cs="Courier New"/>
+                <w:color w:val="000000"/>
+                <w:sz w:val="18"/>
+                <w:szCs w:val="18"/>
+                <w:lang w:eastAsia="es-SV"/>
+              </w:rPr>
+            </w:pPr>
+            <w:r>
+              <w:rPr>
+                <w:rFonts w:ascii="Courier New" w:eastAsia="Times New Roman" w:hAnsi="Courier New" w:cs="Courier New"/>
+                <w:color w:val="000000"/>
+                <w:sz w:val="18"/>
+                <w:szCs w:val="18"/>
+                <w:lang w:eastAsia="es-SV"/>
+              </w:rPr>
+              <w:t>    </w:t>
+            </w:r>
+            <w:r>
+              <w:rPr>
+                <w:rFonts w:ascii="Courier New" w:eastAsia="Times New Roman" w:hAnsi="Courier New" w:cs="Courier New"/>
+                <w:color w:val="A31515"/>
+                <w:sz w:val="18"/>
+                <w:szCs w:val="18"/>
+                <w:lang w:eastAsia="es-SV"/>
+              </w:rPr>
+              <w:t>"id"</w:t>
+            </w:r>
+            <w:r>
+              <w:rPr>
+                <w:rFonts w:ascii="Courier New" w:eastAsia="Times New Roman" w:hAnsi="Courier New" w:cs="Courier New"/>
+                <w:color w:val="000000"/>
+                <w:sz w:val="18"/>
+                <w:szCs w:val="18"/>
+                <w:lang w:eastAsia="es-SV"/>
+              </w:rPr>
+              <w:t>: </w:t>
+            </w:r>
+            <w:r>
+              <w:rPr>
+                <w:rFonts w:ascii="Courier New" w:eastAsia="Times New Roman" w:hAnsi="Courier New" w:cs="Courier New"/>
+                <w:color w:val="098658"/>
+                <w:sz w:val="18"/>
+                <w:szCs w:val="18"/>
+                <w:lang w:eastAsia="es-SV"/>
+              </w:rPr>
+              <w:t>1</w:t>
+            </w:r>
+            <w:r>
+              <w:rPr>
+                <w:rFonts w:ascii="Courier New" w:eastAsia="Times New Roman" w:hAnsi="Courier New" w:cs="Courier New"/>
+                <w:color w:val="000000"/>
+                <w:sz w:val="18"/>
+                <w:szCs w:val="18"/>
+                <w:lang w:eastAsia="es-SV"/>
+              </w:rPr>
+              <w:t>,</w:t>
+            </w:r>
+          </w:p>
+          <w:p>
+            <w:pPr>
+              <w:shd w:val="clear" w:color="auto" w:fill="FFFFFE"/>
+              <w:spacing w:line="270" w:lineRule="atLeast"/>
+              <w:rPr>
+                <w:rFonts w:ascii="Courier New" w:eastAsia="Times New Roman" w:hAnsi="Courier New" w:cs="Courier New"/>
+                <w:color w:val="000000"/>
+                <w:sz w:val="18"/>
+                <w:szCs w:val="18"/>
+                <w:lang w:eastAsia="es-SV"/>
+              </w:rPr>
+            </w:pPr>
+            <w:r>
+              <w:rPr>
+                <w:rFonts w:ascii="Courier New" w:eastAsia="Times New Roman" w:hAnsi="Courier New" w:cs="Courier New"/>
+                <w:color w:val="000000"/>
+                <w:sz w:val="18"/>
+                <w:szCs w:val="18"/>
+                <w:lang w:eastAsia="es-SV"/>
+              </w:rPr>
+              <w:t>    </w:t>
+            </w:r>
+            <w:r>
+              <w:rPr>
+                <w:rFonts w:ascii="Courier New" w:eastAsia="Times New Roman" w:hAnsi="Courier New" w:cs="Courier New"/>
+                <w:color w:val="A31515"/>
+                <w:sz w:val="18"/>
+                <w:szCs w:val="18"/>
+                <w:lang w:eastAsia="es-SV"/>
+              </w:rPr>
+              <w:t>"name"</w:t>
+            </w:r>
+            <w:r>
+              <w:rPr>
+                <w:rFonts w:ascii="Courier New" w:eastAsia="Times New Roman" w:hAnsi="Courier New" w:cs="Courier New"/>
+                <w:color w:val="000000"/>
+                <w:sz w:val="18"/>
+                <w:szCs w:val="18"/>
+                <w:lang w:eastAsia="es-SV"/>
+              </w:rPr>
+              <w:t>: </w:t>
+            </w:r>
+            <w:r>
+              <w:rPr>
+                <w:rFonts w:ascii="Courier New" w:eastAsia="Times New Roman" w:hAnsi="Courier New" w:cs="Courier New"/>
+                <w:color w:val="0451A5"/>
+                <w:sz w:val="18"/>
+                <w:szCs w:val="18"/>
+                <w:lang w:eastAsia="es-SV"/>
+              </w:rPr>
+              <w:t>"Francisco Ramos"</w:t>
+            </w:r>
+            <w:r>
+              <w:rPr>
+                <w:rFonts w:ascii="Courier New" w:eastAsia="Times New Roman" w:hAnsi="Courier New" w:cs="Courier New"/>
+                <w:color w:val="000000"/>
+                <w:sz w:val="18"/>
+                <w:szCs w:val="18"/>
+                <w:lang w:eastAsia="es-SV"/>
+              </w:rPr>
+              <w:t>,</w:t>
+            </w:r>
+          </w:p>
+          <w:p>
+            <w:pPr>
+              <w:shd w:val="clear" w:color="auto" w:fill="FFFFFE"/>
+              <w:spacing w:line="270" w:lineRule="atLeast"/>
+              <w:rPr>
+                <w:rFonts w:ascii="Courier New" w:eastAsia="Times New Roman" w:hAnsi="Courier New" w:cs="Courier New"/>
+                <w:color w:val="000000"/>
+                <w:sz w:val="18"/>
+                <w:szCs w:val="18"/>
+                <w:lang w:eastAsia="es-SV"/>
+              </w:rPr>
+            </w:pPr>
+            <w:r>
+              <w:rPr>
+                <w:rFonts w:ascii="Courier New" w:eastAsia="Times New Roman" w:hAnsi="Courier New" w:cs="Courier New"/>
+                <w:color w:val="000000"/>
+                <w:sz w:val="18"/>
+                <w:szCs w:val="18"/>
+                <w:lang w:eastAsia="es-SV"/>
+              </w:rPr>
+              <w:t>    </w:t>
+            </w:r>
+            <w:r>
+              <w:rPr>
+                <w:rFonts w:ascii="Courier New" w:eastAsia="Times New Roman" w:hAnsi="Courier New" w:cs="Courier New"/>
+                <w:color w:val="A31515"/>
+                <w:sz w:val="18"/>
+                <w:szCs w:val="18"/>
+                <w:lang w:eastAsia="es-SV"/>
+              </w:rPr>
+              <w:t>"email"</w:t>
+            </w:r>
+            <w:r>
+              <w:rPr>
+                <w:rFonts w:ascii="Courier New" w:eastAsia="Times New Roman" w:hAnsi="Courier New" w:cs="Courier New"/>
+                <w:color w:val="000000"/>
+                <w:sz w:val="18"/>
+                <w:szCs w:val="18"/>
+                <w:lang w:eastAsia="es-SV"/>
+              </w:rPr>
+              <w:t>: </w:t>
+            </w:r>
+            <w:r>
+              <w:rPr>
+                <w:rFonts w:ascii="Courier New" w:eastAsia="Times New Roman" w:hAnsi="Courier New" w:cs="Courier New"/>
+                <w:color w:val="0451A5"/>
+                <w:sz w:val="18"/>
+                <w:szCs w:val="18"/>
+                <w:lang w:eastAsia="es-SV"/>
+              </w:rPr>
+              <w:t>"pakonn@kpo.com"</w:t>
+            </w:r>
+            <w:r>
+              <w:rPr>
+                <w:rFonts w:ascii="Courier New" w:eastAsia="Times New Roman" w:hAnsi="Courier New" w:cs="Courier New"/>
+                <w:color w:val="000000"/>
+                <w:sz w:val="18"/>
+                <w:szCs w:val="18"/>
+                <w:lang w:eastAsia="es-SV"/>
+              </w:rPr>
+              <w:t>,</w:t>
+            </w:r>
+          </w:p>
+          <w:p>
+            <w:pPr>
+              <w:shd w:val="clear" w:color="auto" w:fill="FFFFFE"/>
+              <w:spacing w:line="270" w:lineRule="atLeast"/>
+              <w:rPr>
+                <w:rFonts w:ascii="Courier New" w:eastAsia="Times New Roman" w:hAnsi="Courier New" w:cs="Courier New"/>
+                <w:color w:val="000000"/>
+                <w:sz w:val="18"/>
+                <w:szCs w:val="18"/>
+                <w:lang w:val="en-US" w:eastAsia="es-SV"/>
+              </w:rPr>
+            </w:pPr>
+            <w:r>
+              <w:rPr>
+                <w:rFonts w:ascii="Courier New" w:eastAsia="Times New Roman" w:hAnsi="Courier New" w:cs="Courier New"/>
+                <w:color w:val="000000"/>
+                <w:sz w:val="18"/>
+                <w:szCs w:val="18"/>
+                <w:lang w:eastAsia="es-SV"/>
+              </w:rPr>
+              <w:t>    </w:t>
+            </w:r>
+            <w:r>
+              <w:rPr>
+                <w:rFonts w:ascii="Courier New" w:eastAsia="Times New Roman" w:hAnsi="Courier New" w:cs="Courier New"/>
+                <w:color w:val="A31515"/>
+                <w:sz w:val="18"/>
+                <w:szCs w:val="18"/>
+                <w:lang w:val="en-US" w:eastAsia="es-SV"/>
+              </w:rPr>
+              <w:t>"email_verified_at"</w:t>
+            </w:r>
+            <w:r>
+              <w:rPr>
+                <w:rFonts w:ascii="Courier New" w:eastAsia="Times New Roman" w:hAnsi="Courier New" w:cs="Courier New"/>
+                <w:color w:val="000000"/>
+                <w:sz w:val="18"/>
+                <w:szCs w:val="18"/>
+                <w:lang w:val="en-US" w:eastAsia="es-SV"/>
+              </w:rPr>
+              <w:t>: </w:t>
+            </w:r>
+            <w:r>
+              <w:rPr>
+                <w:rFonts w:ascii="Courier New" w:eastAsia="Times New Roman" w:hAnsi="Courier New" w:cs="Courier New"/>
+                <w:color w:val="0451A5"/>
+                <w:sz w:val="18"/>
+                <w:szCs w:val="18"/>
+                <w:lang w:val="en-US" w:eastAsia="es-SV"/>
+              </w:rPr>
+              <w:t>"2026-08-29T20:44:56.000000Z"</w:t>
+            </w:r>
+            <w:r>
+              <w:rPr>
+                <w:rFonts w:ascii="Courier New" w:eastAsia="Times New Roman" w:hAnsi="Courier New" w:cs="Courier New"/>
+                <w:color w:val="000000"/>
+                <w:sz w:val="18"/>
+                <w:szCs w:val="18"/>
+                <w:lang w:val="en-US" w:eastAsia="es-SV"/>
+              </w:rPr>
+              <w:t>,</w:t>
+            </w:r>
+          </w:p>
+          <w:p>
+            <w:pPr>
+              <w:shd w:val="clear" w:color="auto" w:fill="FFFFFE"/>
+              <w:spacing w:line="270" w:lineRule="atLeast"/>
+              <w:rPr>
+                <w:rFonts w:ascii="Courier New" w:eastAsia="Times New Roman" w:hAnsi="Courier New" w:cs="Courier New"/>
+                <w:color w:val="000000"/>
+                <w:sz w:val="18"/>
+                <w:szCs w:val="18"/>
+                <w:lang w:val="en-US" w:eastAsia="es-SV"/>
+              </w:rPr>
+            </w:pPr>
+            <w:r>
+              <w:rPr>
+                <w:rFonts w:ascii="Courier New" w:eastAsia="Times New Roman" w:hAnsi="Courier New" w:cs="Courier New"/>
+                <w:color w:val="000000"/>
+                <w:sz w:val="18"/>
+                <w:szCs w:val="18"/>
+                <w:lang w:val="en-US" w:eastAsia="es-SV"/>
+              </w:rPr>
+              <w:t>    </w:t>
+            </w:r>
+            <w:r>
+              <w:rPr>
+                <w:rFonts w:ascii="Courier New" w:eastAsia="Times New Roman" w:hAnsi="Courier New" w:cs="Courier New"/>
+                <w:color w:val="A31515"/>
+                <w:sz w:val="18"/>
+                <w:szCs w:val="18"/>
+                <w:lang w:val="en-US" w:eastAsia="es-SV"/>
+              </w:rPr>
+              <w:t>"created_at"</w:t>
+            </w:r>
+            <w:r>
+              <w:rPr>
+                <w:rFonts w:ascii="Courier New" w:eastAsia="Times New Roman" w:hAnsi="Courier New" w:cs="Courier New"/>
+                <w:color w:val="000000"/>
+                <w:sz w:val="18"/>
+                <w:szCs w:val="18"/>
+                <w:lang w:val="en-US" w:eastAsia="es-SV"/>
+              </w:rPr>
+              <w:t>: </w:t>
+            </w:r>
+            <w:r>
+              <w:rPr>
+                <w:rFonts w:ascii="Courier New" w:eastAsia="Times New Roman" w:hAnsi="Courier New" w:cs="Courier New"/>
+                <w:color w:val="0451A5"/>
+                <w:sz w:val="18"/>
+                <w:szCs w:val="18"/>
+                <w:lang w:val="en-US" w:eastAsia="es-SV"/>
+              </w:rPr>
+              <w:t>"2026-08-29T20:44:56.000000Z"</w:t>
+            </w:r>
+            <w:r>
+              <w:rPr>
+                <w:rFonts w:ascii="Courier New" w:eastAsia="Times New Roman" w:hAnsi="Courier New" w:cs="Courier New"/>
+                <w:color w:val="000000"/>
+                <w:sz w:val="18"/>
+                <w:szCs w:val="18"/>
+                <w:lang w:val="en-US" w:eastAsia="es-SV"/>
+              </w:rPr>
+              <w:t>,</w:t>
+            </w:r>
+          </w:p>
+          <w:p>
+            <w:pPr>
+              <w:shd w:val="clear" w:color="auto" w:fill="FFFFFE"/>
+              <w:spacing w:line="270" w:lineRule="atLeast"/>
+              <w:rPr>
+                <w:rFonts w:ascii="Courier New" w:eastAsia="Times New Roman" w:hAnsi="Courier New" w:cs="Courier New"/>
+                <w:color w:val="000000"/>
+                <w:sz w:val="18"/>
+                <w:szCs w:val="18"/>
+                <w:lang w:val="en-US" w:eastAsia="es-SV"/>
+              </w:rPr>
+            </w:pPr>
+            <w:r>
+              <w:rPr>
+                <w:rFonts w:ascii="Courier New" w:eastAsia="Times New Roman" w:hAnsi="Courier New" w:cs="Courier New"/>
+                <w:color w:val="000000"/>
+                <w:sz w:val="18"/>
+                <w:szCs w:val="18"/>
+                <w:lang w:val="en-US" w:eastAsia="es-SV"/>
+              </w:rPr>
+              <w:t>    </w:t>
+            </w:r>
+            <w:r>
+              <w:rPr>
+                <w:rFonts w:ascii="Courier New" w:eastAsia="Times New Roman" w:hAnsi="Courier New" w:cs="Courier New"/>
+                <w:color w:val="A31515"/>
+                <w:sz w:val="18"/>
+                <w:szCs w:val="18"/>
+                <w:lang w:val="en-US" w:eastAsia="es-SV"/>
+              </w:rPr>
+              <w:t>"updated_at"</w:t>
+            </w:r>
+            <w:r>
+              <w:rPr>
+                <w:rFonts w:ascii="Courier New" w:eastAsia="Times New Roman" w:hAnsi="Courier New" w:cs="Courier New"/>
+                <w:color w:val="000000"/>
+                <w:sz w:val="18"/>
+                <w:szCs w:val="18"/>
+                <w:lang w:val="en-US" w:eastAsia="es-SV"/>
+              </w:rPr>
+              <w:t>: </w:t>
+            </w:r>
+            <w:r>
+              <w:rPr>
+                <w:rFonts w:ascii="Courier New" w:eastAsia="Times New Roman" w:hAnsi="Courier New" w:cs="Courier New"/>
+                <w:color w:val="0451A5"/>
+                <w:sz w:val="18"/>
+                <w:szCs w:val="18"/>
+                <w:lang w:val="en-US" w:eastAsia="es-SV"/>
+              </w:rPr>
+              <w:t>"2026-08-29T20:44:56.000000Z"</w:t>
+            </w:r>
+          </w:p>
+          <w:p>
+            <w:pPr>
+              <w:shd w:val="clear" w:color="auto" w:fill="FFFFFE"/>
+              <w:spacing w:line="270" w:lineRule="atLeast"/>
+              <w:rPr>
+                <w:rFonts w:ascii="Courier New" w:eastAsia="Times New Roman" w:hAnsi="Courier New" w:cs="Courier New"/>
+                <w:color w:val="000000"/>
+                <w:sz w:val="18"/>
+                <w:szCs w:val="18"/>
+                <w:lang w:eastAsia="es-SV"/>
+              </w:rPr>
+            </w:pPr>
+            <w:r>
+              <w:rPr>
+                <w:rFonts w:ascii="Courier New" w:eastAsia="Times New Roman" w:hAnsi="Courier New" w:cs="Courier New"/>
+                <w:color w:val="000000"/>
+                <w:sz w:val="18"/>
+                <w:szCs w:val="18"/>
+                <w:lang w:eastAsia="es-SV"/>
+              </w:rPr>
+              <w:t>}</w:t>
+            </w:r>
+          </w:p>
+        </w:tc>
+      </w:tr>
+    </w:tbl>
+    <w:p>
+      <w:pPr>
+        <w:shd w:val="clear" w:color="auto" w:fill="FFFFFF"/>
+        <w:spacing w:before="100" w:beforeAutospacing="1" w:after="0" w:line="240" w:lineRule="auto"/>
+        <w:rPr>
+          <w:rFonts w:ascii="Segoe UI" w:eastAsia="Times New Roman" w:hAnsi="Segoe UI" w:cs="Segoe UI"/>
+          <w:b/>
+          <w:bCs/>
+          <w:color w:val="333333"/>
+          <w:sz w:val="23"/>
+          <w:szCs w:val="23"/>
+          <w:lang w:eastAsia="es-SV"/>
+        </w:rPr>
+      </w:pPr>
+      <w:r>
+        <w:rPr>
+          <w:rFonts w:ascii="Segoe UI" w:eastAsia="Times New Roman" w:hAnsi="Segoe UI" w:cs="Segoe UI"/>
+          <w:b/>
+          <w:bCs/>
+          <w:color w:val="333333"/>
+          <w:sz w:val="23"/>
+          <w:szCs w:val="23"/>
+          <w:lang w:eastAsia="es-SV"/>
+        </w:rPr>
+        <w:t>Listado público de productos.</w:t>
+      </w:r>
+    </w:p>
+    <w:p>
+      <w:pPr>
+        <w:shd w:val="clear" w:color="auto" w:fill="FFFFFF"/>
+        <w:spacing w:before="100" w:beforeAutospacing="1" w:after="0" w:line="240" w:lineRule="auto"/>
+        <w:rPr>
+          <w:rFonts w:ascii="Segoe UI" w:eastAsia="Times New Roman" w:hAnsi="Segoe UI" w:cs="Segoe UI"/>
+          <w:color w:val="333333"/>
+          <w:sz w:val="23"/>
+          <w:szCs w:val="23"/>
+          <w:lang w:eastAsia="es-SV"/>
+        </w:rPr>
+      </w:pPr>
+      <w:r>
+        <w:rPr>
+          <w:rFonts w:ascii="Segoe UI" w:eastAsia="Times New Roman" w:hAnsi="Segoe UI" w:cs="Segoe UI"/>
+          <w:color w:val="333333"/>
+          <w:sz w:val="23"/>
+          <w:szCs w:val="23"/>
+          <w:lang w:eastAsia="es-SV"/>
+        </w:rPr>
+        <w:t>Desplegar lista de productos disponibles para ordenes de venta.</w:t>
+      </w:r>
+    </w:p>
+    <w:tbl>
+      <w:tblPr>
+        <w:tblStyle w:val="Tablaconcuadrcula"/>
+        <w:tblW w:w="0" w:type="auto"/>
+        <w:tblLook w:val="04A0" w:firstRow="1" w:lastRow="0" w:firstColumn="1" w:lastColumn="0" w:noHBand="0" w:noVBand="1"/>
+      </w:tblPr>
+      <w:tblGrid>
+        <w:gridCol w:w="2030"/>
+        <w:gridCol w:w="6798"/>
+      </w:tblGrid>
+      <w:tr>
+        <w:tc>
+          <w:tcPr>
+            <w:tcW w:w="1555" w:type="dxa"/>
+          </w:tcPr>
+          <w:p>
+            <w:pPr>
+              <w:spacing w:before="100" w:beforeAutospacing="1"/>
+              <w:rPr>
+                <w:rFonts w:ascii="Segoe UI" w:eastAsia="Times New Roman" w:hAnsi="Segoe UI" w:cs="Segoe UI"/>
+                <w:color w:val="333333"/>
+                <w:sz w:val="23"/>
+                <w:szCs w:val="23"/>
+                <w:lang w:eastAsia="es-SV"/>
+              </w:rPr>
+            </w:pPr>
+            <w:r>
+              <w:rPr>
+                <w:rFonts w:ascii="Segoe UI" w:eastAsia="Times New Roman" w:hAnsi="Segoe UI" w:cs="Segoe UI"/>
+                <w:color w:val="333333"/>
+                <w:sz w:val="23"/>
+                <w:szCs w:val="23"/>
+                <w:lang w:eastAsia="es-SV"/>
+              </w:rPr>
+              <w:t>Método:GET</w:t>
+            </w:r>
+          </w:p>
+        </w:tc>
+        <w:tc>
+          <w:tcPr>
+            <w:tcW w:w="7273" w:type="dxa"/>
+          </w:tcPr>
+          <w:p>
+            <w:pPr>
+              <w:spacing w:before="100" w:beforeAutospacing="1"/>
+              <w:rPr>
+                <w:rFonts w:ascii="Helvetica" w:hAnsi="Helvetica" w:cs="Helvetica"/>
+                <w:color w:val="212121"/>
+                <w:sz w:val="18"/>
+                <w:szCs w:val="18"/>
+                <w:shd w:val="clear" w:color="auto" w:fill="FFFFFF"/>
+                <w:lang w:val="en-US"/>
+              </w:rPr>
+            </w:pPr>
+            <w:r>
+              <w:rPr>
+                <w:rFonts w:ascii="Segoe UI" w:eastAsia="Times New Roman" w:hAnsi="Segoe UI" w:cs="Segoe UI"/>
+                <w:color w:val="333333"/>
+                <w:sz w:val="23"/>
+                <w:szCs w:val="23"/>
+                <w:lang w:val="en-US" w:eastAsia="es-SV"/>
+              </w:rPr>
+              <w:t>URL:</w:t>
+            </w:r>
+            <w:r>
+              <w:rPr>
+                <w:rFonts w:ascii="Helvetica" w:hAnsi="Helvetica" w:cs="Helvetica"/>
+                <w:color w:val="212121"/>
+                <w:sz w:val="18"/>
+                <w:szCs w:val="18"/>
+                <w:shd w:val="clear" w:color="auto" w:fill="FFFFFF"/>
+                <w:lang w:val="en-US"/>
+              </w:rPr>
+              <w:t xml:space="preserve"> </w:t>
+            </w:r>
+            <w:hyperlink r:id="rId25" w:history="1">
+              <w:r>
+                <w:rPr>
+                  <w:rStyle w:val="Hipervnculo"/>
+                  <w:rFonts w:ascii="Helvetica" w:hAnsi="Helvetica" w:cs="Helvetica"/>
+                  <w:sz w:val="18"/>
+                  <w:szCs w:val="18"/>
+                  <w:shd w:val="clear" w:color="auto" w:fill="FFFFFF"/>
+                  <w:lang w:val="en-US"/>
+                </w:rPr>
+                <w:t>http://127.0.0.1:8000/api/products</w:t>
+              </w:r>
+            </w:hyperlink>
+          </w:p>
+        </w:tc>
+      </w:tr>
+      <w:tr>
+        <w:tc>
+          <w:tcPr>
+            <w:tcW w:w="8828" w:type="dxa"/>
+            <w:gridSpan w:val="2"/>
+          </w:tcPr>
+          <w:p>
+            <w:pPr>
+              <w:spacing w:before="100" w:beforeAutospacing="1"/>
+              <w:rPr>
+                <w:rFonts w:ascii="Segoe UI" w:eastAsia="Times New Roman" w:hAnsi="Segoe UI" w:cs="Segoe UI"/>
+                <w:color w:val="333333"/>
+                <w:sz w:val="23"/>
+                <w:szCs w:val="23"/>
+                <w:lang w:eastAsia="es-SV"/>
+              </w:rPr>
+            </w:pPr>
+            <w:r>
+              <w:rPr>
+                <w:rFonts w:ascii="Segoe UI" w:eastAsia="Times New Roman" w:hAnsi="Segoe UI" w:cs="Segoe UI"/>
+                <w:color w:val="333333"/>
+                <w:sz w:val="23"/>
+                <w:szCs w:val="23"/>
+                <w:lang w:eastAsia="es-SV"/>
+              </w:rPr>
+              <w:t>Request:</w:t>
+            </w:r>
+          </w:p>
+        </w:tc>
+      </w:tr>
+      <w:tr>
+        <w:tc>
+          <w:tcPr>
+            <w:tcW w:w="8828" w:type="dxa"/>
+            <w:gridSpan w:val="2"/>
+          </w:tcPr>
+          <w:p>
+            <w:pPr>
+              <w:spacing w:before="100" w:beforeAutospacing="1"/>
+              <w:rPr>
+                <w:rFonts w:ascii="Segoe UI" w:eastAsia="Times New Roman" w:hAnsi="Segoe UI" w:cs="Segoe UI"/>
+                <w:color w:val="333333"/>
+                <w:sz w:val="23"/>
+                <w:szCs w:val="23"/>
+                <w:lang w:eastAsia="es-SV"/>
+              </w:rPr>
+            </w:pPr>
+            <w:r>
+              <w:rPr>
+                <w:rFonts w:ascii="Segoe UI" w:eastAsia="Times New Roman" w:hAnsi="Segoe UI" w:cs="Segoe UI"/>
+                <w:color w:val="333333"/>
+                <w:sz w:val="23"/>
+                <w:szCs w:val="23"/>
+                <w:lang w:eastAsia="es-SV"/>
+              </w:rPr>
+              <w:t>Response:</w:t>
+            </w:r>
+          </w:p>
+          <w:p>
+            <w:pPr>
+              <w:shd w:val="clear" w:color="auto" w:fill="FFFFFE"/>
+              <w:spacing w:line="270" w:lineRule="atLeast"/>
+              <w:rPr>
+                <w:rFonts w:ascii="Courier New" w:eastAsia="Times New Roman" w:hAnsi="Courier New" w:cs="Courier New"/>
+                <w:color w:val="000000"/>
+                <w:sz w:val="18"/>
+                <w:szCs w:val="18"/>
+                <w:lang w:eastAsia="es-SV"/>
+              </w:rPr>
+            </w:pPr>
+            <w:r>
+              <w:rPr>
+                <w:rFonts w:ascii="Courier New" w:eastAsia="Times New Roman" w:hAnsi="Courier New" w:cs="Courier New"/>
+                <w:color w:val="000000"/>
+                <w:sz w:val="18"/>
+                <w:szCs w:val="18"/>
+                <w:lang w:eastAsia="es-SV"/>
+              </w:rPr>
+              <w:t>{</w:t>
+            </w:r>
+          </w:p>
+          <w:p>
+            <w:pPr>
+              <w:shd w:val="clear" w:color="auto" w:fill="FFFFFE"/>
+              <w:spacing w:line="270" w:lineRule="atLeast"/>
+              <w:rPr>
+                <w:rFonts w:ascii="Courier New" w:eastAsia="Times New Roman" w:hAnsi="Courier New" w:cs="Courier New"/>
+                <w:color w:val="000000"/>
+                <w:sz w:val="18"/>
+                <w:szCs w:val="18"/>
+                <w:lang w:eastAsia="es-SV"/>
+              </w:rPr>
+            </w:pPr>
+            <w:r>
+              <w:rPr>
+                <w:rFonts w:ascii="Courier New" w:eastAsia="Times New Roman" w:hAnsi="Courier New" w:cs="Courier New"/>
+                <w:color w:val="000000"/>
+                <w:sz w:val="18"/>
+                <w:szCs w:val="18"/>
+                <w:lang w:eastAsia="es-SV"/>
+              </w:rPr>
+              <w:t>    </w:t>
+            </w:r>
+            <w:r>
+              <w:rPr>
+                <w:rFonts w:ascii="Courier New" w:eastAsia="Times New Roman" w:hAnsi="Courier New" w:cs="Courier New"/>
+                <w:color w:val="A31515"/>
+                <w:sz w:val="18"/>
+                <w:szCs w:val="18"/>
+                <w:lang w:eastAsia="es-SV"/>
+              </w:rPr>
+              <w:t>"data"</w:t>
+            </w:r>
+            <w:r>
+              <w:rPr>
+                <w:rFonts w:ascii="Courier New" w:eastAsia="Times New Roman" w:hAnsi="Courier New" w:cs="Courier New"/>
+                <w:color w:val="000000"/>
+                <w:sz w:val="18"/>
+                <w:szCs w:val="18"/>
+                <w:lang w:eastAsia="es-SV"/>
+              </w:rPr>
+              <w:t>: [</w:t>
+            </w:r>
+          </w:p>
+          <w:p>
+            <w:pPr>
+              <w:shd w:val="clear" w:color="auto" w:fill="FFFFFE"/>
+              <w:spacing w:line="270" w:lineRule="atLeast"/>
+              <w:rPr>
+                <w:rFonts w:ascii="Courier New" w:eastAsia="Times New Roman" w:hAnsi="Courier New" w:cs="Courier New"/>
+                <w:color w:val="000000"/>
+                <w:sz w:val="18"/>
+                <w:szCs w:val="18"/>
+                <w:lang w:eastAsia="es-SV"/>
+              </w:rPr>
+            </w:pPr>
+            <w:r>
+              <w:rPr>
+                <w:rFonts w:ascii="Courier New" w:eastAsia="Times New Roman" w:hAnsi="Courier New" w:cs="Courier New"/>
+                <w:color w:val="000000"/>
+                <w:sz w:val="18"/>
+                <w:szCs w:val="18"/>
+                <w:lang w:eastAsia="es-SV"/>
+              </w:rPr>
+              <w:t>        {</w:t>
+            </w:r>
+          </w:p>
+          <w:p>
+            <w:pPr>
+              <w:shd w:val="clear" w:color="auto" w:fill="FFFFFE"/>
+              <w:spacing w:line="270" w:lineRule="atLeast"/>
+              <w:rPr>
+                <w:rFonts w:ascii="Courier New" w:eastAsia="Times New Roman" w:hAnsi="Courier New" w:cs="Courier New"/>
+                <w:color w:val="000000"/>
+                <w:sz w:val="18"/>
+                <w:szCs w:val="18"/>
+                <w:lang w:eastAsia="es-SV"/>
+              </w:rPr>
+            </w:pPr>
+            <w:r>
+              <w:rPr>
+                <w:rFonts w:ascii="Courier New" w:eastAsia="Times New Roman" w:hAnsi="Courier New" w:cs="Courier New"/>
+                <w:color w:val="000000"/>
+                <w:sz w:val="18"/>
+                <w:szCs w:val="18"/>
+                <w:lang w:eastAsia="es-SV"/>
+              </w:rPr>
+              <w:t>            </w:t>
+            </w:r>
+            <w:r>
+              <w:rPr>
+                <w:rFonts w:ascii="Courier New" w:eastAsia="Times New Roman" w:hAnsi="Courier New" w:cs="Courier New"/>
+                <w:color w:val="A31515"/>
+                <w:sz w:val="18"/>
+                <w:szCs w:val="18"/>
+                <w:lang w:eastAsia="es-SV"/>
+              </w:rPr>
+              <w:t>"id"</w:t>
+            </w:r>
+            <w:r>
+              <w:rPr>
+                <w:rFonts w:ascii="Courier New" w:eastAsia="Times New Roman" w:hAnsi="Courier New" w:cs="Courier New"/>
+                <w:color w:val="000000"/>
+                <w:sz w:val="18"/>
+                <w:szCs w:val="18"/>
+                <w:lang w:eastAsia="es-SV"/>
+              </w:rPr>
+              <w:t>: </w:t>
+            </w:r>
+            <w:r>
+              <w:rPr>
+                <w:rFonts w:ascii="Courier New" w:eastAsia="Times New Roman" w:hAnsi="Courier New" w:cs="Courier New"/>
+                <w:color w:val="098658"/>
+                <w:sz w:val="18"/>
+                <w:szCs w:val="18"/>
+                <w:lang w:eastAsia="es-SV"/>
+              </w:rPr>
+              <w:t>1</w:t>
+            </w:r>
+            <w:r>
+              <w:rPr>
+                <w:rFonts w:ascii="Courier New" w:eastAsia="Times New Roman" w:hAnsi="Courier New" w:cs="Courier New"/>
+                <w:color w:val="000000"/>
+                <w:sz w:val="18"/>
+                <w:szCs w:val="18"/>
+                <w:lang w:eastAsia="es-SV"/>
+              </w:rPr>
+              <w:t>,</w:t>
+            </w:r>
+          </w:p>
+          <w:p>
+            <w:pPr>
+              <w:shd w:val="clear" w:color="auto" w:fill="FFFFFE"/>
+              <w:spacing w:line="270" w:lineRule="atLeast"/>
+              <w:rPr>
+                <w:rFonts w:ascii="Courier New" w:eastAsia="Times New Roman" w:hAnsi="Courier New" w:cs="Courier New"/>
+                <w:color w:val="000000"/>
+                <w:sz w:val="18"/>
+                <w:szCs w:val="18"/>
+                <w:lang w:eastAsia="es-SV"/>
+              </w:rPr>
+            </w:pPr>
+            <w:r>
+              <w:rPr>
+                <w:rFonts w:ascii="Courier New" w:eastAsia="Times New Roman" w:hAnsi="Courier New" w:cs="Courier New"/>
+                <w:color w:val="000000"/>
+                <w:sz w:val="18"/>
+                <w:szCs w:val="18"/>
+                <w:lang w:eastAsia="es-SV"/>
+              </w:rPr>
+              <w:t>            </w:t>
+            </w:r>
+            <w:r>
+              <w:rPr>
+                <w:rFonts w:ascii="Courier New" w:eastAsia="Times New Roman" w:hAnsi="Courier New" w:cs="Courier New"/>
+                <w:color w:val="A31515"/>
+                <w:sz w:val="18"/>
+                <w:szCs w:val="18"/>
+                <w:lang w:eastAsia="es-SV"/>
+              </w:rPr>
+              <w:t>"tipo"</w:t>
+            </w:r>
+            <w:r>
+              <w:rPr>
+                <w:rFonts w:ascii="Courier New" w:eastAsia="Times New Roman" w:hAnsi="Courier New" w:cs="Courier New"/>
+                <w:color w:val="000000"/>
+                <w:sz w:val="18"/>
+                <w:szCs w:val="18"/>
+                <w:lang w:eastAsia="es-SV"/>
+              </w:rPr>
+              <w:t>: </w:t>
+            </w:r>
+            <w:r>
+              <w:rPr>
+                <w:rFonts w:ascii="Courier New" w:eastAsia="Times New Roman" w:hAnsi="Courier New" w:cs="Courier New"/>
+                <w:color w:val="0451A5"/>
+                <w:sz w:val="18"/>
+                <w:szCs w:val="18"/>
+                <w:lang w:eastAsia="es-SV"/>
+              </w:rPr>
+              <w:t>"Amet minus omnis assumenda quia fuga."</w:t>
+            </w:r>
+            <w:r>
+              <w:rPr>
+                <w:rFonts w:ascii="Courier New" w:eastAsia="Times New Roman" w:hAnsi="Courier New" w:cs="Courier New"/>
+                <w:color w:val="000000"/>
+                <w:sz w:val="18"/>
+                <w:szCs w:val="18"/>
+                <w:lang w:eastAsia="es-SV"/>
+              </w:rPr>
+              <w:t>,</w:t>
+            </w:r>
+          </w:p>
+          <w:p>
+            <w:pPr>
+              <w:shd w:val="clear" w:color="auto" w:fill="FFFFFE"/>
+              <w:spacing w:line="270" w:lineRule="atLeast"/>
+              <w:rPr>
+                <w:rFonts w:ascii="Courier New" w:eastAsia="Times New Roman" w:hAnsi="Courier New" w:cs="Courier New"/>
+                <w:color w:val="000000"/>
+                <w:sz w:val="18"/>
+                <w:szCs w:val="18"/>
+                <w:lang w:eastAsia="es-SV"/>
+              </w:rPr>
+            </w:pPr>
+            <w:r>
+              <w:rPr>
+                <w:rFonts w:ascii="Courier New" w:eastAsia="Times New Roman" w:hAnsi="Courier New" w:cs="Courier New"/>
+                <w:color w:val="000000"/>
+                <w:sz w:val="18"/>
+                <w:szCs w:val="18"/>
+                <w:lang w:eastAsia="es-SV"/>
+              </w:rPr>
+              <w:t>            </w:t>
+            </w:r>
+            <w:r>
+              <w:rPr>
+                <w:rFonts w:ascii="Courier New" w:eastAsia="Times New Roman" w:hAnsi="Courier New" w:cs="Courier New"/>
+                <w:color w:val="A31515"/>
+                <w:sz w:val="18"/>
+                <w:szCs w:val="18"/>
+                <w:lang w:eastAsia="es-SV"/>
+              </w:rPr>
+              <w:t>"nombre"</w:t>
+            </w:r>
+            <w:r>
+              <w:rPr>
+                <w:rFonts w:ascii="Courier New" w:eastAsia="Times New Roman" w:hAnsi="Courier New" w:cs="Courier New"/>
+                <w:color w:val="000000"/>
+                <w:sz w:val="18"/>
+                <w:szCs w:val="18"/>
+                <w:lang w:eastAsia="es-SV"/>
+              </w:rPr>
+              <w:t>: </w:t>
+            </w:r>
+            <w:r>
+              <w:rPr>
+                <w:rFonts w:ascii="Courier New" w:eastAsia="Times New Roman" w:hAnsi="Courier New" w:cs="Courier New"/>
+                <w:color w:val="0451A5"/>
+                <w:sz w:val="18"/>
+                <w:szCs w:val="18"/>
+                <w:lang w:eastAsia="es-SV"/>
+              </w:rPr>
+              <w:t>"Reiciendis eos dolorem quia aut numquam eveniet voluptates."</w:t>
+            </w:r>
+            <w:r>
+              <w:rPr>
+                <w:rFonts w:ascii="Courier New" w:eastAsia="Times New Roman" w:hAnsi="Courier New" w:cs="Courier New"/>
+                <w:color w:val="000000"/>
+                <w:sz w:val="18"/>
+                <w:szCs w:val="18"/>
+                <w:lang w:eastAsia="es-SV"/>
+              </w:rPr>
+              <w:t>,</w:t>
+            </w:r>
+          </w:p>
+          <w:p>
+            <w:pPr>
+              <w:shd w:val="clear" w:color="auto" w:fill="FFFFFE"/>
+              <w:spacing w:line="270" w:lineRule="atLeast"/>
+              <w:rPr>
+                <w:rFonts w:ascii="Courier New" w:eastAsia="Times New Roman" w:hAnsi="Courier New" w:cs="Courier New"/>
+                <w:color w:val="000000"/>
+                <w:sz w:val="18"/>
+                <w:szCs w:val="18"/>
+                <w:lang w:val="en-US" w:eastAsia="es-SV"/>
+              </w:rPr>
+            </w:pPr>
+            <w:r>
+              <w:rPr>
+                <w:rFonts w:ascii="Courier New" w:eastAsia="Times New Roman" w:hAnsi="Courier New" w:cs="Courier New"/>
+                <w:color w:val="000000"/>
+                <w:sz w:val="18"/>
+                <w:szCs w:val="18"/>
+                <w:lang w:eastAsia="es-SV"/>
+              </w:rPr>
+              <w:t>            </w:t>
+            </w:r>
+            <w:r>
+              <w:rPr>
+                <w:rFonts w:ascii="Courier New" w:eastAsia="Times New Roman" w:hAnsi="Courier New" w:cs="Courier New"/>
+                <w:color w:val="A31515"/>
+                <w:sz w:val="18"/>
+                <w:szCs w:val="18"/>
+                <w:lang w:val="en-US" w:eastAsia="es-SV"/>
+              </w:rPr>
+              <w:t>"precio"</w:t>
+            </w:r>
+            <w:r>
+              <w:rPr>
+                <w:rFonts w:ascii="Courier New" w:eastAsia="Times New Roman" w:hAnsi="Courier New" w:cs="Courier New"/>
+                <w:color w:val="000000"/>
+                <w:sz w:val="18"/>
+                <w:szCs w:val="18"/>
+                <w:lang w:val="en-US" w:eastAsia="es-SV"/>
+              </w:rPr>
+              <w:t>: </w:t>
+            </w:r>
+            <w:r>
+              <w:rPr>
+                <w:rFonts w:ascii="Courier New" w:eastAsia="Times New Roman" w:hAnsi="Courier New" w:cs="Courier New"/>
+                <w:color w:val="0451A5"/>
+                <w:sz w:val="18"/>
+                <w:szCs w:val="18"/>
+                <w:lang w:val="en-US" w:eastAsia="es-SV"/>
+              </w:rPr>
+              <w:t>"18.20"</w:t>
+            </w:r>
+            <w:r>
+              <w:rPr>
+                <w:rFonts w:ascii="Courier New" w:eastAsia="Times New Roman" w:hAnsi="Courier New" w:cs="Courier New"/>
+                <w:color w:val="000000"/>
+                <w:sz w:val="18"/>
+                <w:szCs w:val="18"/>
+                <w:lang w:val="en-US" w:eastAsia="es-SV"/>
+              </w:rPr>
+              <w:t>,</w:t>
+            </w:r>
+          </w:p>
+          <w:p>
+            <w:pPr>
+              <w:shd w:val="clear" w:color="auto" w:fill="FFFFFE"/>
+              <w:spacing w:line="270" w:lineRule="atLeast"/>
+              <w:rPr>
+                <w:rFonts w:ascii="Courier New" w:eastAsia="Times New Roman" w:hAnsi="Courier New" w:cs="Courier New"/>
+                <w:color w:val="000000"/>
+                <w:sz w:val="18"/>
+                <w:szCs w:val="18"/>
+                <w:lang w:val="en-US" w:eastAsia="es-SV"/>
+              </w:rPr>
+            </w:pPr>
+            <w:r>
+              <w:rPr>
+                <w:rFonts w:ascii="Courier New" w:eastAsia="Times New Roman" w:hAnsi="Courier New" w:cs="Courier New"/>
+                <w:color w:val="000000"/>
+                <w:sz w:val="18"/>
+                <w:szCs w:val="18"/>
+                <w:lang w:val="en-US" w:eastAsia="es-SV"/>
+              </w:rPr>
+              <w:t>            </w:t>
+            </w:r>
+            <w:r>
+              <w:rPr>
+                <w:rFonts w:ascii="Courier New" w:eastAsia="Times New Roman" w:hAnsi="Courier New" w:cs="Courier New"/>
+                <w:color w:val="A31515"/>
+                <w:sz w:val="18"/>
+                <w:szCs w:val="18"/>
+                <w:lang w:val="en-US" w:eastAsia="es-SV"/>
+              </w:rPr>
+              <w:t>"deleted_at"</w:t>
+            </w:r>
+            <w:r>
+              <w:rPr>
+                <w:rFonts w:ascii="Courier New" w:eastAsia="Times New Roman" w:hAnsi="Courier New" w:cs="Courier New"/>
+                <w:color w:val="000000"/>
+                <w:sz w:val="18"/>
+                <w:szCs w:val="18"/>
+                <w:lang w:val="en-US" w:eastAsia="es-SV"/>
+              </w:rPr>
+              <w:t>: </w:t>
+            </w:r>
+            <w:r>
+              <w:rPr>
+                <w:rFonts w:ascii="Courier New" w:eastAsia="Times New Roman" w:hAnsi="Courier New" w:cs="Courier New"/>
+                <w:b/>
+                <w:bCs/>
+                <w:color w:val="0451A5"/>
+                <w:sz w:val="18"/>
+                <w:szCs w:val="18"/>
+                <w:lang w:val="en-US" w:eastAsia="es-SV"/>
+              </w:rPr>
+              <w:t>null</w:t>
+            </w:r>
+            <w:r>
+              <w:rPr>
+                <w:rFonts w:ascii="Courier New" w:eastAsia="Times New Roman" w:hAnsi="Courier New" w:cs="Courier New"/>
+                <w:color w:val="000000"/>
+                <w:sz w:val="18"/>
+                <w:szCs w:val="18"/>
+                <w:lang w:val="en-US" w:eastAsia="es-SV"/>
+              </w:rPr>
+              <w:t>,</w:t>
+            </w:r>
+          </w:p>
+          <w:p>
+            <w:pPr>
+              <w:shd w:val="clear" w:color="auto" w:fill="FFFFFE"/>
+              <w:spacing w:line="270" w:lineRule="atLeast"/>
+              <w:rPr>
+                <w:rFonts w:ascii="Courier New" w:eastAsia="Times New Roman" w:hAnsi="Courier New" w:cs="Courier New"/>
+                <w:color w:val="000000"/>
+                <w:sz w:val="18"/>
+                <w:szCs w:val="18"/>
+                <w:lang w:val="en-US" w:eastAsia="es-SV"/>
+              </w:rPr>
+            </w:pPr>
+            <w:r>
+              <w:rPr>
+                <w:rFonts w:ascii="Courier New" w:eastAsia="Times New Roman" w:hAnsi="Courier New" w:cs="Courier New"/>
+                <w:color w:val="000000"/>
+                <w:sz w:val="18"/>
+                <w:szCs w:val="18"/>
+                <w:lang w:val="en-US" w:eastAsia="es-SV"/>
+              </w:rPr>
+              <w:t>            </w:t>
+            </w:r>
+            <w:r>
+              <w:rPr>
+                <w:rFonts w:ascii="Courier New" w:eastAsia="Times New Roman" w:hAnsi="Courier New" w:cs="Courier New"/>
+                <w:color w:val="A31515"/>
+                <w:sz w:val="18"/>
+                <w:szCs w:val="18"/>
+                <w:lang w:val="en-US" w:eastAsia="es-SV"/>
+              </w:rPr>
+              <w:t>"created_at"</w:t>
+            </w:r>
+            <w:r>
+              <w:rPr>
+                <w:rFonts w:ascii="Courier New" w:eastAsia="Times New Roman" w:hAnsi="Courier New" w:cs="Courier New"/>
+                <w:color w:val="000000"/>
+                <w:sz w:val="18"/>
+                <w:szCs w:val="18"/>
+                <w:lang w:val="en-US" w:eastAsia="es-SV"/>
+              </w:rPr>
+              <w:t>: </w:t>
+            </w:r>
+            <w:r>
+              <w:rPr>
+                <w:rFonts w:ascii="Courier New" w:eastAsia="Times New Roman" w:hAnsi="Courier New" w:cs="Courier New"/>
+                <w:color w:val="0451A5"/>
+                <w:sz w:val="18"/>
+                <w:szCs w:val="18"/>
+                <w:lang w:val="en-US" w:eastAsia="es-SV"/>
+              </w:rPr>
+              <w:t>"2026-08-29T20:44:56.000000Z"</w:t>
+            </w:r>
+            <w:r>
+              <w:rPr>
+                <w:rFonts w:ascii="Courier New" w:eastAsia="Times New Roman" w:hAnsi="Courier New" w:cs="Courier New"/>
+                <w:color w:val="000000"/>
+                <w:sz w:val="18"/>
+                <w:szCs w:val="18"/>
+                <w:lang w:val="en-US" w:eastAsia="es-SV"/>
+              </w:rPr>
+              <w:t>,</w:t>
+            </w:r>
+          </w:p>
+          <w:p>
+            <w:pPr>
+              <w:shd w:val="clear" w:color="auto" w:fill="FFFFFE"/>
+              <w:spacing w:line="270" w:lineRule="atLeast"/>
+              <w:rPr>
+                <w:rFonts w:ascii="Courier New" w:eastAsia="Times New Roman" w:hAnsi="Courier New" w:cs="Courier New"/>
+                <w:color w:val="000000"/>
+                <w:sz w:val="18"/>
+                <w:szCs w:val="18"/>
+                <w:lang w:val="en-US" w:eastAsia="es-SV"/>
+              </w:rPr>
+            </w:pPr>
+            <w:r>
+              <w:rPr>
+                <w:rFonts w:ascii="Courier New" w:eastAsia="Times New Roman" w:hAnsi="Courier New" w:cs="Courier New"/>
+                <w:color w:val="000000"/>
+                <w:sz w:val="18"/>
+                <w:szCs w:val="18"/>
+                <w:lang w:val="en-US" w:eastAsia="es-SV"/>
+              </w:rPr>
+              <w:t>            </w:t>
+            </w:r>
+            <w:r>
+              <w:rPr>
+                <w:rFonts w:ascii="Courier New" w:eastAsia="Times New Roman" w:hAnsi="Courier New" w:cs="Courier New"/>
+                <w:color w:val="A31515"/>
+                <w:sz w:val="18"/>
+                <w:szCs w:val="18"/>
+                <w:lang w:val="en-US" w:eastAsia="es-SV"/>
+              </w:rPr>
+              <w:t>"updated_at"</w:t>
+            </w:r>
+            <w:r>
+              <w:rPr>
+                <w:rFonts w:ascii="Courier New" w:eastAsia="Times New Roman" w:hAnsi="Courier New" w:cs="Courier New"/>
+                <w:color w:val="000000"/>
+                <w:sz w:val="18"/>
+                <w:szCs w:val="18"/>
+                <w:lang w:val="en-US" w:eastAsia="es-SV"/>
+              </w:rPr>
+              <w:t>: </w:t>
+            </w:r>
+            <w:r>
+              <w:rPr>
+                <w:rFonts w:ascii="Courier New" w:eastAsia="Times New Roman" w:hAnsi="Courier New" w:cs="Courier New"/>
+                <w:color w:val="0451A5"/>
+                <w:sz w:val="18"/>
+                <w:szCs w:val="18"/>
+                <w:lang w:val="en-US" w:eastAsia="es-SV"/>
+              </w:rPr>
+              <w:t>"2026-08-29T20:44:56.000000Z"</w:t>
+            </w:r>
+          </w:p>
+          <w:p>
+            <w:pPr>
+              <w:shd w:val="clear" w:color="auto" w:fill="FFFFFE"/>
+              <w:spacing w:line="270" w:lineRule="atLeast"/>
+              <w:rPr>
+                <w:rFonts w:ascii="Courier New" w:eastAsia="Times New Roman" w:hAnsi="Courier New" w:cs="Courier New"/>
+                <w:color w:val="000000"/>
+                <w:sz w:val="18"/>
+                <w:szCs w:val="18"/>
+                <w:lang w:val="en-US" w:eastAsia="es-SV"/>
+              </w:rPr>
+            </w:pPr>
+            <w:r>
+              <w:rPr>
+                <w:rFonts w:ascii="Courier New" w:eastAsia="Times New Roman" w:hAnsi="Courier New" w:cs="Courier New"/>
+                <w:color w:val="000000"/>
+                <w:sz w:val="18"/>
+                <w:szCs w:val="18"/>
+                <w:lang w:val="en-US" w:eastAsia="es-SV"/>
+              </w:rPr>
+              <w:t>        </w:t>
+            </w:r>
+            <w:r>
+              <w:rPr>
+                <w:rFonts w:ascii="Courier New" w:eastAsia="Times New Roman" w:hAnsi="Courier New" w:cs="Courier New"/>
+                <w:color w:val="000000"/>
+                <w:sz w:val="18"/>
+                <w:szCs w:val="18"/>
+                <w:lang w:val="en-US" w:eastAsia="es-SV"/>
+              </w:rPr>
+              <w:t>},</w:t>
+            </w:r>
+          </w:p>
+          <w:p>
+            <w:pPr>
+              <w:shd w:val="clear" w:color="auto" w:fill="FFFFFE"/>
+              <w:spacing w:line="270" w:lineRule="atLeast"/>
+              <w:rPr>
+                <w:rFonts w:ascii="Courier New" w:eastAsia="Times New Roman" w:hAnsi="Courier New" w:cs="Courier New"/>
+                <w:color w:val="000000"/>
+                <w:sz w:val="18"/>
+                <w:szCs w:val="18"/>
+                <w:lang w:val="en-US" w:eastAsia="es-SV"/>
+              </w:rPr>
+            </w:pPr>
+            <w:r>
+              <w:rPr>
+                <w:rFonts w:ascii="Courier New" w:eastAsia="Times New Roman" w:hAnsi="Courier New" w:cs="Courier New"/>
+                <w:color w:val="000000"/>
+                <w:sz w:val="18"/>
+                <w:szCs w:val="18"/>
+                <w:lang w:val="en-US" w:eastAsia="es-SV"/>
+              </w:rPr>
+              <w:t>        {</w:t>
+            </w:r>
+          </w:p>
+          <w:p>
+            <w:pPr>
+              <w:shd w:val="clear" w:color="auto" w:fill="FFFFFE"/>
+              <w:spacing w:line="270" w:lineRule="atLeast"/>
+              <w:rPr>
+                <w:rFonts w:ascii="Courier New" w:eastAsia="Times New Roman" w:hAnsi="Courier New" w:cs="Courier New"/>
+                <w:color w:val="000000"/>
+                <w:sz w:val="18"/>
+                <w:szCs w:val="18"/>
+                <w:lang w:val="en-US" w:eastAsia="es-SV"/>
+              </w:rPr>
+            </w:pPr>
+            <w:r>
+              <w:rPr>
+                <w:rFonts w:ascii="Courier New" w:eastAsia="Times New Roman" w:hAnsi="Courier New" w:cs="Courier New"/>
+                <w:color w:val="000000"/>
+                <w:sz w:val="18"/>
+                <w:szCs w:val="18"/>
+                <w:lang w:val="en-US" w:eastAsia="es-SV"/>
+              </w:rPr>
+              <w:lastRenderedPageBreak/>
+              <w:t>            </w:t>
+            </w:r>
+            <w:r>
+              <w:rPr>
+                <w:rFonts w:ascii="Courier New" w:eastAsia="Times New Roman" w:hAnsi="Courier New" w:cs="Courier New"/>
+                <w:color w:val="A31515"/>
+                <w:sz w:val="18"/>
+                <w:szCs w:val="18"/>
+                <w:lang w:val="en-US" w:eastAsia="es-SV"/>
+              </w:rPr>
+              <w:t>"id"</w:t>
+            </w:r>
+            <w:r>
+              <w:rPr>
+                <w:rFonts w:ascii="Courier New" w:eastAsia="Times New Roman" w:hAnsi="Courier New" w:cs="Courier New"/>
+                <w:color w:val="000000"/>
+                <w:sz w:val="18"/>
+                <w:szCs w:val="18"/>
+                <w:lang w:val="en-US" w:eastAsia="es-SV"/>
+              </w:rPr>
+              <w:t>: </w:t>
+            </w:r>
+            <w:r>
+              <w:rPr>
+                <w:rFonts w:ascii="Courier New" w:eastAsia="Times New Roman" w:hAnsi="Courier New" w:cs="Courier New"/>
+                <w:color w:val="098658"/>
+                <w:sz w:val="18"/>
+                <w:szCs w:val="18"/>
+                <w:lang w:val="en-US" w:eastAsia="es-SV"/>
+              </w:rPr>
+              <w:t>2</w:t>
+            </w:r>
+            <w:r>
+              <w:rPr>
+                <w:rFonts w:ascii="Courier New" w:eastAsia="Times New Roman" w:hAnsi="Courier New" w:cs="Courier New"/>
+                <w:color w:val="000000"/>
+                <w:sz w:val="18"/>
+                <w:szCs w:val="18"/>
+                <w:lang w:val="en-US" w:eastAsia="es-SV"/>
+              </w:rPr>
+              <w:t>,</w:t>
+            </w:r>
+          </w:p>
+          <w:p>
+            <w:pPr>
+              <w:shd w:val="clear" w:color="auto" w:fill="FFFFFE"/>
+              <w:spacing w:line="270" w:lineRule="atLeast"/>
+              <w:rPr>
+                <w:rFonts w:ascii="Courier New" w:eastAsia="Times New Roman" w:hAnsi="Courier New" w:cs="Courier New"/>
+                <w:color w:val="000000"/>
+                <w:sz w:val="18"/>
+                <w:szCs w:val="18"/>
+                <w:lang w:eastAsia="es-SV"/>
+              </w:rPr>
+            </w:pPr>
+            <w:r>
+              <w:rPr>
+                <w:rFonts w:ascii="Courier New" w:eastAsia="Times New Roman" w:hAnsi="Courier New" w:cs="Courier New"/>
+                <w:color w:val="000000"/>
+                <w:sz w:val="18"/>
+                <w:szCs w:val="18"/>
+                <w:lang w:val="en-US" w:eastAsia="es-SV"/>
+              </w:rPr>
+              <w:t>            </w:t>
+            </w:r>
+            <w:r>
+              <w:rPr>
+                <w:rFonts w:ascii="Courier New" w:eastAsia="Times New Roman" w:hAnsi="Courier New" w:cs="Courier New"/>
+                <w:color w:val="A31515"/>
+                <w:sz w:val="18"/>
+                <w:szCs w:val="18"/>
+                <w:lang w:eastAsia="es-SV"/>
+              </w:rPr>
+              <w:t>"tipo"</w:t>
+            </w:r>
+            <w:r>
+              <w:rPr>
+                <w:rFonts w:ascii="Courier New" w:eastAsia="Times New Roman" w:hAnsi="Courier New" w:cs="Courier New"/>
+                <w:color w:val="000000"/>
+                <w:sz w:val="18"/>
+                <w:szCs w:val="18"/>
+                <w:lang w:eastAsia="es-SV"/>
+              </w:rPr>
+              <w:t>: </w:t>
+            </w:r>
+            <w:r>
+              <w:rPr>
+                <w:rFonts w:ascii="Courier New" w:eastAsia="Times New Roman" w:hAnsi="Courier New" w:cs="Courier New"/>
+                <w:color w:val="0451A5"/>
+                <w:sz w:val="18"/>
+                <w:szCs w:val="18"/>
+                <w:lang w:eastAsia="es-SV"/>
+              </w:rPr>
+              <w:t>"Veritatis minima eum ex accusantium sapiente."</w:t>
+            </w:r>
+            <w:r>
+              <w:rPr>
+                <w:rFonts w:ascii="Courier New" w:eastAsia="Times New Roman" w:hAnsi="Courier New" w:cs="Courier New"/>
+                <w:color w:val="000000"/>
+                <w:sz w:val="18"/>
+                <w:szCs w:val="18"/>
+                <w:lang w:eastAsia="es-SV"/>
+              </w:rPr>
+              <w:t>,</w:t>
+            </w:r>
+          </w:p>
+          <w:p>
+            <w:pPr>
+              <w:shd w:val="clear" w:color="auto" w:fill="FFFFFE"/>
+              <w:spacing w:line="270" w:lineRule="atLeast"/>
+              <w:rPr>
+                <w:rFonts w:ascii="Courier New" w:eastAsia="Times New Roman" w:hAnsi="Courier New" w:cs="Courier New"/>
+                <w:color w:val="000000"/>
+                <w:sz w:val="18"/>
+                <w:szCs w:val="18"/>
+                <w:lang w:eastAsia="es-SV"/>
+              </w:rPr>
+            </w:pPr>
+            <w:r>
+              <w:rPr>
+                <w:rFonts w:ascii="Courier New" w:eastAsia="Times New Roman" w:hAnsi="Courier New" w:cs="Courier New"/>
+                <w:color w:val="000000"/>
+                <w:sz w:val="18"/>
+                <w:szCs w:val="18"/>
+                <w:lang w:eastAsia="es-SV"/>
+              </w:rPr>
+              <w:t>            </w:t>
+            </w:r>
+            <w:r>
+              <w:rPr>
+                <w:rFonts w:ascii="Courier New" w:eastAsia="Times New Roman" w:hAnsi="Courier New" w:cs="Courier New"/>
+                <w:color w:val="A31515"/>
+                <w:sz w:val="18"/>
+                <w:szCs w:val="18"/>
+                <w:lang w:eastAsia="es-SV"/>
+              </w:rPr>
+              <w:t>"nombre"</w:t>
+            </w:r>
+            <w:r>
+              <w:rPr>
+                <w:rFonts w:ascii="Courier New" w:eastAsia="Times New Roman" w:hAnsi="Courier New" w:cs="Courier New"/>
+                <w:color w:val="000000"/>
+                <w:sz w:val="18"/>
+                <w:szCs w:val="18"/>
+                <w:lang w:eastAsia="es-SV"/>
+              </w:rPr>
+              <w:t>: </w:t>
+            </w:r>
+            <w:r>
+              <w:rPr>
+                <w:rFonts w:ascii="Courier New" w:eastAsia="Times New Roman" w:hAnsi="Courier New" w:cs="Courier New"/>
+                <w:color w:val="0451A5"/>
+                <w:sz w:val="18"/>
+                <w:szCs w:val="18"/>
+                <w:lang w:eastAsia="es-SV"/>
+              </w:rPr>
+              <w:t>"Aspernatur deleniti est assumenda nemo quasi sed."</w:t>
+            </w:r>
+            <w:r>
+              <w:rPr>
+                <w:rFonts w:ascii="Courier New" w:eastAsia="Times New Roman" w:hAnsi="Courier New" w:cs="Courier New"/>
+                <w:color w:val="000000"/>
+                <w:sz w:val="18"/>
+                <w:szCs w:val="18"/>
+                <w:lang w:eastAsia="es-SV"/>
+              </w:rPr>
+              <w:t>,</w:t>
+            </w:r>
+          </w:p>
+          <w:p>
+            <w:pPr>
+              <w:shd w:val="clear" w:color="auto" w:fill="FFFFFE"/>
+              <w:spacing w:line="270" w:lineRule="atLeast"/>
+              <w:rPr>
+                <w:rFonts w:ascii="Courier New" w:eastAsia="Times New Roman" w:hAnsi="Courier New" w:cs="Courier New"/>
+                <w:color w:val="000000"/>
+                <w:sz w:val="18"/>
+                <w:szCs w:val="18"/>
+                <w:lang w:val="en-US" w:eastAsia="es-SV"/>
+              </w:rPr>
+            </w:pPr>
+            <w:r>
+              <w:rPr>
+                <w:rFonts w:ascii="Courier New" w:eastAsia="Times New Roman" w:hAnsi="Courier New" w:cs="Courier New"/>
+                <w:color w:val="000000"/>
+                <w:sz w:val="18"/>
+                <w:szCs w:val="18"/>
+                <w:lang w:eastAsia="es-SV"/>
+              </w:rPr>
+              <w:t>            </w:t>
+            </w:r>
+            <w:r>
+              <w:rPr>
+                <w:rFonts w:ascii="Courier New" w:eastAsia="Times New Roman" w:hAnsi="Courier New" w:cs="Courier New"/>
+                <w:color w:val="A31515"/>
+                <w:sz w:val="18"/>
+                <w:szCs w:val="18"/>
+                <w:lang w:val="en-US" w:eastAsia="es-SV"/>
+              </w:rPr>
+              <w:t>"precio"</w:t>
+            </w:r>
+            <w:r>
+              <w:rPr>
+                <w:rFonts w:ascii="Courier New" w:eastAsia="Times New Roman" w:hAnsi="Courier New" w:cs="Courier New"/>
+                <w:color w:val="000000"/>
+                <w:sz w:val="18"/>
+                <w:szCs w:val="18"/>
+                <w:lang w:val="en-US" w:eastAsia="es-SV"/>
+              </w:rPr>
+              <w:t>: </w:t>
+            </w:r>
+            <w:r>
+              <w:rPr>
+                <w:rFonts w:ascii="Courier New" w:eastAsia="Times New Roman" w:hAnsi="Courier New" w:cs="Courier New"/>
+                <w:color w:val="0451A5"/>
+                <w:sz w:val="18"/>
+                <w:szCs w:val="18"/>
+                <w:lang w:val="en-US" w:eastAsia="es-SV"/>
+              </w:rPr>
+              <w:t>"116.65"</w:t>
+            </w:r>
+            <w:r>
+              <w:rPr>
+                <w:rFonts w:ascii="Courier New" w:eastAsia="Times New Roman" w:hAnsi="Courier New" w:cs="Courier New"/>
+                <w:color w:val="000000"/>
+                <w:sz w:val="18"/>
+                <w:szCs w:val="18"/>
+                <w:lang w:val="en-US" w:eastAsia="es-SV"/>
+              </w:rPr>
+              <w:t>,</w:t>
+            </w:r>
+          </w:p>
+          <w:p>
+            <w:pPr>
+              <w:shd w:val="clear" w:color="auto" w:fill="FFFFFE"/>
+              <w:spacing w:line="270" w:lineRule="atLeast"/>
+              <w:rPr>
+                <w:rFonts w:ascii="Courier New" w:eastAsia="Times New Roman" w:hAnsi="Courier New" w:cs="Courier New"/>
+                <w:color w:val="000000"/>
+                <w:sz w:val="18"/>
+                <w:szCs w:val="18"/>
+                <w:lang w:val="en-US" w:eastAsia="es-SV"/>
+              </w:rPr>
+            </w:pPr>
+            <w:r>
+              <w:rPr>
+                <w:rFonts w:ascii="Courier New" w:eastAsia="Times New Roman" w:hAnsi="Courier New" w:cs="Courier New"/>
+                <w:color w:val="000000"/>
+                <w:sz w:val="18"/>
+                <w:szCs w:val="18"/>
+                <w:lang w:val="en-US" w:eastAsia="es-SV"/>
+              </w:rPr>
+              <w:t>            </w:t>
+            </w:r>
+            <w:r>
+              <w:rPr>
+                <w:rFonts w:ascii="Courier New" w:eastAsia="Times New Roman" w:hAnsi="Courier New" w:cs="Courier New"/>
+                <w:color w:val="A31515"/>
+                <w:sz w:val="18"/>
+                <w:szCs w:val="18"/>
+                <w:lang w:val="en-US" w:eastAsia="es-SV"/>
+              </w:rPr>
+              <w:t>"deleted_at"</w:t>
+            </w:r>
+            <w:r>
+              <w:rPr>
+                <w:rFonts w:ascii="Courier New" w:eastAsia="Times New Roman" w:hAnsi="Courier New" w:cs="Courier New"/>
+                <w:color w:val="000000"/>
+                <w:sz w:val="18"/>
+                <w:szCs w:val="18"/>
+                <w:lang w:val="en-US" w:eastAsia="es-SV"/>
+              </w:rPr>
+              <w:t>: </w:t>
+            </w:r>
+            <w:r>
+              <w:rPr>
+                <w:rFonts w:ascii="Courier New" w:eastAsia="Times New Roman" w:hAnsi="Courier New" w:cs="Courier New"/>
+                <w:b/>
+                <w:bCs/>
+                <w:color w:val="0451A5"/>
+                <w:sz w:val="18"/>
+                <w:szCs w:val="18"/>
+                <w:lang w:val="en-US" w:eastAsia="es-SV"/>
+              </w:rPr>
+              <w:t>null</w:t>
+            </w:r>
+            <w:r>
+              <w:rPr>
+                <w:rFonts w:ascii="Courier New" w:eastAsia="Times New Roman" w:hAnsi="Courier New" w:cs="Courier New"/>
+                <w:color w:val="000000"/>
+                <w:sz w:val="18"/>
+                <w:szCs w:val="18"/>
+                <w:lang w:val="en-US" w:eastAsia="es-SV"/>
+              </w:rPr>
+              <w:t>,</w:t>
+            </w:r>
+          </w:p>
+          <w:p>
+            <w:pPr>
+              <w:shd w:val="clear" w:color="auto" w:fill="FFFFFE"/>
+              <w:spacing w:line="270" w:lineRule="atLeast"/>
+              <w:rPr>
+                <w:rFonts w:ascii="Courier New" w:eastAsia="Times New Roman" w:hAnsi="Courier New" w:cs="Courier New"/>
+                <w:color w:val="000000"/>
+                <w:sz w:val="18"/>
+                <w:szCs w:val="18"/>
+                <w:lang w:val="en-US" w:eastAsia="es-SV"/>
+              </w:rPr>
+            </w:pPr>
+            <w:r>
+              <w:rPr>
+                <w:rFonts w:ascii="Courier New" w:eastAsia="Times New Roman" w:hAnsi="Courier New" w:cs="Courier New"/>
+                <w:color w:val="000000"/>
+                <w:sz w:val="18"/>
+                <w:szCs w:val="18"/>
+                <w:lang w:val="en-US" w:eastAsia="es-SV"/>
+              </w:rPr>
+              <w:t>            </w:t>
+            </w:r>
+            <w:r>
+              <w:rPr>
+                <w:rFonts w:ascii="Courier New" w:eastAsia="Times New Roman" w:hAnsi="Courier New" w:cs="Courier New"/>
+                <w:color w:val="A31515"/>
+                <w:sz w:val="18"/>
+                <w:szCs w:val="18"/>
+                <w:lang w:val="en-US" w:eastAsia="es-SV"/>
+              </w:rPr>
+              <w:t>"created_at"</w:t>
+            </w:r>
+            <w:r>
+              <w:rPr>
+                <w:rFonts w:ascii="Courier New" w:eastAsia="Times New Roman" w:hAnsi="Courier New" w:cs="Courier New"/>
+                <w:color w:val="000000"/>
+                <w:sz w:val="18"/>
+                <w:szCs w:val="18"/>
+                <w:lang w:val="en-US" w:eastAsia="es-SV"/>
+              </w:rPr>
+              <w:t>: </w:t>
+            </w:r>
+            <w:r>
+              <w:rPr>
+                <w:rFonts w:ascii="Courier New" w:eastAsia="Times New Roman" w:hAnsi="Courier New" w:cs="Courier New"/>
+                <w:color w:val="0451A5"/>
+                <w:sz w:val="18"/>
+                <w:szCs w:val="18"/>
+                <w:lang w:val="en-US" w:eastAsia="es-SV"/>
+              </w:rPr>
+              <w:t>"2026-08-29T20:44:56.000000Z"</w:t>
+            </w:r>
+            <w:r>
+              <w:rPr>
+                <w:rFonts w:ascii="Courier New" w:eastAsia="Times New Roman" w:hAnsi="Courier New" w:cs="Courier New"/>
+                <w:color w:val="000000"/>
+                <w:sz w:val="18"/>
+                <w:szCs w:val="18"/>
+                <w:lang w:val="en-US" w:eastAsia="es-SV"/>
+              </w:rPr>
+              <w:t>,</w:t>
+            </w:r>
+          </w:p>
+          <w:p>
+            <w:pPr>
+              <w:shd w:val="clear" w:color="auto" w:fill="FFFFFE"/>
+              <w:spacing w:line="270" w:lineRule="atLeast"/>
+              <w:rPr>
+                <w:rFonts w:ascii="Courier New" w:eastAsia="Times New Roman" w:hAnsi="Courier New" w:cs="Courier New"/>
+                <w:color w:val="000000"/>
+                <w:sz w:val="18"/>
+                <w:szCs w:val="18"/>
+                <w:lang w:val="en-US" w:eastAsia="es-SV"/>
+              </w:rPr>
+            </w:pPr>
+            <w:r>
+              <w:rPr>
+                <w:rFonts w:ascii="Courier New" w:eastAsia="Times New Roman" w:hAnsi="Courier New" w:cs="Courier New"/>
+                <w:color w:val="000000"/>
+                <w:sz w:val="18"/>
+                <w:szCs w:val="18"/>
+                <w:lang w:val="en-US" w:eastAsia="es-SV"/>
+              </w:rPr>
+              <w:t>            </w:t>
+            </w:r>
+            <w:r>
+              <w:rPr>
+                <w:rFonts w:ascii="Courier New" w:eastAsia="Times New Roman" w:hAnsi="Courier New" w:cs="Courier New"/>
+                <w:color w:val="A31515"/>
+                <w:sz w:val="18"/>
+                <w:szCs w:val="18"/>
+                <w:lang w:val="en-US" w:eastAsia="es-SV"/>
+              </w:rPr>
+              <w:t>"updated_at"</w:t>
+            </w:r>
+            <w:r>
+              <w:rPr>
+                <w:rFonts w:ascii="Courier New" w:eastAsia="Times New Roman" w:hAnsi="Courier New" w:cs="Courier New"/>
+                <w:color w:val="000000"/>
+                <w:sz w:val="18"/>
+                <w:szCs w:val="18"/>
+                <w:lang w:val="en-US" w:eastAsia="es-SV"/>
+              </w:rPr>
+              <w:t>: </w:t>
+            </w:r>
+            <w:r>
+              <w:rPr>
+                <w:rFonts w:ascii="Courier New" w:eastAsia="Times New Roman" w:hAnsi="Courier New" w:cs="Courier New"/>
+                <w:color w:val="0451A5"/>
+                <w:sz w:val="18"/>
+                <w:szCs w:val="18"/>
+                <w:lang w:val="en-US" w:eastAsia="es-SV"/>
+              </w:rPr>
+              <w:t>"2026-08-29T20:44:56.000000Z"</w:t>
+            </w:r>
+          </w:p>
+          <w:p>
+            <w:pPr>
+              <w:shd w:val="clear" w:color="auto" w:fill="FFFFFE"/>
+              <w:spacing w:line="270" w:lineRule="atLeast"/>
+              <w:rPr>
+                <w:rFonts w:ascii="Courier New" w:eastAsia="Times New Roman" w:hAnsi="Courier New" w:cs="Courier New"/>
+                <w:color w:val="000000"/>
+                <w:sz w:val="18"/>
+                <w:szCs w:val="18"/>
+                <w:lang w:val="en-US" w:eastAsia="es-SV"/>
+              </w:rPr>
+            </w:pPr>
+            <w:r>
+              <w:rPr>
+                <w:rFonts w:ascii="Courier New" w:eastAsia="Times New Roman" w:hAnsi="Courier New" w:cs="Courier New"/>
+                <w:color w:val="000000"/>
+                <w:sz w:val="18"/>
+                <w:szCs w:val="18"/>
+                <w:lang w:val="en-US" w:eastAsia="es-SV"/>
+              </w:rPr>
+              <w:t>        },</w:t>
+            </w:r>
+          </w:p>
+          <w:p>
+            <w:pPr>
+              <w:shd w:val="clear" w:color="auto" w:fill="FFFFFE"/>
+              <w:spacing w:line="270" w:lineRule="atLeast"/>
+              <w:rPr>
+                <w:rFonts w:ascii="Courier New" w:eastAsia="Times New Roman" w:hAnsi="Courier New" w:cs="Courier New"/>
+                <w:color w:val="000000"/>
+                <w:sz w:val="18"/>
+                <w:szCs w:val="18"/>
+                <w:lang w:val="en-US" w:eastAsia="es-SV"/>
+              </w:rPr>
+            </w:pPr>
+            <w:r>
+              <w:rPr>
+                <w:rFonts w:ascii="Courier New" w:eastAsia="Times New Roman" w:hAnsi="Courier New" w:cs="Courier New"/>
+                <w:color w:val="000000"/>
+                <w:sz w:val="18"/>
+                <w:szCs w:val="18"/>
+                <w:lang w:val="en-US" w:eastAsia="es-SV"/>
+              </w:rPr>
+              <w:t>        {</w:t>
+            </w:r>
+          </w:p>
+          <w:p>
+            <w:pPr>
+              <w:shd w:val="clear" w:color="auto" w:fill="FFFFFE"/>
+              <w:spacing w:line="270" w:lineRule="atLeast"/>
+              <w:rPr>
+                <w:rFonts w:ascii="Courier New" w:eastAsia="Times New Roman" w:hAnsi="Courier New" w:cs="Courier New"/>
+                <w:color w:val="000000"/>
+                <w:sz w:val="18"/>
+                <w:szCs w:val="18"/>
+                <w:lang w:val="en-US" w:eastAsia="es-SV"/>
+              </w:rPr>
+            </w:pPr>
+            <w:r>
+              <w:rPr>
+                <w:rFonts w:ascii="Courier New" w:eastAsia="Times New Roman" w:hAnsi="Courier New" w:cs="Courier New"/>
+                <w:color w:val="000000"/>
+                <w:sz w:val="18"/>
+                <w:szCs w:val="18"/>
+                <w:lang w:val="en-US" w:eastAsia="es-SV"/>
+              </w:rPr>
+              <w:t>            </w:t>
+            </w:r>
+            <w:r>
+              <w:rPr>
+                <w:rFonts w:ascii="Courier New" w:eastAsia="Times New Roman" w:hAnsi="Courier New" w:cs="Courier New"/>
+                <w:color w:val="A31515"/>
+                <w:sz w:val="18"/>
+                <w:szCs w:val="18"/>
+                <w:lang w:val="en-US" w:eastAsia="es-SV"/>
+              </w:rPr>
+              <w:t>"id"</w:t>
+            </w:r>
+            <w:r>
+              <w:rPr>
+                <w:rFonts w:ascii="Courier New" w:eastAsia="Times New Roman" w:hAnsi="Courier New" w:cs="Courier New"/>
+                <w:color w:val="000000"/>
+                <w:sz w:val="18"/>
+                <w:szCs w:val="18"/>
+                <w:lang w:val="en-US" w:eastAsia="es-SV"/>
+              </w:rPr>
+              <w:t>: </w:t>
+            </w:r>
+            <w:r>
+              <w:rPr>
+                <w:rFonts w:ascii="Courier New" w:eastAsia="Times New Roman" w:hAnsi="Courier New" w:cs="Courier New"/>
+                <w:color w:val="098658"/>
+                <w:sz w:val="18"/>
+                <w:szCs w:val="18"/>
+                <w:lang w:val="en-US" w:eastAsia="es-SV"/>
+              </w:rPr>
+              <w:t>3</w:t>
+            </w:r>
+            <w:r>
+              <w:rPr>
+                <w:rFonts w:ascii="Courier New" w:eastAsia="Times New Roman" w:hAnsi="Courier New" w:cs="Courier New"/>
+                <w:color w:val="000000"/>
+                <w:sz w:val="18"/>
+                <w:szCs w:val="18"/>
+                <w:lang w:val="en-US" w:eastAsia="es-SV"/>
+              </w:rPr>
+              <w:t>,</w:t>
+            </w:r>
+          </w:p>
+          <w:p>
+            <w:pPr>
+              <w:shd w:val="clear" w:color="auto" w:fill="FFFFFE"/>
+              <w:spacing w:line="270" w:lineRule="atLeast"/>
+              <w:rPr>
+                <w:rFonts w:ascii="Courier New" w:eastAsia="Times New Roman" w:hAnsi="Courier New" w:cs="Courier New"/>
+                <w:color w:val="000000"/>
+                <w:sz w:val="18"/>
+                <w:szCs w:val="18"/>
+                <w:lang w:val="en-US" w:eastAsia="es-SV"/>
+              </w:rPr>
+            </w:pPr>
+            <w:r>
+              <w:rPr>
+                <w:rFonts w:ascii="Courier New" w:eastAsia="Times New Roman" w:hAnsi="Courier New" w:cs="Courier New"/>
+                <w:color w:val="000000"/>
+                <w:sz w:val="18"/>
+                <w:szCs w:val="18"/>
+                <w:lang w:val="en-US" w:eastAsia="es-SV"/>
+              </w:rPr>
+              <w:t>            </w:t>
+            </w:r>
+            <w:r>
+              <w:rPr>
+                <w:rFonts w:ascii="Courier New" w:eastAsia="Times New Roman" w:hAnsi="Courier New" w:cs="Courier New"/>
+                <w:color w:val="A31515"/>
+                <w:sz w:val="18"/>
+                <w:szCs w:val="18"/>
+                <w:lang w:val="en-US" w:eastAsia="es-SV"/>
+              </w:rPr>
+              <w:t>"tipo"</w:t>
+            </w:r>
+            <w:r>
+              <w:rPr>
+                <w:rFonts w:ascii="Courier New" w:eastAsia="Times New Roman" w:hAnsi="Courier New" w:cs="Courier New"/>
+                <w:color w:val="000000"/>
+                <w:sz w:val="18"/>
+                <w:szCs w:val="18"/>
+                <w:lang w:val="en-US" w:eastAsia="es-SV"/>
+              </w:rPr>
+              <w:t>: </w:t>
+            </w:r>
+            <w:r>
+              <w:rPr>
+                <w:rFonts w:ascii="Courier New" w:eastAsia="Times New Roman" w:hAnsi="Courier New" w:cs="Courier New"/>
+                <w:color w:val="0451A5"/>
+                <w:sz w:val="18"/>
+                <w:szCs w:val="18"/>
+                <w:lang w:val="en-US" w:eastAsia="es-SV"/>
+              </w:rPr>
+              <w:t>"Sit molestiae non rem voluptates deserunt."</w:t>
+            </w:r>
+            <w:r>
+              <w:rPr>
+                <w:rFonts w:ascii="Courier New" w:eastAsia="Times New Roman" w:hAnsi="Courier New" w:cs="Courier New"/>
+                <w:color w:val="000000"/>
+                <w:sz w:val="18"/>
+                <w:szCs w:val="18"/>
+                <w:lang w:val="en-US" w:eastAsia="es-SV"/>
+              </w:rPr>
+              <w:t>,</w:t>
+            </w:r>
+          </w:p>
+          <w:p>
+            <w:pPr>
+              <w:shd w:val="clear" w:color="auto" w:fill="FFFFFE"/>
+              <w:spacing w:line="270" w:lineRule="atLeast"/>
+              <w:rPr>
+                <w:rFonts w:ascii="Courier New" w:eastAsia="Times New Roman" w:hAnsi="Courier New" w:cs="Courier New"/>
+                <w:color w:val="000000"/>
+                <w:sz w:val="18"/>
+                <w:szCs w:val="18"/>
+                <w:lang w:val="en-US" w:eastAsia="es-SV"/>
+              </w:rPr>
+            </w:pPr>
+            <w:r>
+              <w:rPr>
+                <w:rFonts w:ascii="Courier New" w:eastAsia="Times New Roman" w:hAnsi="Courier New" w:cs="Courier New"/>
+                <w:color w:val="000000"/>
+                <w:sz w:val="18"/>
+                <w:szCs w:val="18"/>
+                <w:lang w:val="en-US" w:eastAsia="es-SV"/>
+              </w:rPr>
+              <w:t>            </w:t>
+            </w:r>
+            <w:r>
+              <w:rPr>
+                <w:rFonts w:ascii="Courier New" w:eastAsia="Times New Roman" w:hAnsi="Courier New" w:cs="Courier New"/>
+                <w:color w:val="A31515"/>
+                <w:sz w:val="18"/>
+                <w:szCs w:val="18"/>
+                <w:lang w:val="en-US" w:eastAsia="es-SV"/>
+              </w:rPr>
+              <w:t>"nombre"</w:t>
+            </w:r>
+            <w:r>
+              <w:rPr>
+                <w:rFonts w:ascii="Courier New" w:eastAsia="Times New Roman" w:hAnsi="Courier New" w:cs="Courier New"/>
+                <w:color w:val="000000"/>
+                <w:sz w:val="18"/>
+                <w:szCs w:val="18"/>
+                <w:lang w:val="en-US" w:eastAsia="es-SV"/>
+              </w:rPr>
+              <w:t>: </w:t>
+            </w:r>
+            <w:r>
+              <w:rPr>
+                <w:rFonts w:ascii="Courier New" w:eastAsia="Times New Roman" w:hAnsi="Courier New" w:cs="Courier New"/>
+                <w:color w:val="0451A5"/>
+                <w:sz w:val="18"/>
+                <w:szCs w:val="18"/>
+                <w:lang w:val="en-US" w:eastAsia="es-SV"/>
+              </w:rPr>
+              <w:t>"Ad quia laboriosam labore animi voluptatem."</w:t>
+            </w:r>
+            <w:r>
+              <w:rPr>
+                <w:rFonts w:ascii="Courier New" w:eastAsia="Times New Roman" w:hAnsi="Courier New" w:cs="Courier New"/>
+                <w:color w:val="000000"/>
+                <w:sz w:val="18"/>
+                <w:szCs w:val="18"/>
+                <w:lang w:val="en-US" w:eastAsia="es-SV"/>
+              </w:rPr>
+              <w:t>,</w:t>
+            </w:r>
+          </w:p>
+          <w:p>
+            <w:pPr>
+              <w:shd w:val="clear" w:color="auto" w:fill="FFFFFE"/>
+              <w:spacing w:line="270" w:lineRule="atLeast"/>
+              <w:rPr>
+                <w:rFonts w:ascii="Courier New" w:eastAsia="Times New Roman" w:hAnsi="Courier New" w:cs="Courier New"/>
+                <w:color w:val="000000"/>
+                <w:sz w:val="18"/>
+                <w:szCs w:val="18"/>
+                <w:lang w:val="en-US" w:eastAsia="es-SV"/>
+              </w:rPr>
+            </w:pPr>
+            <w:r>
+              <w:rPr>
+                <w:rFonts w:ascii="Courier New" w:eastAsia="Times New Roman" w:hAnsi="Courier New" w:cs="Courier New"/>
+                <w:color w:val="000000"/>
+                <w:sz w:val="18"/>
+                <w:szCs w:val="18"/>
+                <w:lang w:val="en-US" w:eastAsia="es-SV"/>
+              </w:rPr>
+              <w:t>            </w:t>
+            </w:r>
+            <w:r>
+              <w:rPr>
+                <w:rFonts w:ascii="Courier New" w:eastAsia="Times New Roman" w:hAnsi="Courier New" w:cs="Courier New"/>
+                <w:color w:val="A31515"/>
+                <w:sz w:val="18"/>
+                <w:szCs w:val="18"/>
+                <w:lang w:val="en-US" w:eastAsia="es-SV"/>
+              </w:rPr>
+              <w:t>"precio"</w:t>
+            </w:r>
+            <w:r>
+              <w:rPr>
+                <w:rFonts w:ascii="Courier New" w:eastAsia="Times New Roman" w:hAnsi="Courier New" w:cs="Courier New"/>
+                <w:color w:val="000000"/>
+                <w:sz w:val="18"/>
+                <w:szCs w:val="18"/>
+                <w:lang w:val="en-US" w:eastAsia="es-SV"/>
+              </w:rPr>
+              <w:t>: </w:t>
+            </w:r>
+            <w:r>
+              <w:rPr>
+                <w:rFonts w:ascii="Courier New" w:eastAsia="Times New Roman" w:hAnsi="Courier New" w:cs="Courier New"/>
+                <w:color w:val="0451A5"/>
+                <w:sz w:val="18"/>
+                <w:szCs w:val="18"/>
+                <w:lang w:val="en-US" w:eastAsia="es-SV"/>
+              </w:rPr>
+              <w:t>"173.04"</w:t>
+            </w:r>
+            <w:r>
+              <w:rPr>
+                <w:rFonts w:ascii="Courier New" w:eastAsia="Times New Roman" w:hAnsi="Courier New" w:cs="Courier New"/>
+                <w:color w:val="000000"/>
+                <w:sz w:val="18"/>
+                <w:szCs w:val="18"/>
+                <w:lang w:val="en-US" w:eastAsia="es-SV"/>
+              </w:rPr>
+              <w:t>,</w:t>
+            </w:r>
+          </w:p>
+          <w:p>
+            <w:pPr>
+              <w:shd w:val="clear" w:color="auto" w:fill="FFFFFE"/>
+              <w:spacing w:line="270" w:lineRule="atLeast"/>
+              <w:rPr>
+                <w:rFonts w:ascii="Courier New" w:eastAsia="Times New Roman" w:hAnsi="Courier New" w:cs="Courier New"/>
+                <w:color w:val="000000"/>
+                <w:sz w:val="18"/>
+                <w:szCs w:val="18"/>
+                <w:lang w:val="en-US" w:eastAsia="es-SV"/>
+              </w:rPr>
+            </w:pPr>
+            <w:r>
+              <w:rPr>
+                <w:rFonts w:ascii="Courier New" w:eastAsia="Times New Roman" w:hAnsi="Courier New" w:cs="Courier New"/>
+                <w:color w:val="000000"/>
+                <w:sz w:val="18"/>
+                <w:szCs w:val="18"/>
+                <w:lang w:val="en-US" w:eastAsia="es-SV"/>
+              </w:rPr>
+              <w:t>            </w:t>
+            </w:r>
+            <w:r>
+              <w:rPr>
+                <w:rFonts w:ascii="Courier New" w:eastAsia="Times New Roman" w:hAnsi="Courier New" w:cs="Courier New"/>
+                <w:color w:val="A31515"/>
+                <w:sz w:val="18"/>
+                <w:szCs w:val="18"/>
+                <w:lang w:val="en-US" w:eastAsia="es-SV"/>
+              </w:rPr>
+              <w:t>"deleted_at"</w:t>
+            </w:r>
+            <w:r>
+              <w:rPr>
+                <w:rFonts w:ascii="Courier New" w:eastAsia="Times New Roman" w:hAnsi="Courier New" w:cs="Courier New"/>
+                <w:color w:val="000000"/>
+                <w:sz w:val="18"/>
+                <w:szCs w:val="18"/>
+                <w:lang w:val="en-US" w:eastAsia="es-SV"/>
+              </w:rPr>
+              <w:t>: </w:t>
+            </w:r>
+            <w:r>
+              <w:rPr>
+                <w:rFonts w:ascii="Courier New" w:eastAsia="Times New Roman" w:hAnsi="Courier New" w:cs="Courier New"/>
+                <w:b/>
+                <w:bCs/>
+                <w:color w:val="0451A5"/>
+                <w:sz w:val="18"/>
+                <w:szCs w:val="18"/>
+                <w:lang w:val="en-US" w:eastAsia="es-SV"/>
+              </w:rPr>
+              <w:t>null</w:t>
+            </w:r>
+            <w:r>
+              <w:rPr>
+                <w:rFonts w:ascii="Courier New" w:eastAsia="Times New Roman" w:hAnsi="Courier New" w:cs="Courier New"/>
+                <w:color w:val="000000"/>
+                <w:sz w:val="18"/>
+                <w:szCs w:val="18"/>
+                <w:lang w:val="en-US" w:eastAsia="es-SV"/>
+              </w:rPr>
+              <w:t>,</w:t>
+            </w:r>
+          </w:p>
+          <w:p>
+            <w:pPr>
+              <w:shd w:val="clear" w:color="auto" w:fill="FFFFFE"/>
+              <w:spacing w:line="270" w:lineRule="atLeast"/>
+              <w:rPr>
+                <w:rFonts w:ascii="Courier New" w:eastAsia="Times New Roman" w:hAnsi="Courier New" w:cs="Courier New"/>
+                <w:color w:val="000000"/>
+                <w:sz w:val="18"/>
+                <w:szCs w:val="18"/>
+                <w:lang w:val="en-US" w:eastAsia="es-SV"/>
+              </w:rPr>
+            </w:pPr>
+            <w:r>
+              <w:rPr>
+                <w:rFonts w:ascii="Courier New" w:eastAsia="Times New Roman" w:hAnsi="Courier New" w:cs="Courier New"/>
+                <w:color w:val="000000"/>
+                <w:sz w:val="18"/>
+                <w:szCs w:val="18"/>
+                <w:lang w:val="en-US" w:eastAsia="es-SV"/>
+              </w:rPr>
+              <w:t>            </w:t>
+            </w:r>
+            <w:r>
+              <w:rPr>
+                <w:rFonts w:ascii="Courier New" w:eastAsia="Times New Roman" w:hAnsi="Courier New" w:cs="Courier New"/>
+                <w:color w:val="A31515"/>
+                <w:sz w:val="18"/>
+                <w:szCs w:val="18"/>
+                <w:lang w:val="en-US" w:eastAsia="es-SV"/>
+              </w:rPr>
+              <w:t>"created_at"</w:t>
+            </w:r>
+            <w:r>
+              <w:rPr>
+                <w:rFonts w:ascii="Courier New" w:eastAsia="Times New Roman" w:hAnsi="Courier New" w:cs="Courier New"/>
+                <w:color w:val="000000"/>
+                <w:sz w:val="18"/>
+                <w:szCs w:val="18"/>
+                <w:lang w:val="en-US" w:eastAsia="es-SV"/>
+              </w:rPr>
+              <w:t>: </w:t>
+            </w:r>
+            <w:r>
+              <w:rPr>
+                <w:rFonts w:ascii="Courier New" w:eastAsia="Times New Roman" w:hAnsi="Courier New" w:cs="Courier New"/>
+                <w:color w:val="0451A5"/>
+                <w:sz w:val="18"/>
+                <w:szCs w:val="18"/>
+                <w:lang w:val="en-US" w:eastAsia="es-SV"/>
+              </w:rPr>
+              <w:t>"2026-08-29T20:44:56.000000Z"</w:t>
+            </w:r>
+            <w:r>
+              <w:rPr>
+                <w:rFonts w:ascii="Courier New" w:eastAsia="Times New Roman" w:hAnsi="Courier New" w:cs="Courier New"/>
+                <w:color w:val="000000"/>
+                <w:sz w:val="18"/>
+                <w:szCs w:val="18"/>
+                <w:lang w:val="en-US" w:eastAsia="es-SV"/>
+              </w:rPr>
+              <w:t>,</w:t>
+            </w:r>
+          </w:p>
+          <w:p>
+            <w:pPr>
+              <w:shd w:val="clear" w:color="auto" w:fill="FFFFFE"/>
+              <w:spacing w:line="270" w:lineRule="atLeast"/>
+              <w:rPr>
+                <w:rFonts w:ascii="Courier New" w:eastAsia="Times New Roman" w:hAnsi="Courier New" w:cs="Courier New"/>
+                <w:color w:val="000000"/>
+                <w:sz w:val="18"/>
+                <w:szCs w:val="18"/>
+                <w:lang w:val="en-US" w:eastAsia="es-SV"/>
+              </w:rPr>
+            </w:pPr>
+            <w:r>
+              <w:rPr>
+                <w:rFonts w:ascii="Courier New" w:eastAsia="Times New Roman" w:hAnsi="Courier New" w:cs="Courier New"/>
+                <w:color w:val="000000"/>
+                <w:sz w:val="18"/>
+                <w:szCs w:val="18"/>
+                <w:lang w:val="en-US" w:eastAsia="es-SV"/>
+              </w:rPr>
+              <w:t>            </w:t>
+            </w:r>
+            <w:r>
+              <w:rPr>
+                <w:rFonts w:ascii="Courier New" w:eastAsia="Times New Roman" w:hAnsi="Courier New" w:cs="Courier New"/>
+                <w:color w:val="A31515"/>
+                <w:sz w:val="18"/>
+                <w:szCs w:val="18"/>
+                <w:lang w:val="en-US" w:eastAsia="es-SV"/>
+              </w:rPr>
+              <w:t>"updated_at"</w:t>
+            </w:r>
+            <w:r>
+              <w:rPr>
+                <w:rFonts w:ascii="Courier New" w:eastAsia="Times New Roman" w:hAnsi="Courier New" w:cs="Courier New"/>
+                <w:color w:val="000000"/>
+                <w:sz w:val="18"/>
+                <w:szCs w:val="18"/>
+                <w:lang w:val="en-US" w:eastAsia="es-SV"/>
+              </w:rPr>
+              <w:t>: </w:t>
+            </w:r>
+            <w:r>
+              <w:rPr>
+                <w:rFonts w:ascii="Courier New" w:eastAsia="Times New Roman" w:hAnsi="Courier New" w:cs="Courier New"/>
+                <w:color w:val="0451A5"/>
+                <w:sz w:val="18"/>
+                <w:szCs w:val="18"/>
+                <w:lang w:val="en-US" w:eastAsia="es-SV"/>
+              </w:rPr>
+              <w:t>"2026-08-29T20:44:56.000000Z"</w:t>
+            </w:r>
+          </w:p>
+          <w:p>
+            <w:pPr>
+              <w:shd w:val="clear" w:color="auto" w:fill="FFFFFE"/>
+              <w:spacing w:line="270" w:lineRule="atLeast"/>
+              <w:rPr>
+                <w:rFonts w:ascii="Courier New" w:eastAsia="Times New Roman" w:hAnsi="Courier New" w:cs="Courier New"/>
+                <w:color w:val="000000"/>
+                <w:sz w:val="18"/>
+                <w:szCs w:val="18"/>
+                <w:lang w:val="en-US" w:eastAsia="es-SV"/>
+              </w:rPr>
+            </w:pPr>
+            <w:r>
+              <w:rPr>
+                <w:rFonts w:ascii="Courier New" w:eastAsia="Times New Roman" w:hAnsi="Courier New" w:cs="Courier New"/>
+                <w:color w:val="000000"/>
+                <w:sz w:val="18"/>
+                <w:szCs w:val="18"/>
+                <w:lang w:val="en-US" w:eastAsia="es-SV"/>
+              </w:rPr>
+              <w:t>        },</w:t>
+            </w:r>
+          </w:p>
+          <w:p>
+            <w:pPr>
+              <w:shd w:val="clear" w:color="auto" w:fill="FFFFFE"/>
+              <w:spacing w:line="270" w:lineRule="atLeast"/>
+              <w:rPr>
+                <w:rFonts w:ascii="Courier New" w:eastAsia="Times New Roman" w:hAnsi="Courier New" w:cs="Courier New"/>
+                <w:color w:val="000000"/>
+                <w:sz w:val="18"/>
+                <w:szCs w:val="18"/>
+                <w:lang w:val="en-US" w:eastAsia="es-SV"/>
+              </w:rPr>
+            </w:pPr>
+            <w:r>
+              <w:rPr>
+                <w:rFonts w:ascii="Courier New" w:eastAsia="Times New Roman" w:hAnsi="Courier New" w:cs="Courier New"/>
+                <w:color w:val="000000"/>
+                <w:sz w:val="18"/>
+                <w:szCs w:val="18"/>
+                <w:lang w:val="en-US" w:eastAsia="es-SV"/>
+              </w:rPr>
+              <w:t>        {</w:t>
+            </w:r>
+          </w:p>
+          <w:p>
+            <w:pPr>
+              <w:shd w:val="clear" w:color="auto" w:fill="FFFFFE"/>
+              <w:spacing w:line="270" w:lineRule="atLeast"/>
+              <w:rPr>
+                <w:rFonts w:ascii="Courier New" w:eastAsia="Times New Roman" w:hAnsi="Courier New" w:cs="Courier New"/>
+                <w:color w:val="000000"/>
+                <w:sz w:val="18"/>
+                <w:szCs w:val="18"/>
+                <w:lang w:val="en-US" w:eastAsia="es-SV"/>
+              </w:rPr>
+            </w:pPr>
+            <w:r>
+              <w:rPr>
+                <w:rFonts w:ascii="Courier New" w:eastAsia="Times New Roman" w:hAnsi="Courier New" w:cs="Courier New"/>
+                <w:color w:val="000000"/>
+                <w:sz w:val="18"/>
+                <w:szCs w:val="18"/>
+                <w:lang w:val="en-US" w:eastAsia="es-SV"/>
+              </w:rPr>
+              <w:t>            </w:t>
+            </w:r>
+            <w:r>
+              <w:rPr>
+                <w:rFonts w:ascii="Courier New" w:eastAsia="Times New Roman" w:hAnsi="Courier New" w:cs="Courier New"/>
+                <w:color w:val="A31515"/>
+                <w:sz w:val="18"/>
+                <w:szCs w:val="18"/>
+                <w:lang w:val="en-US" w:eastAsia="es-SV"/>
+              </w:rPr>
+              <w:t>"id"</w:t>
+            </w:r>
+            <w:r>
+              <w:rPr>
+                <w:rFonts w:ascii="Courier New" w:eastAsia="Times New Roman" w:hAnsi="Courier New" w:cs="Courier New"/>
+                <w:color w:val="000000"/>
+                <w:sz w:val="18"/>
+                <w:szCs w:val="18"/>
+                <w:lang w:val="en-US" w:eastAsia="es-SV"/>
+              </w:rPr>
+              <w:t>: </w:t>
+            </w:r>
+            <w:r>
+              <w:rPr>
+                <w:rFonts w:ascii="Courier New" w:eastAsia="Times New Roman" w:hAnsi="Courier New" w:cs="Courier New"/>
+                <w:color w:val="098658"/>
+                <w:sz w:val="18"/>
+                <w:szCs w:val="18"/>
+                <w:lang w:val="en-US" w:eastAsia="es-SV"/>
+              </w:rPr>
+              <w:t>4</w:t>
+            </w:r>
+            <w:r>
+              <w:rPr>
+                <w:rFonts w:ascii="Courier New" w:eastAsia="Times New Roman" w:hAnsi="Courier New" w:cs="Courier New"/>
+                <w:color w:val="000000"/>
+                <w:sz w:val="18"/>
+                <w:szCs w:val="18"/>
+                <w:lang w:val="en-US" w:eastAsia="es-SV"/>
+              </w:rPr>
+              <w:t>,</w:t>
+            </w:r>
+          </w:p>
+          <w:p>
+            <w:pPr>
+              <w:shd w:val="clear" w:color="auto" w:fill="FFFFFE"/>
+              <w:spacing w:line="270" w:lineRule="atLeast"/>
+              <w:rPr>
+                <w:rFonts w:ascii="Courier New" w:eastAsia="Times New Roman" w:hAnsi="Courier New" w:cs="Courier New"/>
+                <w:color w:val="000000"/>
+                <w:sz w:val="18"/>
+                <w:szCs w:val="18"/>
+                <w:lang w:eastAsia="es-SV"/>
+              </w:rPr>
+            </w:pPr>
+            <w:r>
+              <w:rPr>
+                <w:rFonts w:ascii="Courier New" w:eastAsia="Times New Roman" w:hAnsi="Courier New" w:cs="Courier New"/>
+                <w:color w:val="000000"/>
+                <w:sz w:val="18"/>
+                <w:szCs w:val="18"/>
+                <w:lang w:val="en-US" w:eastAsia="es-SV"/>
+              </w:rPr>
+              <w:t>            </w:t>
+            </w:r>
+            <w:r>
+              <w:rPr>
+                <w:rFonts w:ascii="Courier New" w:eastAsia="Times New Roman" w:hAnsi="Courier New" w:cs="Courier New"/>
+                <w:color w:val="A31515"/>
+                <w:sz w:val="18"/>
+                <w:szCs w:val="18"/>
+                <w:lang w:eastAsia="es-SV"/>
+              </w:rPr>
+              <w:t>"tipo"</w:t>
+            </w:r>
+            <w:r>
+              <w:rPr>
+                <w:rFonts w:ascii="Courier New" w:eastAsia="Times New Roman" w:hAnsi="Courier New" w:cs="Courier New"/>
+                <w:color w:val="000000"/>
+                <w:sz w:val="18"/>
+                <w:szCs w:val="18"/>
+                <w:lang w:eastAsia="es-SV"/>
+              </w:rPr>
+              <w:t>: </w:t>
+            </w:r>
+            <w:r>
+              <w:rPr>
+                <w:rFonts w:ascii="Courier New" w:eastAsia="Times New Roman" w:hAnsi="Courier New" w:cs="Courier New"/>
+                <w:color w:val="0451A5"/>
+                <w:sz w:val="18"/>
+                <w:szCs w:val="18"/>
+                <w:lang w:eastAsia="es-SV"/>
+              </w:rPr>
+              <w:t>"Optio et odio sint quam est."</w:t>
+            </w:r>
+            <w:r>
+              <w:rPr>
+                <w:rFonts w:ascii="Courier New" w:eastAsia="Times New Roman" w:hAnsi="Courier New" w:cs="Courier New"/>
+                <w:color w:val="000000"/>
+                <w:sz w:val="18"/>
+                <w:szCs w:val="18"/>
+                <w:lang w:eastAsia="es-SV"/>
+              </w:rPr>
+              <w:t>,</w:t>
+            </w:r>
+          </w:p>
+          <w:p>
+            <w:pPr>
+              <w:shd w:val="clear" w:color="auto" w:fill="FFFFFE"/>
+              <w:spacing w:line="270" w:lineRule="atLeast"/>
+              <w:rPr>
+                <w:rFonts w:ascii="Courier New" w:eastAsia="Times New Roman" w:hAnsi="Courier New" w:cs="Courier New"/>
+                <w:color w:val="000000"/>
+                <w:sz w:val="18"/>
+                <w:szCs w:val="18"/>
+                <w:lang w:eastAsia="es-SV"/>
+              </w:rPr>
+            </w:pPr>
+            <w:r>
+              <w:rPr>
+                <w:rFonts w:ascii="Courier New" w:eastAsia="Times New Roman" w:hAnsi="Courier New" w:cs="Courier New"/>
+                <w:color w:val="000000"/>
+                <w:sz w:val="18"/>
+                <w:szCs w:val="18"/>
+                <w:lang w:eastAsia="es-SV"/>
+              </w:rPr>
+              <w:t>            </w:t>
+            </w:r>
+            <w:r>
+              <w:rPr>
+                <w:rFonts w:ascii="Courier New" w:eastAsia="Times New Roman" w:hAnsi="Courier New" w:cs="Courier New"/>
+                <w:color w:val="A31515"/>
+                <w:sz w:val="18"/>
+                <w:szCs w:val="18"/>
+                <w:lang w:eastAsia="es-SV"/>
+              </w:rPr>
+              <w:t>"nombre"</w:t>
+            </w:r>
+            <w:r>
+              <w:rPr>
+                <w:rFonts w:ascii="Courier New" w:eastAsia="Times New Roman" w:hAnsi="Courier New" w:cs="Courier New"/>
+                <w:color w:val="000000"/>
+                <w:sz w:val="18"/>
+                <w:szCs w:val="18"/>
+                <w:lang w:eastAsia="es-SV"/>
+              </w:rPr>
+              <w:t>: </w:t>
+            </w:r>
+            <w:r>
+              <w:rPr>
+                <w:rFonts w:ascii="Courier New" w:eastAsia="Times New Roman" w:hAnsi="Courier New" w:cs="Courier New"/>
+                <w:color w:val="0451A5"/>
+                <w:sz w:val="18"/>
+                <w:szCs w:val="18"/>
+                <w:lang w:eastAsia="es-SV"/>
+              </w:rPr>
+              <w:t>"Maiores possimus ea maiores et enim."</w:t>
+            </w:r>
+            <w:r>
+              <w:rPr>
+                <w:rFonts w:ascii="Courier New" w:eastAsia="Times New Roman" w:hAnsi="Courier New" w:cs="Courier New"/>
+                <w:color w:val="000000"/>
+                <w:sz w:val="18"/>
+                <w:szCs w:val="18"/>
+                <w:lang w:eastAsia="es-SV"/>
+              </w:rPr>
+              <w:t>,</w:t>
+            </w:r>
+          </w:p>
+          <w:p>
+            <w:pPr>
+              <w:shd w:val="clear" w:color="auto" w:fill="FFFFFE"/>
+              <w:spacing w:line="270" w:lineRule="atLeast"/>
+              <w:rPr>
+                <w:rFonts w:ascii="Courier New" w:eastAsia="Times New Roman" w:hAnsi="Courier New" w:cs="Courier New"/>
+                <w:color w:val="000000"/>
+                <w:sz w:val="18"/>
+                <w:szCs w:val="18"/>
+                <w:lang w:val="en-US" w:eastAsia="es-SV"/>
+              </w:rPr>
+            </w:pPr>
+            <w:r>
+              <w:rPr>
+                <w:rFonts w:ascii="Courier New" w:eastAsia="Times New Roman" w:hAnsi="Courier New" w:cs="Courier New"/>
+                <w:color w:val="000000"/>
+                <w:sz w:val="18"/>
+                <w:szCs w:val="18"/>
+                <w:lang w:eastAsia="es-SV"/>
+              </w:rPr>
+              <w:t>            </w:t>
+            </w:r>
+            <w:r>
+              <w:rPr>
+                <w:rFonts w:ascii="Courier New" w:eastAsia="Times New Roman" w:hAnsi="Courier New" w:cs="Courier New"/>
+                <w:color w:val="A31515"/>
+                <w:sz w:val="18"/>
+                <w:szCs w:val="18"/>
+                <w:lang w:val="en-US" w:eastAsia="es-SV"/>
+              </w:rPr>
+              <w:t>"precio"</w:t>
+            </w:r>
+            <w:r>
+              <w:rPr>
+                <w:rFonts w:ascii="Courier New" w:eastAsia="Times New Roman" w:hAnsi="Courier New" w:cs="Courier New"/>
+                <w:color w:val="000000"/>
+                <w:sz w:val="18"/>
+                <w:szCs w:val="18"/>
+                <w:lang w:val="en-US" w:eastAsia="es-SV"/>
+              </w:rPr>
+              <w:t>: </w:t>
+            </w:r>
+            <w:r>
+              <w:rPr>
+                <w:rFonts w:ascii="Courier New" w:eastAsia="Times New Roman" w:hAnsi="Courier New" w:cs="Courier New"/>
+                <w:color w:val="0451A5"/>
+                <w:sz w:val="18"/>
+                <w:szCs w:val="18"/>
+                <w:lang w:val="en-US" w:eastAsia="es-SV"/>
+              </w:rPr>
+              <w:t>"187.00"</w:t>
+            </w:r>
+            <w:r>
+              <w:rPr>
+                <w:rFonts w:ascii="Courier New" w:eastAsia="Times New Roman" w:hAnsi="Courier New" w:cs="Courier New"/>
+                <w:color w:val="000000"/>
+                <w:sz w:val="18"/>
+                <w:szCs w:val="18"/>
+                <w:lang w:val="en-US" w:eastAsia="es-SV"/>
+              </w:rPr>
+              <w:t>,</w:t>
+            </w:r>
+          </w:p>
+          <w:p>
+            <w:pPr>
+              <w:shd w:val="clear" w:color="auto" w:fill="FFFFFE"/>
+              <w:spacing w:line="270" w:lineRule="atLeast"/>
+              <w:rPr>
+                <w:rFonts w:ascii="Courier New" w:eastAsia="Times New Roman" w:hAnsi="Courier New" w:cs="Courier New"/>
+                <w:color w:val="000000"/>
+                <w:sz w:val="18"/>
+                <w:szCs w:val="18"/>
+                <w:lang w:val="en-US" w:eastAsia="es-SV"/>
+              </w:rPr>
+            </w:pPr>
+            <w:r>
+              <w:rPr>
+                <w:rFonts w:ascii="Courier New" w:eastAsia="Times New Roman" w:hAnsi="Courier New" w:cs="Courier New"/>
+                <w:color w:val="000000"/>
+                <w:sz w:val="18"/>
+                <w:szCs w:val="18"/>
+                <w:lang w:val="en-US" w:eastAsia="es-SV"/>
+              </w:rPr>
+              <w:t>            </w:t>
+            </w:r>
+            <w:r>
+              <w:rPr>
+                <w:rFonts w:ascii="Courier New" w:eastAsia="Times New Roman" w:hAnsi="Courier New" w:cs="Courier New"/>
+                <w:color w:val="A31515"/>
+                <w:sz w:val="18"/>
+                <w:szCs w:val="18"/>
+                <w:lang w:val="en-US" w:eastAsia="es-SV"/>
+              </w:rPr>
+              <w:t>"deleted_at"</w:t>
+            </w:r>
+            <w:r>
+              <w:rPr>
+                <w:rFonts w:ascii="Courier New" w:eastAsia="Times New Roman" w:hAnsi="Courier New" w:cs="Courier New"/>
+                <w:color w:val="000000"/>
+                <w:sz w:val="18"/>
+                <w:szCs w:val="18"/>
+                <w:lang w:val="en-US" w:eastAsia="es-SV"/>
+              </w:rPr>
+              <w:t>: </w:t>
+            </w:r>
+            <w:r>
+              <w:rPr>
+                <w:rFonts w:ascii="Courier New" w:eastAsia="Times New Roman" w:hAnsi="Courier New" w:cs="Courier New"/>
+                <w:b/>
+                <w:bCs/>
+                <w:color w:val="0451A5"/>
+                <w:sz w:val="18"/>
+                <w:szCs w:val="18"/>
+                <w:lang w:val="en-US" w:eastAsia="es-SV"/>
+              </w:rPr>
+              <w:t>null</w:t>
+            </w:r>
+            <w:r>
+              <w:rPr>
+                <w:rFonts w:ascii="Courier New" w:eastAsia="Times New Roman" w:hAnsi="Courier New" w:cs="Courier New"/>
+                <w:color w:val="000000"/>
+                <w:sz w:val="18"/>
+                <w:szCs w:val="18"/>
+                <w:lang w:val="en-US" w:eastAsia="es-SV"/>
+              </w:rPr>
+              <w:t>,</w:t>
+            </w:r>
+          </w:p>
+          <w:p>
+            <w:pPr>
+              <w:shd w:val="clear" w:color="auto" w:fill="FFFFFE"/>
+              <w:spacing w:line="270" w:lineRule="atLeast"/>
+              <w:rPr>
+                <w:rFonts w:ascii="Courier New" w:eastAsia="Times New Roman" w:hAnsi="Courier New" w:cs="Courier New"/>
+                <w:color w:val="000000"/>
+                <w:sz w:val="18"/>
+                <w:szCs w:val="18"/>
+                <w:lang w:val="en-US" w:eastAsia="es-SV"/>
+              </w:rPr>
+            </w:pPr>
+            <w:r>
+              <w:rPr>
+                <w:rFonts w:ascii="Courier New" w:eastAsia="Times New Roman" w:hAnsi="Courier New" w:cs="Courier New"/>
+                <w:color w:val="000000"/>
+                <w:sz w:val="18"/>
+                <w:szCs w:val="18"/>
+                <w:lang w:val="en-US" w:eastAsia="es-SV"/>
+              </w:rPr>
+              <w:t>            </w:t>
+            </w:r>
+            <w:r>
+              <w:rPr>
+                <w:rFonts w:ascii="Courier New" w:eastAsia="Times New Roman" w:hAnsi="Courier New" w:cs="Courier New"/>
+                <w:color w:val="A31515"/>
+                <w:sz w:val="18"/>
+                <w:szCs w:val="18"/>
+                <w:lang w:val="en-US" w:eastAsia="es-SV"/>
+              </w:rPr>
+              <w:t>"created_at"</w:t>
+            </w:r>
+            <w:r>
+              <w:rPr>
+                <w:rFonts w:ascii="Courier New" w:eastAsia="Times New Roman" w:hAnsi="Courier New" w:cs="Courier New"/>
+                <w:color w:val="000000"/>
+                <w:sz w:val="18"/>
+                <w:szCs w:val="18"/>
+                <w:lang w:val="en-US" w:eastAsia="es-SV"/>
+              </w:rPr>
+              <w:t>: </w:t>
+            </w:r>
+            <w:r>
+              <w:rPr>
+                <w:rFonts w:ascii="Courier New" w:eastAsia="Times New Roman" w:hAnsi="Courier New" w:cs="Courier New"/>
+                <w:color w:val="0451A5"/>
+                <w:sz w:val="18"/>
+                <w:szCs w:val="18"/>
+                <w:lang w:val="en-US" w:eastAsia="es-SV"/>
+              </w:rPr>
+              <w:t>"2026-08-29T20:44:56.000000Z"</w:t>
+            </w:r>
+            <w:r>
+              <w:rPr>
+                <w:rFonts w:ascii="Courier New" w:eastAsia="Times New Roman" w:hAnsi="Courier New" w:cs="Courier New"/>
+                <w:color w:val="000000"/>
+                <w:sz w:val="18"/>
+                <w:szCs w:val="18"/>
+                <w:lang w:val="en-US" w:eastAsia="es-SV"/>
+              </w:rPr>
+              <w:t>,</w:t>
+            </w:r>
+          </w:p>
+          <w:p>
+            <w:pPr>
+              <w:shd w:val="clear" w:color="auto" w:fill="FFFFFE"/>
+              <w:spacing w:line="270" w:lineRule="atLeast"/>
+              <w:rPr>
+                <w:rFonts w:ascii="Courier New" w:eastAsia="Times New Roman" w:hAnsi="Courier New" w:cs="Courier New"/>
+                <w:color w:val="000000"/>
+                <w:sz w:val="18"/>
+                <w:szCs w:val="18"/>
+                <w:lang w:val="en-US" w:eastAsia="es-SV"/>
+              </w:rPr>
+            </w:pPr>
+            <w:r>
+              <w:rPr>
+                <w:rFonts w:ascii="Courier New" w:eastAsia="Times New Roman" w:hAnsi="Courier New" w:cs="Courier New"/>
+                <w:color w:val="000000"/>
+                <w:sz w:val="18"/>
+                <w:szCs w:val="18"/>
+                <w:lang w:val="en-US" w:eastAsia="es-SV"/>
+              </w:rPr>
+              <w:t>            </w:t>
+            </w:r>
+            <w:r>
+              <w:rPr>
+                <w:rFonts w:ascii="Courier New" w:eastAsia="Times New Roman" w:hAnsi="Courier New" w:cs="Courier New"/>
+                <w:color w:val="A31515"/>
+                <w:sz w:val="18"/>
+                <w:szCs w:val="18"/>
+                <w:lang w:val="en-US" w:eastAsia="es-SV"/>
+              </w:rPr>
+              <w:t>"updated_at"</w:t>
+            </w:r>
+            <w:r>
+              <w:rPr>
+                <w:rFonts w:ascii="Courier New" w:eastAsia="Times New Roman" w:hAnsi="Courier New" w:cs="Courier New"/>
+                <w:color w:val="000000"/>
+                <w:sz w:val="18"/>
+                <w:szCs w:val="18"/>
+                <w:lang w:val="en-US" w:eastAsia="es-SV"/>
+              </w:rPr>
+              <w:t>: </w:t>
+            </w:r>
+            <w:r>
+              <w:rPr>
+                <w:rFonts w:ascii="Courier New" w:eastAsia="Times New Roman" w:hAnsi="Courier New" w:cs="Courier New"/>
+                <w:color w:val="0451A5"/>
+                <w:sz w:val="18"/>
+                <w:szCs w:val="18"/>
+                <w:lang w:val="en-US" w:eastAsia="es-SV"/>
+              </w:rPr>
+              <w:t>"2026-08-29T20:44:56.000000Z"</w:t>
+            </w:r>
+          </w:p>
+          <w:p>
+            <w:pPr>
+              <w:shd w:val="clear" w:color="auto" w:fill="FFFFFE"/>
+              <w:spacing w:line="270" w:lineRule="atLeast"/>
+              <w:rPr>
+                <w:rFonts w:ascii="Courier New" w:eastAsia="Times New Roman" w:hAnsi="Courier New" w:cs="Courier New"/>
+                <w:color w:val="000000"/>
+                <w:sz w:val="18"/>
+                <w:szCs w:val="18"/>
+                <w:lang w:val="en-US" w:eastAsia="es-SV"/>
+              </w:rPr>
+            </w:pPr>
+            <w:r>
+              <w:rPr>
+                <w:rFonts w:ascii="Courier New" w:eastAsia="Times New Roman" w:hAnsi="Courier New" w:cs="Courier New"/>
+                <w:color w:val="000000"/>
+                <w:sz w:val="18"/>
+                <w:szCs w:val="18"/>
+                <w:lang w:val="en-US" w:eastAsia="es-SV"/>
+              </w:rPr>
+              <w:t>        },</w:t>
+            </w:r>
+          </w:p>
+          <w:p>
+            <w:pPr>
+              <w:shd w:val="clear" w:color="auto" w:fill="FFFFFE"/>
+              <w:spacing w:line="270" w:lineRule="atLeast"/>
+              <w:rPr>
+                <w:rFonts w:ascii="Courier New" w:eastAsia="Times New Roman" w:hAnsi="Courier New" w:cs="Courier New"/>
+                <w:color w:val="000000"/>
+                <w:sz w:val="18"/>
+                <w:szCs w:val="18"/>
+                <w:lang w:val="en-US" w:eastAsia="es-SV"/>
+              </w:rPr>
+            </w:pPr>
+            <w:r>
+              <w:rPr>
+                <w:rFonts w:ascii="Courier New" w:eastAsia="Times New Roman" w:hAnsi="Courier New" w:cs="Courier New"/>
+                <w:color w:val="000000"/>
+                <w:sz w:val="18"/>
+                <w:szCs w:val="18"/>
+                <w:lang w:val="en-US" w:eastAsia="es-SV"/>
+              </w:rPr>
+              <w:t>        {</w:t>
+            </w:r>
+          </w:p>
+          <w:p>
+            <w:pPr>
+              <w:shd w:val="clear" w:color="auto" w:fill="FFFFFE"/>
+              <w:spacing w:line="270" w:lineRule="atLeast"/>
+              <w:rPr>
+                <w:rFonts w:ascii="Courier New" w:eastAsia="Times New Roman" w:hAnsi="Courier New" w:cs="Courier New"/>
+                <w:color w:val="000000"/>
+                <w:sz w:val="18"/>
+                <w:szCs w:val="18"/>
+                <w:lang w:val="en-US" w:eastAsia="es-SV"/>
+              </w:rPr>
+            </w:pPr>
+            <w:r>
+              <w:rPr>
+                <w:rFonts w:ascii="Courier New" w:eastAsia="Times New Roman" w:hAnsi="Courier New" w:cs="Courier New"/>
+                <w:color w:val="000000"/>
+                <w:sz w:val="18"/>
+                <w:szCs w:val="18"/>
+                <w:lang w:val="en-US" w:eastAsia="es-SV"/>
+              </w:rPr>
+              <w:t>            </w:t>
+            </w:r>
+            <w:r>
+              <w:rPr>
+                <w:rFonts w:ascii="Courier New" w:eastAsia="Times New Roman" w:hAnsi="Courier New" w:cs="Courier New"/>
+                <w:color w:val="A31515"/>
+                <w:sz w:val="18"/>
+                <w:szCs w:val="18"/>
+                <w:lang w:val="en-US" w:eastAsia="es-SV"/>
+              </w:rPr>
+              <w:t>"id"</w:t>
+            </w:r>
+            <w:r>
+              <w:rPr>
+                <w:rFonts w:ascii="Courier New" w:eastAsia="Times New Roman" w:hAnsi="Courier New" w:cs="Courier New"/>
+                <w:color w:val="000000"/>
+                <w:sz w:val="18"/>
+                <w:szCs w:val="18"/>
+                <w:lang w:val="en-US" w:eastAsia="es-SV"/>
+              </w:rPr>
+              <w:t>: </w:t>
+            </w:r>
+            <w:r>
+              <w:rPr>
+                <w:rFonts w:ascii="Courier New" w:eastAsia="Times New Roman" w:hAnsi="Courier New" w:cs="Courier New"/>
+                <w:color w:val="098658"/>
+                <w:sz w:val="18"/>
+                <w:szCs w:val="18"/>
+                <w:lang w:val="en-US" w:eastAsia="es-SV"/>
+              </w:rPr>
+              <w:t>5</w:t>
+            </w:r>
+            <w:r>
+              <w:rPr>
+                <w:rFonts w:ascii="Courier New" w:eastAsia="Times New Roman" w:hAnsi="Courier New" w:cs="Courier New"/>
+                <w:color w:val="000000"/>
+                <w:sz w:val="18"/>
+                <w:szCs w:val="18"/>
+                <w:lang w:val="en-US" w:eastAsia="es-SV"/>
+              </w:rPr>
+              <w:t>,</w:t>
+            </w:r>
+          </w:p>
+          <w:p>
+            <w:pPr>
+              <w:shd w:val="clear" w:color="auto" w:fill="FFFFFE"/>
+              <w:spacing w:line="270" w:lineRule="atLeast"/>
+              <w:rPr>
+                <w:rFonts w:ascii="Courier New" w:eastAsia="Times New Roman" w:hAnsi="Courier New" w:cs="Courier New"/>
+                <w:color w:val="000000"/>
+                <w:sz w:val="18"/>
+                <w:szCs w:val="18"/>
+                <w:lang w:val="en-US" w:eastAsia="es-SV"/>
+              </w:rPr>
+            </w:pPr>
+            <w:r>
+              <w:rPr>
+                <w:rFonts w:ascii="Courier New" w:eastAsia="Times New Roman" w:hAnsi="Courier New" w:cs="Courier New"/>
+                <w:color w:val="000000"/>
+                <w:sz w:val="18"/>
+                <w:szCs w:val="18"/>
+                <w:lang w:val="en-US" w:eastAsia="es-SV"/>
+              </w:rPr>
+              <w:t>            </w:t>
+            </w:r>
+            <w:r>
+              <w:rPr>
+                <w:rFonts w:ascii="Courier New" w:eastAsia="Times New Roman" w:hAnsi="Courier New" w:cs="Courier New"/>
+                <w:color w:val="A31515"/>
+                <w:sz w:val="18"/>
+                <w:szCs w:val="18"/>
+                <w:lang w:val="en-US" w:eastAsia="es-SV"/>
+              </w:rPr>
+              <w:t>"tipo"</w:t>
+            </w:r>
+            <w:r>
+              <w:rPr>
+                <w:rFonts w:ascii="Courier New" w:eastAsia="Times New Roman" w:hAnsi="Courier New" w:cs="Courier New"/>
+                <w:color w:val="000000"/>
+                <w:sz w:val="18"/>
+                <w:szCs w:val="18"/>
+                <w:lang w:val="en-US" w:eastAsia="es-SV"/>
+              </w:rPr>
+              <w:t>: </w:t>
+            </w:r>
+            <w:r>
+              <w:rPr>
+                <w:rFonts w:ascii="Courier New" w:eastAsia="Times New Roman" w:hAnsi="Courier New" w:cs="Courier New"/>
+                <w:color w:val="0451A5"/>
+                <w:sz w:val="18"/>
+                <w:szCs w:val="18"/>
+                <w:lang w:val="en-US" w:eastAsia="es-SV"/>
+              </w:rPr>
+              <w:t>"Quod ipsum magni et illum est tempora."</w:t>
+            </w:r>
+            <w:r>
+              <w:rPr>
+                <w:rFonts w:ascii="Courier New" w:eastAsia="Times New Roman" w:hAnsi="Courier New" w:cs="Courier New"/>
+                <w:color w:val="000000"/>
+                <w:sz w:val="18"/>
+                <w:szCs w:val="18"/>
+                <w:lang w:val="en-US" w:eastAsia="es-SV"/>
+              </w:rPr>
+              <w:t>,</w:t>
+            </w:r>
+          </w:p>
+          <w:p>
+            <w:pPr>
+              <w:shd w:val="clear" w:color="auto" w:fill="FFFFFE"/>
+              <w:spacing w:line="270" w:lineRule="atLeast"/>
+              <w:rPr>
+                <w:rFonts w:ascii="Courier New" w:eastAsia="Times New Roman" w:hAnsi="Courier New" w:cs="Courier New"/>
+                <w:color w:val="000000"/>
+                <w:sz w:val="18"/>
+                <w:szCs w:val="18"/>
+                <w:lang w:eastAsia="es-SV"/>
+              </w:rPr>
+            </w:pPr>
+            <w:r>
+              <w:rPr>
+                <w:rFonts w:ascii="Courier New" w:eastAsia="Times New Roman" w:hAnsi="Courier New" w:cs="Courier New"/>
+                <w:color w:val="000000"/>
+                <w:sz w:val="18"/>
+                <w:szCs w:val="18"/>
+                <w:lang w:val="en-US" w:eastAsia="es-SV"/>
+              </w:rPr>
+              <w:t>            </w:t>
+            </w:r>
+            <w:r>
+              <w:rPr>
+                <w:rFonts w:ascii="Courier New" w:eastAsia="Times New Roman" w:hAnsi="Courier New" w:cs="Courier New"/>
+                <w:color w:val="A31515"/>
+                <w:sz w:val="18"/>
+                <w:szCs w:val="18"/>
+                <w:lang w:eastAsia="es-SV"/>
+              </w:rPr>
+              <w:t>"nombre"</w:t>
+            </w:r>
+            <w:r>
+              <w:rPr>
+                <w:rFonts w:ascii="Courier New" w:eastAsia="Times New Roman" w:hAnsi="Courier New" w:cs="Courier New"/>
+                <w:color w:val="000000"/>
+                <w:sz w:val="18"/>
+                <w:szCs w:val="18"/>
+                <w:lang w:eastAsia="es-SV"/>
+              </w:rPr>
+              <w:t>: </w:t>
+            </w:r>
+            <w:r>
+              <w:rPr>
+                <w:rFonts w:ascii="Courier New" w:eastAsia="Times New Roman" w:hAnsi="Courier New" w:cs="Courier New"/>
+                <w:color w:val="0451A5"/>
+                <w:sz w:val="18"/>
+                <w:szCs w:val="18"/>
+                <w:lang w:eastAsia="es-SV"/>
+              </w:rPr>
+              <w:t>"Nemo accusamus rerum dolorem reiciendis."</w:t>
+            </w:r>
+            <w:r>
+              <w:rPr>
+                <w:rFonts w:ascii="Courier New" w:eastAsia="Times New Roman" w:hAnsi="Courier New" w:cs="Courier New"/>
+                <w:color w:val="000000"/>
+                <w:sz w:val="18"/>
+                <w:szCs w:val="18"/>
+                <w:lang w:eastAsia="es-SV"/>
+              </w:rPr>
+              <w:t>,</w:t>
+            </w:r>
+          </w:p>
+          <w:p>
+            <w:pPr>
+              <w:shd w:val="clear" w:color="auto" w:fill="FFFFFE"/>
+              <w:spacing w:line="270" w:lineRule="atLeast"/>
+              <w:rPr>
+                <w:rFonts w:ascii="Courier New" w:eastAsia="Times New Roman" w:hAnsi="Courier New" w:cs="Courier New"/>
+                <w:color w:val="000000"/>
+                <w:sz w:val="18"/>
+                <w:szCs w:val="18"/>
+                <w:lang w:val="en-US" w:eastAsia="es-SV"/>
+              </w:rPr>
+            </w:pPr>
+            <w:r>
+              <w:rPr>
+                <w:rFonts w:ascii="Courier New" w:eastAsia="Times New Roman" w:hAnsi="Courier New" w:cs="Courier New"/>
+                <w:color w:val="000000"/>
+                <w:sz w:val="18"/>
+                <w:szCs w:val="18"/>
+                <w:lang w:eastAsia="es-SV"/>
+              </w:rPr>
+              <w:t>            </w:t>
+            </w:r>
+            <w:r>
+              <w:rPr>
+                <w:rFonts w:ascii="Courier New" w:eastAsia="Times New Roman" w:hAnsi="Courier New" w:cs="Courier New"/>
+                <w:color w:val="A31515"/>
+                <w:sz w:val="18"/>
+                <w:szCs w:val="18"/>
+                <w:lang w:val="en-US" w:eastAsia="es-SV"/>
+              </w:rPr>
+              <w:t>"precio"</w:t>
+            </w:r>
+            <w:r>
+              <w:rPr>
+                <w:rFonts w:ascii="Courier New" w:eastAsia="Times New Roman" w:hAnsi="Courier New" w:cs="Courier New"/>
+                <w:color w:val="000000"/>
+                <w:sz w:val="18"/>
+                <w:szCs w:val="18"/>
+                <w:lang w:val="en-US" w:eastAsia="es-SV"/>
+              </w:rPr>
+              <w:t>: </w:t>
+            </w:r>
+            <w:r>
+              <w:rPr>
+                <w:rFonts w:ascii="Courier New" w:eastAsia="Times New Roman" w:hAnsi="Courier New" w:cs="Courier New"/>
+                <w:color w:val="0451A5"/>
+                <w:sz w:val="18"/>
+                <w:szCs w:val="18"/>
+                <w:lang w:val="en-US" w:eastAsia="es-SV"/>
+              </w:rPr>
+              <w:t>"100.15"</w:t>
+            </w:r>
+            <w:r>
+              <w:rPr>
+                <w:rFonts w:ascii="Courier New" w:eastAsia="Times New Roman" w:hAnsi="Courier New" w:cs="Courier New"/>
+                <w:color w:val="000000"/>
+                <w:sz w:val="18"/>
+                <w:szCs w:val="18"/>
+                <w:lang w:val="en-US" w:eastAsia="es-SV"/>
+              </w:rPr>
+              <w:t>,</w:t>
+            </w:r>
+          </w:p>
+          <w:p>
+            <w:pPr>
+              <w:shd w:val="clear" w:color="auto" w:fill="FFFFFE"/>
+              <w:spacing w:line="270" w:lineRule="atLeast"/>
+              <w:rPr>
+                <w:rFonts w:ascii="Courier New" w:eastAsia="Times New Roman" w:hAnsi="Courier New" w:cs="Courier New"/>
+                <w:color w:val="000000"/>
+                <w:sz w:val="18"/>
+                <w:szCs w:val="18"/>
+                <w:lang w:val="en-US" w:eastAsia="es-SV"/>
+              </w:rPr>
+            </w:pPr>
+            <w:r>
+              <w:rPr>
+                <w:rFonts w:ascii="Courier New" w:eastAsia="Times New Roman" w:hAnsi="Courier New" w:cs="Courier New"/>
+                <w:color w:val="000000"/>
+                <w:sz w:val="18"/>
+                <w:szCs w:val="18"/>
+                <w:lang w:val="en-US" w:eastAsia="es-SV"/>
+              </w:rPr>
+              <w:t>            </w:t>
+            </w:r>
+            <w:r>
+              <w:rPr>
+                <w:rFonts w:ascii="Courier New" w:eastAsia="Times New Roman" w:hAnsi="Courier New" w:cs="Courier New"/>
+                <w:color w:val="A31515"/>
+                <w:sz w:val="18"/>
+                <w:szCs w:val="18"/>
+                <w:lang w:val="en-US" w:eastAsia="es-SV"/>
+              </w:rPr>
+              <w:t>"deleted_at"</w:t>
+            </w:r>
+            <w:r>
+              <w:rPr>
+                <w:rFonts w:ascii="Courier New" w:eastAsia="Times New Roman" w:hAnsi="Courier New" w:cs="Courier New"/>
+                <w:color w:val="000000"/>
+                <w:sz w:val="18"/>
+                <w:szCs w:val="18"/>
+                <w:lang w:val="en-US" w:eastAsia="es-SV"/>
+              </w:rPr>
+              <w:t>: </w:t>
+            </w:r>
+            <w:r>
+              <w:rPr>
+                <w:rFonts w:ascii="Courier New" w:eastAsia="Times New Roman" w:hAnsi="Courier New" w:cs="Courier New"/>
+                <w:b/>
+                <w:bCs/>
+                <w:color w:val="0451A5"/>
+                <w:sz w:val="18"/>
+                <w:szCs w:val="18"/>
+                <w:lang w:val="en-US" w:eastAsia="es-SV"/>
+              </w:rPr>
+              <w:t>null</w:t>
+            </w:r>
+            <w:r>
+              <w:rPr>
+                <w:rFonts w:ascii="Courier New" w:eastAsia="Times New Roman" w:hAnsi="Courier New" w:cs="Courier New"/>
+                <w:color w:val="000000"/>
+                <w:sz w:val="18"/>
+                <w:szCs w:val="18"/>
+                <w:lang w:val="en-US" w:eastAsia="es-SV"/>
+              </w:rPr>
+              <w:t>,</w:t>
+            </w:r>
+          </w:p>
+          <w:p>
+            <w:pPr>
+              <w:shd w:val="clear" w:color="auto" w:fill="FFFFFE"/>
+              <w:spacing w:line="270" w:lineRule="atLeast"/>
+              <w:rPr>
+                <w:rFonts w:ascii="Courier New" w:eastAsia="Times New Roman" w:hAnsi="Courier New" w:cs="Courier New"/>
+                <w:color w:val="000000"/>
+                <w:sz w:val="18"/>
+                <w:szCs w:val="18"/>
+                <w:lang w:val="en-US" w:eastAsia="es-SV"/>
+              </w:rPr>
+            </w:pPr>
+            <w:r>
+              <w:rPr>
+                <w:rFonts w:ascii="Courier New" w:eastAsia="Times New Roman" w:hAnsi="Courier New" w:cs="Courier New"/>
+                <w:color w:val="000000"/>
+                <w:sz w:val="18"/>
+                <w:szCs w:val="18"/>
+                <w:lang w:val="en-US" w:eastAsia="es-SV"/>
+              </w:rPr>
+              <w:t>            </w:t>
+            </w:r>
+            <w:r>
+              <w:rPr>
+                <w:rFonts w:ascii="Courier New" w:eastAsia="Times New Roman" w:hAnsi="Courier New" w:cs="Courier New"/>
+                <w:color w:val="A31515"/>
+                <w:sz w:val="18"/>
+                <w:szCs w:val="18"/>
+                <w:lang w:val="en-US" w:eastAsia="es-SV"/>
+              </w:rPr>
+              <w:t>"created_at"</w:t>
+            </w:r>
+            <w:r>
+              <w:rPr>
+                <w:rFonts w:ascii="Courier New" w:eastAsia="Times New Roman" w:hAnsi="Courier New" w:cs="Courier New"/>
+                <w:color w:val="000000"/>
+                <w:sz w:val="18"/>
+                <w:szCs w:val="18"/>
+                <w:lang w:val="en-US" w:eastAsia="es-SV"/>
+              </w:rPr>
+              <w:t>: </w:t>
+            </w:r>
+            <w:r>
+              <w:rPr>
+                <w:rFonts w:ascii="Courier New" w:eastAsia="Times New Roman" w:hAnsi="Courier New" w:cs="Courier New"/>
+                <w:color w:val="0451A5"/>
+                <w:sz w:val="18"/>
+                <w:szCs w:val="18"/>
+                <w:lang w:val="en-US" w:eastAsia="es-SV"/>
+              </w:rPr>
+              <w:t>"2026-08-29T20:44:56.000000Z"</w:t>
+            </w:r>
+            <w:r>
+              <w:rPr>
+                <w:rFonts w:ascii="Courier New" w:eastAsia="Times New Roman" w:hAnsi="Courier New" w:cs="Courier New"/>
+                <w:color w:val="000000"/>
+                <w:sz w:val="18"/>
+                <w:szCs w:val="18"/>
+                <w:lang w:val="en-US" w:eastAsia="es-SV"/>
+              </w:rPr>
+              <w:t>,</w:t>
+            </w:r>
+          </w:p>
+          <w:p>
+            <w:pPr>
+              <w:shd w:val="clear" w:color="auto" w:fill="FFFFFE"/>
+              <w:spacing w:line="270" w:lineRule="atLeast"/>
+              <w:rPr>
+                <w:rFonts w:ascii="Courier New" w:eastAsia="Times New Roman" w:hAnsi="Courier New" w:cs="Courier New"/>
+                <w:color w:val="000000"/>
+                <w:sz w:val="18"/>
+                <w:szCs w:val="18"/>
+                <w:lang w:eastAsia="es-SV"/>
+              </w:rPr>
+            </w:pPr>
+            <w:r>
+              <w:rPr>
+                <w:rFonts w:ascii="Courier New" w:eastAsia="Times New Roman" w:hAnsi="Courier New" w:cs="Courier New"/>
+                <w:color w:val="000000"/>
+                <w:sz w:val="18"/>
+                <w:szCs w:val="18"/>
+                <w:lang w:val="en-US" w:eastAsia="es-SV"/>
+              </w:rPr>
+              <w:t>            </w:t>
+            </w:r>
+            <w:r>
+              <w:rPr>
+                <w:rFonts w:ascii="Courier New" w:eastAsia="Times New Roman" w:hAnsi="Courier New" w:cs="Courier New"/>
+                <w:color w:val="A31515"/>
+                <w:sz w:val="18"/>
+                <w:szCs w:val="18"/>
+                <w:lang w:eastAsia="es-SV"/>
+              </w:rPr>
+              <w:t>"updated_at"</w:t>
+            </w:r>
+            <w:r>
+              <w:rPr>
+                <w:rFonts w:ascii="Courier New" w:eastAsia="Times New Roman" w:hAnsi="Courier New" w:cs="Courier New"/>
+                <w:color w:val="000000"/>
+                <w:sz w:val="18"/>
+                <w:szCs w:val="18"/>
+                <w:lang w:eastAsia="es-SV"/>
+              </w:rPr>
+              <w:t>: </w:t>
+            </w:r>
+            <w:r>
+              <w:rPr>
+                <w:rFonts w:ascii="Courier New" w:eastAsia="Times New Roman" w:hAnsi="Courier New" w:cs="Courier New"/>
+                <w:color w:val="0451A5"/>
+                <w:sz w:val="18"/>
+                <w:szCs w:val="18"/>
+                <w:lang w:eastAsia="es-SV"/>
+              </w:rPr>
+              <w:t>"2026-08-29T20:44:56.000000Z"</w:t>
+            </w:r>
+          </w:p>
+          <w:p>
+            <w:pPr>
+              <w:shd w:val="clear" w:color="auto" w:fill="FFFFFE"/>
+              <w:spacing w:line="270" w:lineRule="atLeast"/>
+              <w:rPr>
+                <w:rFonts w:ascii="Courier New" w:eastAsia="Times New Roman" w:hAnsi="Courier New" w:cs="Courier New"/>
+                <w:color w:val="000000"/>
+                <w:sz w:val="18"/>
+                <w:szCs w:val="18"/>
+                <w:lang w:eastAsia="es-SV"/>
+              </w:rPr>
+            </w:pPr>
+            <w:r>
+              <w:rPr>
+                <w:rFonts w:ascii="Courier New" w:eastAsia="Times New Roman" w:hAnsi="Courier New" w:cs="Courier New"/>
+                <w:color w:val="000000"/>
+                <w:sz w:val="18"/>
+                <w:szCs w:val="18"/>
+                <w:lang w:eastAsia="es-SV"/>
+              </w:rPr>
+              <w:t>        }</w:t>
+            </w:r>
+          </w:p>
+          <w:p>
+            <w:pPr>
+              <w:shd w:val="clear" w:color="auto" w:fill="FFFFFE"/>
+              <w:spacing w:line="270" w:lineRule="atLeast"/>
+              <w:rPr>
+                <w:rFonts w:ascii="Courier New" w:eastAsia="Times New Roman" w:hAnsi="Courier New" w:cs="Courier New"/>
+                <w:color w:val="000000"/>
+                <w:sz w:val="18"/>
+                <w:szCs w:val="18"/>
+                <w:lang w:eastAsia="es-SV"/>
+              </w:rPr>
+            </w:pPr>
+            <w:r>
+              <w:rPr>
+                <w:rFonts w:ascii="Courier New" w:eastAsia="Times New Roman" w:hAnsi="Courier New" w:cs="Courier New"/>
+                <w:color w:val="000000"/>
+                <w:sz w:val="18"/>
+                <w:szCs w:val="18"/>
+                <w:lang w:eastAsia="es-SV"/>
+              </w:rPr>
+              <w:t>    ]</w:t>
+            </w:r>
+          </w:p>
+          <w:p>
+            <w:pPr>
+              <w:shd w:val="clear" w:color="auto" w:fill="FFFFFE"/>
+              <w:spacing w:line="270" w:lineRule="atLeast"/>
+              <w:rPr>
+                <w:rFonts w:ascii="Courier New" w:eastAsia="Times New Roman" w:hAnsi="Courier New" w:cs="Courier New"/>
+                <w:color w:val="000000"/>
+                <w:sz w:val="18"/>
+                <w:szCs w:val="18"/>
+                <w:lang w:eastAsia="es-SV"/>
+              </w:rPr>
+            </w:pPr>
+            <w:r>
+              <w:rPr>
+                <w:rFonts w:ascii="Courier New" w:eastAsia="Times New Roman" w:hAnsi="Courier New" w:cs="Courier New"/>
+                <w:color w:val="000000"/>
+                <w:sz w:val="18"/>
+                <w:szCs w:val="18"/>
+                <w:lang w:eastAsia="es-SV"/>
+              </w:rPr>
+              <w:t>}</w:t>
+            </w:r>
+          </w:p>
+        </w:tc>
+      </w:tr>
+    </w:tbl>
+    <w:p>
+      <w:pPr>
+        <w:pStyle w:val="Prrafodelista"/>
+      </w:pPr>
+    </w:p>
     <w:sectPr>
       <w:pgSz w:w="12240" w:h="15840"/>
       <w:pgMar w:top="1417" w:right="1701" w:bottom="1417" w:left="1701" w:header="708" w:footer="708" w:gutter="0"/>
@@ -2136,6 +10278,36 @@
       <w:spacing w:val="5"/>
     </w:rPr>
   </w:style>
+  <w:style w:type="table" w:styleId="Tablaconcuadrcula">
+    <w:name w:val="Table Grid"/>
+    <w:basedOn w:val="Tablanormal"/>
+    <w:uiPriority w:val="39"/>
+    <w:rsid w:val="00D60DF2"/>
+    <w:pPr>
+      <w:spacing w:after="0" w:line="240" w:lineRule="auto"/>
+    </w:pPr>
+    <w:tblPr>
+      <w:tblBorders>
+        <w:top w:val="single" w:sz="4" w:space="0" w:color="auto"/>
+        <w:left w:val="single" w:sz="4" w:space="0" w:color="auto"/>
+        <w:bottom w:val="single" w:sz="4" w:space="0" w:color="auto"/>
+        <w:right w:val="single" w:sz="4" w:space="0" w:color="auto"/>
+        <w:insideH w:val="single" w:sz="4" w:space="0" w:color="auto"/>
+        <w:insideV w:val="single" w:sz="4" w:space="0" w:color="auto"/>
+      </w:tblBorders>
+    </w:tblPr>
+  </w:style>
+  <w:style w:type="character" w:styleId="Hipervnculo">
+    <w:name w:val="Hyperlink"/>
+    <w:basedOn w:val="Fuentedeprrafopredeter"/>
+    <w:uiPriority w:val="99"/>
+    <w:unhideWhenUsed/>
+    <w:rsid w:val="00D60DF2"/>
+    <w:rPr>
+      <w:color w:val="467886" w:themeColor="hyperlink"/>
+      <w:u w:val="single"/>
+    </w:rPr>
+  </w:style>
 </w:styles>
 </file>
 
